--- a/resources/resume.docx
+++ b/resources/resume.docx
@@ -422,9 +422,9 @@
           <w:szCs w:val="22"/>
           <w:highlight w:val="none"/>
         </w:rPr>
-        <w:t xml:space="preserve">Fast Enterprises (Incoming)</w:t>
+        <w:t xml:space="preserve">Fast Enterprises</w:t>
         <w:tab/>
-        <w:t xml:space="preserve">June 2026</w:t>
+        <w:t xml:space="preserve">June 2026 </w:t>
       </w:r>
       <w:r>
         <w:rPr>
@@ -438,7 +438,6 @@
           <w:szCs w:val="22"/>
           <w:highlight w:val="none"/>
         </w:rPr>
-        <w:t xml:space="preserve"> </w:t>
       </w:r>
       <w:r>
         <w:rPr>
@@ -451,19 +450,22 @@
           <w:sz w:val="22"/>
           <w:szCs w:val="22"/>
         </w:rPr>
-        <w:t xml:space="preserve">– Present</w:t>
+        <w:t xml:space="preserve">–</w:t>
       </w:r>
+      <w:r/>
       <w:r>
         <w:rPr>
           <w:rFonts w:ascii="Times New Roman" w:hAnsi="Times New Roman" w:eastAsia="Times New Roman" w:cs="Times New Roman"/>
           <w:b/>
-          <w:bCs w:val="0"/>
+          <w:bCs/>
           <w:i w:val="0"/>
+          <w:iCs w:val="0"/>
           <w:color w:val="000000" w:themeColor="text1"/>
           <w:sz w:val="22"/>
           <w:szCs w:val="22"/>
           <w:highlight w:val="none"/>
         </w:rPr>
+        <w:t xml:space="preserve"> Present</w:t>
       </w:r>
       <w:r>
         <w:rPr>
@@ -516,6 +518,7 @@
           <w:highlight w:val="none"/>
         </w:rPr>
         <w:t xml:space="preserve">Tech Team</w:t>
+        <w:tab/>
       </w:r>
       <w:r>
         <w:rPr>
@@ -523,20 +526,21 @@
           <w:b w:val="0"/>
           <w:bCs w:val="0"/>
           <w:i w:val="0"/>
+          <w:iCs w:val="0"/>
           <w:color w:val="000000" w:themeColor="text1"/>
           <w:sz w:val="22"/>
           <w:szCs w:val="22"/>
           <w:highlight w:val="none"/>
         </w:rPr>
-        <w:tab/>
-        <w:t xml:space="preserve">Various Locations</w:t>
+        <w:t xml:space="preserve">United States</w:t>
       </w:r>
       <w:r>
         <w:rPr>
           <w:rFonts w:ascii="Times New Roman" w:hAnsi="Times New Roman" w:eastAsia="Times New Roman" w:cs="Times New Roman"/>
-          <w:b w:val="0"/>
-          <w:bCs w:val="0"/>
+          <w:b/>
+          <w:bCs/>
           <w:i w:val="0"/>
+          <w:iCs w:val="0"/>
           <w:color w:val="000000" w:themeColor="text1"/>
           <w:sz w:val="22"/>
           <w:szCs w:val="22"/>
@@ -822,6 +826,18 @@
           <w:highlight w:val="none"/>
         </w:rPr>
       </w:r>
+      <w:r>
+        <w:rPr>
+          <w:rFonts w:ascii="Times New Roman" w:hAnsi="Times New Roman" w:eastAsia="Times New Roman" w:cs="Times New Roman"/>
+          <w:b w:val="0"/>
+          <w:bCs w:val="0"/>
+          <w:i w:val="0"/>
+          <w:color w:val="000000" w:themeColor="text1"/>
+          <w:sz w:val="22"/>
+          <w:szCs w:val="22"/>
+          <w:highlight w:val="none"/>
+        </w:rPr>
+      </w:r>
     </w:p>
     <w:p>
       <w:pPr>
@@ -957,6 +973,7 @@
           <w:szCs w:val="22"/>
           <w:highlight w:val="none"/>
         </w:rPr>
+        <w:t xml:space="preserve">.</w:t>
       </w:r>
       <w:r>
         <w:rPr>
@@ -969,7 +986,6 @@
           <w:szCs w:val="22"/>
           <w:highlight w:val="none"/>
         </w:rPr>
-        <w:t xml:space="preserve">.</w:t>
       </w:r>
       <w:r>
         <w:rPr>
@@ -1064,6 +1080,18 @@
           <w:highlight w:val="none"/>
         </w:rPr>
       </w:r>
+      <w:r>
+        <w:rPr>
+          <w:rFonts w:ascii="Times New Roman" w:hAnsi="Times New Roman" w:eastAsia="Times New Roman" w:cs="Times New Roman"/>
+          <w:b w:val="0"/>
+          <w:bCs w:val="0"/>
+          <w:i w:val="0"/>
+          <w:color w:val="000000" w:themeColor="text1"/>
+          <w:sz w:val="22"/>
+          <w:szCs w:val="22"/>
+          <w:highlight w:val="none"/>
+        </w:rPr>
+      </w:r>
     </w:p>
     <w:p>
       <w:pPr>
@@ -1131,6 +1159,18 @@
           <w:highlight w:val="none"/>
         </w:rPr>
         <w:t xml:space="preserve">.</w:t>
+      </w:r>
+      <w:r>
+        <w:rPr>
+          <w:rFonts w:ascii="Times New Roman" w:hAnsi="Times New Roman" w:eastAsia="Times New Roman" w:cs="Times New Roman"/>
+          <w:b w:val="0"/>
+          <w:bCs w:val="0"/>
+          <w:i w:val="0"/>
+          <w:color w:val="000000" w:themeColor="text1"/>
+          <w:sz w:val="22"/>
+          <w:szCs w:val="22"/>
+          <w:highlight w:val="none"/>
+        </w:rPr>
       </w:r>
       <w:r>
         <w:rPr>
@@ -2367,7 +2407,7 @@
           <w:szCs w:val="22"/>
           <w:u w:val="none"/>
         </w:rPr>
-        <w:t xml:space="preserve">A collection of AWK scripts for parsing the Enron email corpus (1.3 GB of unstructured text).</w:t>
+        <w:t xml:space="preserve">AWK scripts for parsing the Enron email corpus (1.3 GB of unstructured text)</w:t>
         <w:tab/>
       </w:r>
       <w:r>
@@ -2459,7 +2499,7 @@
           <w:szCs w:val="22"/>
           <w:highlight w:val="none"/>
         </w:rPr>
-        <w:t xml:space="preserve">Harnesses the power of regex and associative arrays in AWK to efficiently process over 600,000 emails.</w:t>
+        <w:t xml:space="preserve">Optimized text processing in AWK using regex and associative arrays to parse 600,000 emails in 8 seconds.</w:t>
       </w:r>
       <w:r>
         <w:rPr>
@@ -3302,7 +3342,7 @@
           <w:szCs w:val="22"/>
         </w:rPr>
         <w:tab/>
-        <w:t xml:space="preserve">Expected May 2026</w:t>
+        <w:t xml:space="preserve">May 2026</w:t>
       </w:r>
       <w:r>
         <w:rPr>
@@ -3335,7 +3375,7 @@
         <w:tabs>
           <w:tab w:val="right" w:leader="none" w:pos="12240"/>
         </w:tabs>
-        <w:spacing w:after="0" w:before="0" w:line="240" w:lineRule="auto"/>
+        <w:spacing w:after="0" w:before="0" w:line="360" w:lineRule="auto"/>
         <w:ind/>
         <w:contextualSpacing w:val="false"/>
         <w:jc w:val="left"/>
@@ -3409,153 +3449,6 @@
     </w:p>
     <w:p>
       <w:pPr>
-        <w:pStyle w:val="1009"/>
-        <w:keepNext w:val="false"/>
-        <w:keepLines w:val="true"/>
-        <w:numPr>
-          <w:ilvl w:val="0"/>
-          <w:numId w:val="56"/>
-        </w:numPr>
-        <w:suppressLineNumbers w:val="false"/>
-        <w:pBdr/>
-        <w:tabs>
-          <w:tab w:val="right" w:leader="none" w:pos="12240"/>
-        </w:tabs>
-        <w:spacing w:after="0" w:before="0" w:line="240" w:lineRule="auto"/>
-        <w:ind/>
-        <w:contextualSpacing w:val="false"/>
-        <w:jc w:val="left"/>
-        <w:rPr>
-          <w:rFonts w:ascii="Times New Roman" w:hAnsi="Times New Roman" w:cs="Times New Roman"/>
-          <w:color w:val="000000" w:themeColor="text1"/>
-          <w:sz w:val="22"/>
-          <w:szCs w:val="22"/>
-        </w:rPr>
-      </w:pPr>
-      <w:r>
-        <w:rPr>
-          <w:rFonts w:ascii="Times New Roman" w:hAnsi="Times New Roman" w:eastAsia="Times New Roman" w:cs="Times New Roman"/>
-          <w:b/>
-          <w:bCs/>
-          <w:i w:val="0"/>
-          <w:iCs w:val="0"/>
-          <w:color w:val="000000" w:themeColor="text1"/>
-          <w:sz w:val="22"/>
-          <w:szCs w:val="22"/>
-        </w:rPr>
-        <w:t xml:space="preserve">Relevant Coursework: </w:t>
-      </w:r>
-      <w:r>
-        <w:rPr>
-          <w:rFonts w:ascii="Times New Roman" w:hAnsi="Times New Roman" w:eastAsia="Times New Roman" w:cs="Times New Roman"/>
-          <w:b w:val="0"/>
-          <w:bCs w:val="0"/>
-          <w:i w:val="0"/>
-          <w:iCs w:val="0"/>
-          <w:color w:val="000000" w:themeColor="text1"/>
-          <w:sz w:val="22"/>
-          <w:szCs w:val="22"/>
-        </w:rPr>
-        <w:t xml:space="preserve">Databases, Systems</w:t>
-      </w:r>
-      <w:r>
-        <w:rPr>
-          <w:rFonts w:ascii="Times New Roman" w:hAnsi="Times New Roman" w:eastAsia="Times New Roman" w:cs="Times New Roman"/>
-          <w:b w:val="0"/>
-          <w:bCs w:val="0"/>
-          <w:i w:val="0"/>
-          <w:iCs w:val="0"/>
-          <w:color w:val="000000" w:themeColor="text1"/>
-          <w:sz w:val="22"/>
-          <w:szCs w:val="22"/>
-        </w:rPr>
-        <w:t xml:space="preserve">, Data Structures &amp; Algorithms, Software Development</w:t>
-      </w:r>
-      <w:r>
-        <w:rPr>
-          <w:rFonts w:ascii="Times New Roman" w:hAnsi="Times New Roman" w:cs="Times New Roman"/>
-          <w:color w:val="000000" w:themeColor="text1"/>
-          <w:sz w:val="22"/>
-          <w:szCs w:val="22"/>
-        </w:rPr>
-      </w:r>
-      <w:r>
-        <w:rPr>
-          <w:rFonts w:ascii="Times New Roman" w:hAnsi="Times New Roman" w:cs="Times New Roman"/>
-          <w:color w:val="000000" w:themeColor="text1"/>
-          <w:sz w:val="22"/>
-          <w:szCs w:val="22"/>
-        </w:rPr>
-      </w:r>
-    </w:p>
-    <w:p>
-      <w:pPr>
-        <w:pStyle w:val="1009"/>
-        <w:keepNext w:val="false"/>
-        <w:keepLines w:val="true"/>
-        <w:numPr>
-          <w:ilvl w:val="0"/>
-          <w:numId w:val="56"/>
-        </w:numPr>
-        <w:suppressLineNumbers w:val="false"/>
-        <w:pBdr/>
-        <w:tabs>
-          <w:tab w:val="right" w:leader="none" w:pos="12240"/>
-        </w:tabs>
-        <w:spacing w:after="0" w:before="0" w:line="360" w:lineRule="auto"/>
-        <w:ind/>
-        <w:contextualSpacing w:val="false"/>
-        <w:jc w:val="left"/>
-        <w:rPr>
-          <w:rFonts w:ascii="Times New Roman" w:hAnsi="Times New Roman" w:cs="Times New Roman"/>
-          <w:color w:val="000000" w:themeColor="text1"/>
-          <w:sz w:val="22"/>
-          <w:szCs w:val="22"/>
-        </w:rPr>
-      </w:pPr>
-      <w:r>
-        <w:rPr>
-          <w:rFonts w:ascii="Times New Roman" w:hAnsi="Times New Roman" w:cs="Times New Roman"/>
-          <w:b/>
-          <w:bCs/>
-          <w:color w:val="000000" w:themeColor="text1"/>
-          <w:sz w:val="22"/>
-          <w:szCs w:val="22"/>
-          <w:highlight w:val="none"/>
-        </w:rPr>
-        <w:t xml:space="preserve">Organizations:</w:t>
-      </w:r>
-      <w:r>
-        <w:rPr>
-          <w:rFonts w:ascii="Times New Roman" w:hAnsi="Times New Roman" w:cs="Times New Roman"/>
-          <w:b w:val="0"/>
-          <w:bCs w:val="0"/>
-          <w:color w:val="000000" w:themeColor="text1"/>
-          <w:sz w:val="22"/>
-          <w:szCs w:val="22"/>
-          <w:highlight w:val="none"/>
-        </w:rPr>
-        <w:t xml:space="preserve"> Unix User Group (Secretary, Treasurer, and Executive Board Member)</w:t>
-      </w:r>
-      <w:r>
-        <w:rPr>
-          <w:rFonts w:ascii="Times New Roman" w:hAnsi="Times New Roman" w:cs="Times New Roman"/>
-          <w:color w:val="000000" w:themeColor="text1"/>
-          <w:sz w:val="22"/>
-          <w:szCs w:val="22"/>
-        </w:rPr>
-      </w:r>
-      <w:r>
-        <w:rPr>
-          <w:rFonts w:ascii="Times New Roman" w:hAnsi="Times New Roman" w:cs="Times New Roman"/>
-          <w:color w:val="000000" w:themeColor="text1"/>
-          <w:sz w:val="22"/>
-          <w:szCs w:val="22"/>
-        </w:rPr>
-      </w:r>
-    </w:p>
-    <w:p>
-      <w:pPr>
         <w:pStyle w:val="1013"/>
         <w:keepNext w:val="false"/>
         <w:keepLines w:val="true"/>
@@ -3615,18 +3508,16 @@
     <w:p>
       <w:pPr>
         <w:pStyle w:val="1009"/>
-        <w:keepNext w:val="false"/>
-        <w:keepLines w:val="true"/>
-        <w:suppressLineNumbers w:val="false"/>
-        <w:pBdr/>
-        <w:tabs>
-          <w:tab w:val="right" w:leader="none" w:pos="12240"/>
-        </w:tabs>
-        <w:spacing w:after="0" w:before="0" w:line="240" w:lineRule="auto"/>
-        <w:ind w:firstLine="0" w:left="0"/>
-        <w:contextualSpacing w:val="false"/>
+        <w:pBdr/>
+        <w:spacing w:after="0" w:line="240" w:lineRule="auto"/>
+        <w:ind/>
         <w:jc w:val="left"/>
-        <w:rPr/>
+        <w:rPr>
+          <w:b w:val="0"/>
+          <w:bCs w:val="0"/>
+          <w:sz w:val="22"/>
+          <w:szCs w:val="22"/>
+        </w:rPr>
       </w:pPr>
       <w:r>
         <w:rPr>
@@ -3638,19 +3529,7 @@
           <w:szCs w:val="22"/>
           <w:highlight w:val="none"/>
         </w:rPr>
-        <w:t xml:space="preserve">Programming &amp; Scripting</w:t>
-      </w:r>
-      <w:r>
-        <w:rPr>
-          <w:rFonts w:ascii="Times New Roman" w:hAnsi="Times New Roman" w:eastAsia="Times New Roman" w:cs="Times New Roman"/>
-          <w:b/>
-          <w:bCs/>
-          <w:color w:val="000000" w:themeColor="text1"/>
-          <w:sz w:val="22"/>
-          <w:szCs w:val="22"/>
-          <w:highlight w:val="none"/>
-        </w:rPr>
-        <w:t xml:space="preserve">:</w:t>
+        <w:t xml:space="preserve">Programming &amp; Scripting:</w:t>
       </w:r>
       <w:r>
         <w:rPr>
@@ -3662,47 +3541,38 @@
           <w:szCs w:val="22"/>
           <w:highlight w:val="none"/>
         </w:rPr>
-        <w:t xml:space="preserve"> Python, Java, C#, C, PowerShell, Bash, AWK, Git, Vim, Rust, Ruby, Haskell </w:t>
+        <w:t xml:space="preserve"> Python, Java, C, C#, Rust, Haskell, Ruby, SQL</w:t>
       </w:r>
       <w:r>
         <w:rPr>
-          <w:rFonts w:ascii="Times New Roman" w:hAnsi="Times New Roman" w:eastAsia="Times New Roman" w:cs="Times New Roman"/>
           <w:b w:val="0"/>
           <w:bCs w:val="0"/>
-          <w:color w:val="000000" w:themeColor="text1"/>
           <w:sz w:val="22"/>
           <w:szCs w:val="22"/>
-          <w:highlight w:val="none"/>
         </w:rPr>
       </w:r>
-      <w:r/>
       <w:r>
         <w:rPr>
-          <w:rFonts w:ascii="Times New Roman" w:hAnsi="Times New Roman" w:eastAsia="Times New Roman" w:cs="Times New Roman"/>
           <w:b w:val="0"/>
           <w:bCs w:val="0"/>
-          <w:color w:val="000000" w:themeColor="text1"/>
           <w:sz w:val="22"/>
           <w:szCs w:val="22"/>
-          <w:highlight w:val="none"/>
         </w:rPr>
       </w:r>
     </w:p>
     <w:p>
       <w:pPr>
         <w:pStyle w:val="1009"/>
-        <w:keepNext w:val="false"/>
-        <w:keepLines w:val="true"/>
-        <w:suppressLineNumbers w:val="false"/>
-        <w:pBdr/>
-        <w:tabs>
-          <w:tab w:val="right" w:leader="none" w:pos="12240"/>
-        </w:tabs>
-        <w:spacing w:after="0" w:before="0" w:line="240" w:lineRule="auto"/>
-        <w:ind w:firstLine="0" w:left="0"/>
-        <w:contextualSpacing w:val="false"/>
+        <w:pBdr/>
+        <w:spacing w:after="0" w:line="240" w:lineRule="auto"/>
+        <w:ind/>
         <w:jc w:val="left"/>
-        <w:rPr/>
+        <w:rPr>
+          <w:b w:val="0"/>
+          <w:bCs w:val="0"/>
+          <w:sz w:val="22"/>
+          <w:szCs w:val="22"/>
+        </w:rPr>
       </w:pPr>
       <w:r>
         <w:rPr>
@@ -3726,9 +3596,100 @@
           <w:szCs w:val="22"/>
           <w:highlight w:val="none"/>
         </w:rPr>
-        <w:t xml:space="preserve"> OpenAI API, RAG, ReactJS, Flask, SQL, PostgreSQL, Azure Document Intelligence, Psycopg2, Excel </w:t>
+        <w:t xml:space="preserve"> ReactJS, Flask, PostgreSQL, OpenAI API, RAG, Azure Document Intelligence, Excel</w:t>
       </w:r>
-      <w:r/>
+      <w:r>
+        <w:rPr>
+          <w:b w:val="0"/>
+          <w:bCs w:val="0"/>
+          <w:sz w:val="22"/>
+          <w:szCs w:val="22"/>
+        </w:rPr>
+      </w:r>
+      <w:r>
+        <w:rPr>
+          <w:b w:val="0"/>
+          <w:bCs w:val="0"/>
+          <w:sz w:val="22"/>
+          <w:szCs w:val="22"/>
+        </w:rPr>
+      </w:r>
+    </w:p>
+    <w:p>
+      <w:pPr>
+        <w:pStyle w:val="1009"/>
+        <w:pBdr/>
+        <w:spacing w:after="0" w:line="240" w:lineRule="auto"/>
+        <w:ind/>
+        <w:jc w:val="left"/>
+        <w:rPr>
+          <w:rFonts w:ascii="Times New Roman" w:hAnsi="Times New Roman" w:eastAsia="Times New Roman" w:cs="Times New Roman"/>
+          <w:b w:val="0"/>
+          <w:bCs w:val="0"/>
+          <w:color w:val="000000" w:themeColor="text1"/>
+          <w:sz w:val="22"/>
+          <w:szCs w:val="22"/>
+          <w:highlight w:val="none"/>
+        </w:rPr>
+      </w:pPr>
+      <w:r>
+        <w:rPr>
+          <w:rFonts w:ascii="Times New Roman" w:hAnsi="Times New Roman" w:eastAsia="Times New Roman" w:cs="Times New Roman"/>
+          <w:b/>
+          <w:bCs/>
+          <w:color w:val="000000" w:themeColor="text1"/>
+          <w:sz w:val="22"/>
+          <w:szCs w:val="22"/>
+          <w:highlight w:val="none"/>
+        </w:rPr>
+        <w:t xml:space="preserve">Infrastructure &amp; DevOps: </w:t>
+      </w:r>
+      <w:r>
+        <w:rPr>
+          <w:rFonts w:ascii="Times New Roman" w:hAnsi="Times New Roman" w:eastAsia="Times New Roman" w:cs="Times New Roman"/>
+          <w:b w:val="0"/>
+          <w:bCs w:val="0"/>
+          <w:color w:val="000000" w:themeColor="text1"/>
+          <w:sz w:val="22"/>
+          <w:szCs w:val="22"/>
+          <w:highlight w:val="none"/>
+        </w:rPr>
+        <w:t xml:space="preserve">Git, Azure Cloud, Linux, Bash, PowerShell, AWK, Vim, </w:t>
+      </w:r>
+      <w:r>
+        <w:rPr>
+          <w:rFonts w:ascii="Times New Roman" w:hAnsi="Times New Roman" w:eastAsia="Times New Roman" w:cs="Times New Roman"/>
+          <w:b w:val="0"/>
+          <w:bCs w:val="0"/>
+          <w:color w:val="000000" w:themeColor="text1"/>
+          <w:sz w:val="22"/>
+          <w:szCs w:val="22"/>
+          <w:highlight w:val="none"/>
+          <w:u w:val="none"/>
+        </w:rPr>
+        <w:t xml:space="preserve">tmux</w:t>
+      </w:r>
+      <w:r>
+        <w:rPr>
+          <w:rFonts w:ascii="Times New Roman" w:hAnsi="Times New Roman" w:eastAsia="Times New Roman" w:cs="Times New Roman"/>
+          <w:b w:val="0"/>
+          <w:bCs w:val="0"/>
+          <w:color w:val="000000" w:themeColor="text1"/>
+          <w:sz w:val="22"/>
+          <w:szCs w:val="22"/>
+          <w:highlight w:val="none"/>
+        </w:rPr>
+        <w:t xml:space="preserve">, Jira, Agile/Scrum</w:t>
+      </w:r>
+      <w:r>
+        <w:rPr>
+          <w:b/>
+          <w:bCs/>
+          <w:sz w:val="18"/>
+          <w:szCs w:val="18"/>
+          <w:highlight w:val="none"/>
+        </w:rPr>
+      </w:r>
       <w:r>
         <w:rPr>
           <w:rFonts w:ascii="Times New Roman" w:hAnsi="Times New Roman" w:eastAsia="Times New Roman" w:cs="Times New Roman"/>
@@ -3740,7 +3701,6 @@
           <w:highlight w:val="none"/>
         </w:rPr>
       </w:r>
-      <w:r/>
       <w:r>
         <w:rPr>
           <w:rFonts w:ascii="Times New Roman" w:hAnsi="Times New Roman" w:eastAsia="Times New Roman" w:cs="Times New Roman"/>
@@ -3752,56 +3712,6 @@
           <w:highlight w:val="none"/>
         </w:rPr>
       </w:r>
-    </w:p>
-    <w:p>
-      <w:pPr>
-        <w:pStyle w:val="1009"/>
-        <w:keepNext w:val="false"/>
-        <w:keepLines w:val="true"/>
-        <w:suppressLineNumbers w:val="false"/>
-        <w:pBdr/>
-        <w:tabs>
-          <w:tab w:val="right" w:leader="none" w:pos="12240"/>
-        </w:tabs>
-        <w:spacing w:after="0" w:before="0" w:line="240" w:lineRule="auto"/>
-        <w:ind w:firstLine="0" w:left="0"/>
-        <w:contextualSpacing w:val="false"/>
-        <w:jc w:val="left"/>
-        <w:rPr>
-          <w:rFonts w:ascii="Times New Roman" w:hAnsi="Times New Roman" w:eastAsia="Times New Roman" w:cs="Times New Roman"/>
-          <w:b w:val="0"/>
-          <w:bCs w:val="0"/>
-          <w:color w:val="000000" w:themeColor="text1"/>
-          <w:sz w:val="22"/>
-          <w:szCs w:val="22"/>
-          <w:highlight w:val="none"/>
-        </w:rPr>
-      </w:pPr>
-      <w:r>
-        <w:rPr>
-          <w:rFonts w:ascii="Times New Roman" w:hAnsi="Times New Roman" w:eastAsia="Times New Roman" w:cs="Times New Roman"/>
-          <w:b/>
-          <w:bCs/>
-          <w:color w:val="000000" w:themeColor="text1"/>
-          <w:sz w:val="22"/>
-          <w:szCs w:val="22"/>
-          <w:highlight w:val="none"/>
-        </w:rPr>
-        <w:t xml:space="preserve">Infrastructure &amp; DevOps:</w:t>
-      </w:r>
-      <w:r>
-        <w:rPr>
-          <w:rFonts w:ascii="Times New Roman" w:hAnsi="Times New Roman" w:eastAsia="Times New Roman" w:cs="Times New Roman"/>
-          <w:b w:val="0"/>
-          <w:bCs w:val="0"/>
-          <w:color w:val="000000" w:themeColor="text1"/>
-          <w:sz w:val="22"/>
-          <w:szCs w:val="22"/>
-          <w:highlight w:val="none"/>
-        </w:rPr>
-        <w:t xml:space="preserve"> Azure Cloud, Agile/Scrum, Jira, Networking &amp; VPN, Linux, Windows, CLI</w:t>
-      </w:r>
-      <w:r/>
       <w:r>
         <w:rPr>
           <w:rFonts w:ascii="Times New Roman" w:hAnsi="Times New Roman" w:eastAsia="Times New Roman" w:cs="Times New Roman"/>

--- a/resources/resume.docx
+++ b/resources/resume.docx
@@ -436,23 +436,9 @@
           <w:color w:val="000000" w:themeColor="text1"/>
           <w:sz w:val="22"/>
           <w:szCs w:val="22"/>
-          <w:highlight w:val="none"/>
-        </w:rPr>
-      </w:r>
-      <w:r>
-        <w:rPr>
-          <w:rFonts w:ascii="Times New Roman" w:hAnsi="Times New Roman" w:eastAsia="Times New Roman" w:cs="Times New Roman"/>
-          <w:b/>
-          <w:bCs/>
-          <w:i w:val="0"/>
-          <w:iCs w:val="0"/>
-          <w:color w:val="000000" w:themeColor="text1"/>
-          <w:sz w:val="22"/>
-          <w:szCs w:val="22"/>
         </w:rPr>
         <w:t xml:space="preserve">–</w:t>
       </w:r>
-      <w:r/>
       <w:r>
         <w:rPr>
           <w:rFonts w:ascii="Times New Roman" w:hAnsi="Times New Roman" w:eastAsia="Times New Roman" w:cs="Times New Roman"/>
@@ -466,6 +452,18 @@
           <w:highlight w:val="none"/>
         </w:rPr>
         <w:t xml:space="preserve"> Present</w:t>
+      </w:r>
+      <w:r>
+        <w:rPr>
+          <w:rFonts w:ascii="Times New Roman" w:hAnsi="Times New Roman" w:eastAsia="Times New Roman" w:cs="Times New Roman"/>
+          <w:b/>
+          <w:bCs w:val="0"/>
+          <w:i w:val="0"/>
+          <w:color w:val="000000" w:themeColor="text1"/>
+          <w:sz w:val="22"/>
+          <w:szCs w:val="22"/>
+          <w:highlight w:val="none"/>
+        </w:rPr>
       </w:r>
       <w:r>
         <w:rPr>
@@ -537,10 +535,9 @@
       <w:r>
         <w:rPr>
           <w:rFonts w:ascii="Times New Roman" w:hAnsi="Times New Roman" w:eastAsia="Times New Roman" w:cs="Times New Roman"/>
-          <w:b/>
-          <w:bCs/>
+          <w:b w:val="0"/>
+          <w:bCs w:val="0"/>
           <w:i w:val="0"/>
-          <w:iCs w:val="0"/>
           <w:color w:val="000000" w:themeColor="text1"/>
           <w:sz w:val="22"/>
           <w:szCs w:val="22"/>
@@ -2262,7 +2259,383 @@
         <w:contextualSpacing w:val="false"/>
         <w:jc w:val="left"/>
         <w:rPr>
+          <w:rFonts w:ascii="Times New Roman" w:hAnsi="Times New Roman" w:eastAsia="Times New Roman" w:cs="Times New Roman"/>
+          <w:b/>
+          <w:bCs/>
+          <w:color w:val="000000" w:themeColor="text1"/>
+          <w:sz w:val="22"/>
+          <w:szCs w:val="22"/>
+          <w:highlight w:val="none"/>
+          <w:u w:val="none"/>
+        </w:rPr>
+      </w:pPr>
+      <w:r>
+        <w:rPr>
+          <w:rFonts w:ascii="Times New Roman" w:hAnsi="Times New Roman" w:eastAsia="Times New Roman" w:cs="Times New Roman"/>
+          <w:b/>
+          <w:bCs/>
+          <w:color w:val="000000" w:themeColor="text1"/>
+          <w:sz w:val="22"/>
+          <w:szCs w:val="22"/>
+          <w:highlight w:val="none"/>
+          <w:u w:val="none"/>
+        </w:rPr>
+        <w:t xml:space="preserve">RepMax</w:t>
+      </w:r>
+      <w:r>
+        <w:rPr>
           <w:rFonts w:ascii="Times New Roman" w:hAnsi="Times New Roman" w:cs="Times New Roman"/>
+          <w:b/>
+          <w:bCs/>
+          <w:color w:val="000000" w:themeColor="text1"/>
+          <w:sz w:val="22"/>
+          <w:szCs w:val="22"/>
+          <w:highlight w:val="none"/>
+          <w:u w:val="none"/>
+        </w:rPr>
+        <w:t xml:space="preserve"> AI</w:t>
+      </w:r>
+      <w:r>
+        <w:rPr>
+          <w:rFonts w:ascii="Times New Roman" w:hAnsi="Times New Roman" w:eastAsia="Times New Roman" w:cs="Times New Roman"/>
+          <w:b/>
+          <w:bCs/>
+          <w:color w:val="000000" w:themeColor="text1"/>
+          <w:sz w:val="22"/>
+          <w:szCs w:val="22"/>
+          <w:highlight w:val="none"/>
+          <w:u w:val="none"/>
+        </w:rPr>
+        <w:tab/>
+      </w:r>
+      <w:hyperlink r:id="rId14" w:tooltip="https://github.com/mrf-dot/repmax-ai" w:history="1">
+        <w:r>
+          <w:rPr>
+            <w:rStyle w:val="988"/>
+            <w:rFonts w:ascii="Times New Roman" w:hAnsi="Times New Roman" w:eastAsia="Times New Roman" w:cs="Times New Roman"/>
+            <w:b/>
+            <w:bCs/>
+            <w:color w:val="000000" w:themeColor="text1"/>
+            <w:sz w:val="22"/>
+            <w:szCs w:val="22"/>
+            <w:highlight w:val="none"/>
+            <w:u w:val="none"/>
+          </w:rPr>
+          <w:t xml:space="preserve">github.com/mrf-dot/repmax-ai</w:t>
+        </w:r>
+      </w:hyperlink>
+      <w:r>
+        <w:rPr>
+          <w:rFonts w:ascii="Times New Roman" w:hAnsi="Times New Roman" w:eastAsia="Times New Roman" w:cs="Times New Roman"/>
+          <w:b/>
+          <w:bCs/>
+          <w:color w:val="000000" w:themeColor="text1"/>
+          <w:sz w:val="22"/>
+          <w:szCs w:val="22"/>
+          <w:highlight w:val="none"/>
+          <w:u w:val="none"/>
+        </w:rPr>
+      </w:r>
+      <w:r>
+        <w:rPr>
+          <w:rFonts w:ascii="Times New Roman" w:hAnsi="Times New Roman" w:eastAsia="Times New Roman" w:cs="Times New Roman"/>
+          <w:b/>
+          <w:bCs/>
+          <w:color w:val="000000" w:themeColor="text1"/>
+          <w:sz w:val="22"/>
+          <w:szCs w:val="22"/>
+          <w:highlight w:val="none"/>
+          <w:u w:val="none"/>
+        </w:rPr>
+      </w:r>
+    </w:p>
+    <w:p>
+      <w:pPr>
+        <w:pStyle w:val="1009"/>
+        <w:keepNext w:val="false"/>
+        <w:keepLines w:val="true"/>
+        <w:suppressLineNumbers w:val="false"/>
+        <w:pBdr/>
+        <w:tabs>
+          <w:tab w:val="right" w:leader="none" w:pos="12240"/>
+        </w:tabs>
+        <w:spacing w:after="0" w:before="0" w:line="240" w:lineRule="auto"/>
+        <w:ind w:firstLine="0" w:left="0"/>
+        <w:contextualSpacing w:val="false"/>
+        <w:jc w:val="left"/>
+        <w:rPr>
+          <w:rFonts w:ascii="Times New Roman" w:hAnsi="Times New Roman" w:eastAsia="Times New Roman" w:cs="Times New Roman"/>
+          <w:b/>
+          <w:bCs/>
+          <w:color w:val="000000" w:themeColor="text1"/>
+          <w:sz w:val="22"/>
+          <w:szCs w:val="22"/>
+          <w:highlight w:val="none"/>
+          <w:u w:val="none"/>
+        </w:rPr>
+      </w:pPr>
+      <w:r>
+        <w:rPr>
+          <w:rFonts w:ascii="Times New Roman" w:hAnsi="Times New Roman" w:eastAsia="Times New Roman" w:cs="Times New Roman"/>
+          <w:b w:val="0"/>
+          <w:bCs w:val="0"/>
+          <w:i/>
+          <w:iCs/>
+          <w:color w:val="000000" w:themeColor="text1"/>
+          <w:sz w:val="22"/>
+          <w:szCs w:val="22"/>
+          <w:highlight w:val="none"/>
+          <w:u w:val="none"/>
+        </w:rPr>
+        <w:t xml:space="preserve">Local AI-powered workout planner</w:t>
+      </w:r>
+      <w:r>
+        <w:rPr>
+          <w:rFonts w:ascii="Times New Roman" w:hAnsi="Times New Roman" w:eastAsia="Times New Roman" w:cs="Times New Roman"/>
+          <w:b/>
+          <w:bCs/>
+          <w:color w:val="000000" w:themeColor="text1"/>
+          <w:sz w:val="22"/>
+          <w:szCs w:val="22"/>
+          <w:highlight w:val="none"/>
+          <w:u w:val="none"/>
+        </w:rPr>
+        <w:tab/>
+        <w:t xml:space="preserve">March 2026 </w:t>
+      </w:r>
+      <w:r>
+        <w:rPr>
+          <w:rFonts w:ascii="Times New Roman" w:hAnsi="Times New Roman" w:eastAsia="Times New Roman" w:cs="Times New Roman"/>
+          <w:b/>
+          <w:bCs/>
+          <w:i w:val="0"/>
+          <w:iCs w:val="0"/>
+          <w:color w:val="000000" w:themeColor="text1"/>
+          <w:sz w:val="22"/>
+          <w:szCs w:val="22"/>
+        </w:rPr>
+        <w:t xml:space="preserve">–</w:t>
+      </w:r>
+      <w:r>
+        <w:rPr>
+          <w:rFonts w:ascii="Times New Roman" w:hAnsi="Times New Roman" w:eastAsia="Times New Roman" w:cs="Times New Roman"/>
+          <w:b/>
+          <w:bCs/>
+          <w:color w:val="000000" w:themeColor="text1"/>
+          <w:sz w:val="22"/>
+          <w:szCs w:val="22"/>
+          <w:highlight w:val="none"/>
+          <w:u w:val="none"/>
+        </w:rPr>
+        <w:t xml:space="preserve"> April 2026</w:t>
+        <w:tab/>
+      </w:r>
+      <w:r>
+        <w:rPr>
+          <w:rFonts w:ascii="Times New Roman" w:hAnsi="Times New Roman" w:eastAsia="Times New Roman" w:cs="Times New Roman"/>
+          <w:b/>
+          <w:bCs/>
+          <w:color w:val="000000" w:themeColor="text1"/>
+          <w:sz w:val="22"/>
+          <w:szCs w:val="22"/>
+          <w:highlight w:val="none"/>
+          <w:u w:val="none"/>
+        </w:rPr>
+      </w:r>
+      <w:r>
+        <w:rPr>
+          <w:rFonts w:ascii="Times New Roman" w:hAnsi="Times New Roman" w:eastAsia="Times New Roman" w:cs="Times New Roman"/>
+          <w:b/>
+          <w:bCs/>
+          <w:color w:val="000000" w:themeColor="text1"/>
+          <w:sz w:val="22"/>
+          <w:szCs w:val="22"/>
+          <w:highlight w:val="none"/>
+          <w:u w:val="none"/>
+        </w:rPr>
+      </w:r>
+    </w:p>
+    <w:p>
+      <w:pPr>
+        <w:pStyle w:val="1009"/>
+        <w:keepNext w:val="false"/>
+        <w:keepLines w:val="true"/>
+        <w:numPr>
+          <w:ilvl w:val="0"/>
+          <w:numId w:val="61"/>
+        </w:numPr>
+        <w:suppressLineNumbers w:val="false"/>
+        <w:pBdr/>
+        <w:tabs>
+          <w:tab w:val="right" w:leader="none" w:pos="12240"/>
+        </w:tabs>
+        <w:spacing w:after="0" w:before="0" w:line="240" w:lineRule="auto"/>
+        <w:ind/>
+        <w:contextualSpacing w:val="false"/>
+        <w:jc w:val="left"/>
+        <w:rPr>
+          <w:rFonts w:ascii="Times New Roman" w:hAnsi="Times New Roman" w:eastAsia="Times New Roman" w:cs="Times New Roman"/>
+          <w:b/>
+          <w:bCs/>
+          <w:color w:val="000000" w:themeColor="text1"/>
+          <w:sz w:val="22"/>
+          <w:szCs w:val="22"/>
+          <w:highlight w:val="none"/>
+          <w:u w:val="none"/>
+        </w:rPr>
+      </w:pPr>
+      <w:r>
+        <w:rPr>
+          <w:rFonts w:ascii="Times New Roman" w:hAnsi="Times New Roman" w:eastAsia="Times New Roman" w:cs="Times New Roman"/>
+          <w:b w:val="0"/>
+          <w:bCs w:val="0"/>
+          <w:color w:val="000000" w:themeColor="text1"/>
+          <w:sz w:val="22"/>
+          <w:szCs w:val="22"/>
+          <w:highlight w:val="none"/>
+          <w:u w:val="none"/>
+        </w:rPr>
+        <w:t xml:space="preserve">Full-stack MVP (Minimum Viable Product) to generate a personalized workout plan based on individual goals.</w:t>
+      </w:r>
+      <w:r>
+        <w:rPr>
+          <w:rFonts w:ascii="Times New Roman" w:hAnsi="Times New Roman" w:eastAsia="Times New Roman" w:cs="Times New Roman"/>
+          <w:b/>
+          <w:bCs/>
+          <w:color w:val="000000" w:themeColor="text1"/>
+          <w:sz w:val="22"/>
+          <w:szCs w:val="22"/>
+          <w:highlight w:val="none"/>
+          <w:u w:val="none"/>
+        </w:rPr>
+      </w:r>
+    </w:p>
+    <w:p>
+      <w:pPr>
+        <w:pStyle w:val="1009"/>
+        <w:keepNext w:val="false"/>
+        <w:keepLines w:val="true"/>
+        <w:numPr>
+          <w:ilvl w:val="0"/>
+          <w:numId w:val="61"/>
+        </w:numPr>
+        <w:suppressLineNumbers w:val="false"/>
+        <w:pBdr/>
+        <w:tabs>
+          <w:tab w:val="right" w:leader="none" w:pos="12240"/>
+        </w:tabs>
+        <w:spacing w:after="0" w:before="0" w:line="240" w:lineRule="auto"/>
+        <w:ind/>
+        <w:contextualSpacing w:val="false"/>
+        <w:jc w:val="left"/>
+        <w:rPr>
+          <w:rFonts w:ascii="Times New Roman" w:hAnsi="Times New Roman" w:eastAsia="Times New Roman" w:cs="Times New Roman"/>
+          <w:b/>
+          <w:bCs/>
+          <w:color w:val="000000" w:themeColor="text1"/>
+          <w:sz w:val="22"/>
+          <w:szCs w:val="22"/>
+          <w:highlight w:val="none"/>
+          <w:u w:val="none"/>
+        </w:rPr>
+      </w:pPr>
+      <w:r>
+        <w:rPr>
+          <w:rFonts w:ascii="Times New Roman" w:hAnsi="Times New Roman" w:eastAsia="Times New Roman" w:cs="Times New Roman"/>
+          <w:b w:val="0"/>
+          <w:bCs w:val="0"/>
+          <w:color w:val="000000" w:themeColor="text1"/>
+          <w:sz w:val="22"/>
+          <w:szCs w:val="22"/>
+          <w:highlight w:val="none"/>
+          <w:u w:val="none"/>
+        </w:rPr>
+        <w:t xml:space="preserve">Implements a robust AI integration with deterministic offline fallback</w:t>
+      </w:r>
+      <w:r>
+        <w:rPr>
+          <w:rFonts w:ascii="Times New Roman" w:hAnsi="Times New Roman" w:eastAsia="Times New Roman" w:cs="Times New Roman"/>
+          <w:b/>
+          <w:bCs/>
+          <w:color w:val="000000" w:themeColor="text1"/>
+          <w:sz w:val="22"/>
+          <w:szCs w:val="22"/>
+          <w:highlight w:val="none"/>
+          <w:u w:val="none"/>
+        </w:rPr>
+      </w:r>
+    </w:p>
+    <w:p>
+      <w:pPr>
+        <w:pStyle w:val="1009"/>
+        <w:keepNext w:val="false"/>
+        <w:keepLines w:val="true"/>
+        <w:numPr>
+          <w:ilvl w:val="0"/>
+          <w:numId w:val="61"/>
+        </w:numPr>
+        <w:suppressLineNumbers w:val="false"/>
+        <w:pBdr/>
+        <w:tabs>
+          <w:tab w:val="right" w:leader="none" w:pos="12240"/>
+        </w:tabs>
+        <w:spacing w:after="0" w:before="0" w:line="240" w:lineRule="auto"/>
+        <w:ind/>
+        <w:contextualSpacing w:val="false"/>
+        <w:jc w:val="left"/>
+        <w:rPr>
+          <w:rFonts w:ascii="Times New Roman" w:hAnsi="Times New Roman" w:eastAsia="Times New Roman" w:cs="Times New Roman"/>
+          <w:b/>
+          <w:bCs/>
+          <w:color w:val="000000" w:themeColor="text1"/>
+          <w:sz w:val="22"/>
+          <w:szCs w:val="22"/>
+          <w:highlight w:val="none"/>
+          <w:u w:val="none"/>
+        </w:rPr>
+      </w:pPr>
+      <w:r>
+        <w:rPr>
+          <w:rFonts w:ascii="Times New Roman" w:hAnsi="Times New Roman" w:eastAsia="Times New Roman" w:cs="Times New Roman"/>
+          <w:b w:val="0"/>
+          <w:bCs w:val="0"/>
+          <w:color w:val="000000" w:themeColor="text1"/>
+          <w:sz w:val="22"/>
+          <w:szCs w:val="22"/>
+          <w:highlight w:val="none"/>
+          <w:u w:val="none"/>
+        </w:rPr>
+        <w:t xml:space="preserve">Utilizes a REST API for structured JSON responses and caching to save tokens and improve speed.</w:t>
+      </w:r>
+      <w:r>
+        <w:rPr>
+          <w:rFonts w:ascii="Times New Roman" w:hAnsi="Times New Roman" w:eastAsia="Times New Roman" w:cs="Times New Roman"/>
+          <w:b w:val="0"/>
+          <w:bCs w:val="0"/>
+          <w:color w:val="000000" w:themeColor="text1"/>
+          <w:sz w:val="22"/>
+          <w:szCs w:val="22"/>
+          <w:highlight w:val="none"/>
+          <w:u w:val="none"/>
+        </w:rPr>
+      </w:r>
+    </w:p>
+    <w:p>
+      <w:pPr>
+        <w:pStyle w:val="1009"/>
+        <w:keepNext w:val="false"/>
+        <w:keepLines w:val="true"/>
+        <w:suppressLineNumbers w:val="false"/>
+        <w:pBdr/>
+        <w:tabs>
+          <w:tab w:val="right" w:leader="none" w:pos="12240"/>
+        </w:tabs>
+        <w:spacing w:after="0" w:before="0" w:line="240" w:lineRule="auto"/>
+        <w:ind w:firstLine="0" w:left="0"/>
+        <w:contextualSpacing w:val="false"/>
+        <w:jc w:val="left"/>
+        <w:rPr>
+          <w:rFonts w:ascii="Times New Roman" w:hAnsi="Times New Roman" w:eastAsia="Times New Roman" w:cs="Times New Roman"/>
           <w:b/>
           <w:bCs/>
           <w:color w:val="000000" w:themeColor="text1"/>
@@ -2419,7 +2792,7 @@
           <w:u w:val="none"/>
         </w:rPr>
       </w:r>
-      <w:hyperlink r:id="rId14" w:tooltip="https://github.com/mrf-dot/proguide" w:history="1">
+      <w:hyperlink r:id="rId15" w:tooltip="https://github.com/mrf-dot/proguide" w:history="1">
         <w:r>
           <w:rPr>
             <w:rStyle w:val="988"/>
@@ -2540,7 +2913,7 @@
         <w:tabs>
           <w:tab w:val="right" w:leader="none" w:pos="12240"/>
         </w:tabs>
-        <w:spacing w:after="0" w:before="0" w:line="240" w:lineRule="auto"/>
+        <w:spacing w:after="0" w:before="0" w:line="360" w:lineRule="auto"/>
         <w:ind/>
         <w:contextualSpacing w:val="false"/>
         <w:jc w:val="left"/>
@@ -2590,623 +2963,6 @@
           <w:sz w:val="22"/>
           <w:szCs w:val="22"/>
           <w:highlight w:val="none"/>
-        </w:rPr>
-      </w:r>
-    </w:p>
-    <w:p>
-      <w:pPr>
-        <w:pStyle w:val="1009"/>
-        <w:keepNext w:val="false"/>
-        <w:keepLines w:val="true"/>
-        <w:suppressLineNumbers w:val="false"/>
-        <w:pBdr/>
-        <w:tabs>
-          <w:tab w:val="right" w:leader="none" w:pos="11520"/>
-          <w:tab w:val="right" w:leader="none" w:pos="12240"/>
-        </w:tabs>
-        <w:spacing w:after="0" w:before="0" w:line="240" w:lineRule="auto"/>
-        <w:ind w:firstLine="0" w:left="0"/>
-        <w:contextualSpacing w:val="false"/>
-        <w:jc w:val="left"/>
-        <w:rPr>
-          <w:rFonts w:ascii="Times New Roman" w:hAnsi="Times New Roman" w:cs="Times New Roman"/>
-          <w:b/>
-          <w:bCs/>
-          <w:color w:val="000000" w:themeColor="text1"/>
-          <w:sz w:val="22"/>
-          <w:szCs w:val="22"/>
-          <w:u w:val="none"/>
-        </w:rPr>
-      </w:pPr>
-      <w:r>
-        <w:rPr>
-          <w:rFonts w:ascii="Times New Roman" w:hAnsi="Times New Roman" w:eastAsia="Times New Roman" w:cs="Times New Roman"/>
-          <w:b/>
-          <w:bCs/>
-          <w:color w:val="000000" w:themeColor="text1"/>
-          <w:sz w:val="22"/>
-          <w:szCs w:val="22"/>
-          <w:u w:val="none"/>
-        </w:rPr>
-        <w:t xml:space="preserve">YT</w:t>
-        <w:tab/>
-        <w:t xml:space="preserve">March 2022 </w:t>
-      </w:r>
-      <w:r>
-        <w:rPr>
-          <w:rFonts w:ascii="Times New Roman" w:hAnsi="Times New Roman" w:eastAsia="Times New Roman" w:cs="Times New Roman"/>
-          <w:b/>
-          <w:bCs/>
-          <w:i w:val="0"/>
-          <w:iCs w:val="0"/>
-          <w:color w:val="000000" w:themeColor="text1"/>
-          <w:sz w:val="22"/>
-          <w:szCs w:val="22"/>
-        </w:rPr>
-        <w:t xml:space="preserve">–</w:t>
-      </w:r>
-      <w:r>
-        <w:rPr>
-          <w:rFonts w:ascii="Times New Roman" w:hAnsi="Times New Roman" w:eastAsia="Times New Roman" w:cs="Times New Roman"/>
-          <w:b/>
-          <w:bCs/>
-          <w:color w:val="000000" w:themeColor="text1"/>
-          <w:sz w:val="22"/>
-          <w:szCs w:val="22"/>
-          <w:u w:val="none"/>
-        </w:rPr>
-        <w:t xml:space="preserve"> December 2023</w:t>
-      </w:r>
-      <w:r>
-        <w:rPr>
-          <w:rFonts w:ascii="Times New Roman" w:hAnsi="Times New Roman" w:cs="Times New Roman"/>
-          <w:b/>
-          <w:bCs/>
-          <w:color w:val="000000" w:themeColor="text1"/>
-          <w:sz w:val="22"/>
-          <w:szCs w:val="22"/>
-          <w:u w:val="none"/>
-        </w:rPr>
-      </w:r>
-      <w:r>
-        <w:rPr>
-          <w:rFonts w:ascii="Times New Roman" w:hAnsi="Times New Roman" w:cs="Times New Roman"/>
-          <w:b/>
-          <w:bCs/>
-          <w:color w:val="000000" w:themeColor="text1"/>
-          <w:sz w:val="22"/>
-          <w:szCs w:val="22"/>
-          <w:u w:val="none"/>
-        </w:rPr>
-      </w:r>
-    </w:p>
-    <w:p>
-      <w:pPr>
-        <w:pStyle w:val="1009"/>
-        <w:keepNext w:val="false"/>
-        <w:keepLines w:val="true"/>
-        <w:suppressLineNumbers w:val="false"/>
-        <w:pBdr/>
-        <w:tabs>
-          <w:tab w:val="right" w:leader="none" w:pos="11520"/>
-          <w:tab w:val="right" w:leader="none" w:pos="12240"/>
-        </w:tabs>
-        <w:spacing w:after="0" w:before="0" w:line="240" w:lineRule="auto"/>
-        <w:ind w:firstLine="0" w:left="0"/>
-        <w:contextualSpacing w:val="false"/>
-        <w:jc w:val="left"/>
-        <w:rPr>
-          <w:rFonts w:ascii="Times New Roman" w:hAnsi="Times New Roman" w:eastAsia="Times New Roman" w:cs="Times New Roman"/>
-          <w:b w:val="0"/>
-          <w:bCs w:val="0"/>
-          <w:i w:val="0"/>
-          <w:color w:val="000000" w:themeColor="text1"/>
-          <w:sz w:val="22"/>
-          <w:szCs w:val="22"/>
-          <w:highlight w:val="none"/>
-        </w:rPr>
-      </w:pPr>
-      <w:r>
-        <w:rPr>
-          <w:rFonts w:ascii="Times New Roman" w:hAnsi="Times New Roman" w:eastAsia="Times New Roman" w:cs="Times New Roman"/>
-          <w:b w:val="0"/>
-          <w:bCs w:val="0"/>
-          <w:i/>
-          <w:iCs/>
-          <w:color w:val="000000" w:themeColor="text1"/>
-          <w:sz w:val="22"/>
-          <w:szCs w:val="22"/>
-        </w:rPr>
-        <w:t xml:space="preserve">YouTube command line interface made in PowerShell</w:t>
-        <w:tab/>
-      </w:r>
-      <w:r>
-        <w:rPr>
-          <w:rFonts w:ascii="Times New Roman" w:hAnsi="Times New Roman" w:eastAsia="Times New Roman" w:cs="Times New Roman"/>
-          <w:b w:val="0"/>
-          <w:bCs w:val="0"/>
-          <w:color w:val="000000" w:themeColor="text1"/>
-          <w:sz w:val="22"/>
-          <w:szCs w:val="22"/>
-          <w:u w:val="none"/>
-        </w:rPr>
-      </w:r>
-      <w:hyperlink r:id="rId15" w:tooltip="https://github.com/mrf-dot/yt" w:history="1">
-        <w:r>
-          <w:rPr>
-            <w:rStyle w:val="988"/>
-            <w:rFonts w:ascii="Times New Roman" w:hAnsi="Times New Roman" w:eastAsia="Times New Roman" w:cs="Times New Roman"/>
-            <w:b w:val="0"/>
-            <w:bCs w:val="0"/>
-            <w:color w:val="000000" w:themeColor="text1"/>
-            <w:sz w:val="22"/>
-            <w:szCs w:val="22"/>
-            <w:u w:val="none"/>
-          </w:rPr>
-          <w:t xml:space="preserve">github</w:t>
-        </w:r>
-        <w:r>
-          <w:rPr>
-            <w:rStyle w:val="988"/>
-            <w:rFonts w:ascii="Times New Roman" w:hAnsi="Times New Roman" w:eastAsia="Times New Roman" w:cs="Times New Roman"/>
-            <w:b w:val="0"/>
-            <w:bCs w:val="0"/>
-            <w:color w:val="000000" w:themeColor="text1"/>
-            <w:sz w:val="22"/>
-            <w:szCs w:val="22"/>
-            <w:u w:val="none"/>
-          </w:rPr>
-        </w:r>
-        <w:r>
-          <w:rPr>
-            <w:rStyle w:val="988"/>
-            <w:rFonts w:ascii="Times New Roman" w:hAnsi="Times New Roman" w:eastAsia="Times New Roman" w:cs="Times New Roman"/>
-            <w:b w:val="0"/>
-            <w:bCs w:val="0"/>
-            <w:color w:val="000000" w:themeColor="text1"/>
-            <w:sz w:val="22"/>
-            <w:szCs w:val="22"/>
-            <w:u w:val="none"/>
-          </w:rPr>
-          <w:t xml:space="preserve">.com/mrf-dot/yt</w:t>
-        </w:r>
-      </w:hyperlink>
-      <w:r>
-        <w:rPr>
-          <w:rFonts w:ascii="Times New Roman" w:hAnsi="Times New Roman" w:eastAsia="Times New Roman" w:cs="Times New Roman"/>
-          <w:b w:val="0"/>
-          <w:bCs w:val="0"/>
-          <w:i w:val="0"/>
-          <w:color w:val="000000" w:themeColor="text1"/>
-          <w:sz w:val="22"/>
-          <w:szCs w:val="22"/>
-          <w:highlight w:val="none"/>
-        </w:rPr>
-      </w:r>
-      <w:r>
-        <w:rPr>
-          <w:rFonts w:ascii="Times New Roman" w:hAnsi="Times New Roman" w:eastAsia="Times New Roman" w:cs="Times New Roman"/>
-          <w:b w:val="0"/>
-          <w:bCs w:val="0"/>
-          <w:i w:val="0"/>
-          <w:color w:val="000000" w:themeColor="text1"/>
-          <w:sz w:val="22"/>
-          <w:szCs w:val="22"/>
-          <w:highlight w:val="none"/>
-        </w:rPr>
-      </w:r>
-    </w:p>
-    <w:p>
-      <w:pPr>
-        <w:pStyle w:val="1009"/>
-        <w:keepNext w:val="false"/>
-        <w:keepLines w:val="true"/>
-        <w:numPr>
-          <w:ilvl w:val="0"/>
-          <w:numId w:val="54"/>
-        </w:numPr>
-        <w:suppressLineNumbers w:val="false"/>
-        <w:pBdr/>
-        <w:tabs>
-          <w:tab w:val="right" w:leader="none" w:pos="12240"/>
-        </w:tabs>
-        <w:spacing w:after="0" w:before="0" w:line="240" w:lineRule="auto"/>
-        <w:ind/>
-        <w:contextualSpacing w:val="false"/>
-        <w:jc w:val="left"/>
-        <w:rPr>
-          <w:rFonts w:ascii="Times New Roman" w:hAnsi="Times New Roman" w:eastAsia="Times New Roman" w:cs="Times New Roman"/>
-          <w:b w:val="0"/>
-          <w:bCs w:val="0"/>
-          <w:i w:val="0"/>
-          <w:color w:val="000000" w:themeColor="text1"/>
-          <w:sz w:val="22"/>
-          <w:szCs w:val="22"/>
-          <w:highlight w:val="none"/>
-        </w:rPr>
-      </w:pPr>
-      <w:r>
-        <w:rPr>
-          <w:rFonts w:ascii="Times New Roman" w:hAnsi="Times New Roman" w:eastAsia="Times New Roman" w:cs="Times New Roman"/>
-          <w:b w:val="0"/>
-          <w:bCs w:val="0"/>
-          <w:i w:val="0"/>
-          <w:iCs w:val="0"/>
-          <w:color w:val="000000" w:themeColor="text1"/>
-          <w:sz w:val="22"/>
-          <w:szCs w:val="22"/>
-          <w:highlight w:val="none"/>
-        </w:rPr>
-        <w:t xml:space="preserve">PowerShell script that allows a user to watch and download YouTube videos using a CLI. </w:t>
-      </w:r>
-      <w:r>
-        <w:rPr>
-          <w:rFonts w:ascii="Times New Roman" w:hAnsi="Times New Roman" w:eastAsia="Times New Roman" w:cs="Times New Roman"/>
-          <w:b w:val="0"/>
-          <w:bCs w:val="0"/>
-          <w:i w:val="0"/>
-          <w:color w:val="000000" w:themeColor="text1"/>
-          <w:sz w:val="22"/>
-          <w:szCs w:val="22"/>
-          <w:highlight w:val="none"/>
-        </w:rPr>
-      </w:r>
-      <w:r>
-        <w:rPr>
-          <w:rFonts w:ascii="Times New Roman" w:hAnsi="Times New Roman" w:eastAsia="Times New Roman" w:cs="Times New Roman"/>
-          <w:b w:val="0"/>
-          <w:bCs w:val="0"/>
-          <w:i w:val="0"/>
-          <w:color w:val="000000" w:themeColor="text1"/>
-          <w:sz w:val="22"/>
-          <w:szCs w:val="22"/>
-          <w:highlight w:val="none"/>
-        </w:rPr>
-      </w:r>
-    </w:p>
-    <w:p>
-      <w:pPr>
-        <w:pStyle w:val="1009"/>
-        <w:keepNext w:val="false"/>
-        <w:keepLines w:val="true"/>
-        <w:suppressLineNumbers w:val="false"/>
-        <w:pBdr/>
-        <w:tabs>
-          <w:tab w:val="right" w:leader="none" w:pos="12240"/>
-        </w:tabs>
-        <w:spacing w:after="0" w:before="0" w:line="240" w:lineRule="auto"/>
-        <w:ind w:firstLine="0" w:left="0"/>
-        <w:contextualSpacing w:val="false"/>
-        <w:jc w:val="left"/>
-        <w:rPr>
-          <w:rFonts w:ascii="Times New Roman" w:hAnsi="Times New Roman" w:eastAsia="Times New Roman" w:cs="Times New Roman"/>
-          <w:b/>
-          <w:bCs/>
-          <w:i w:val="0"/>
-          <w:color w:val="000000" w:themeColor="text1"/>
-          <w:sz w:val="22"/>
-          <w:szCs w:val="22"/>
-          <w:highlight w:val="none"/>
-          <w:u w:val="none"/>
-        </w:rPr>
-      </w:pPr>
-      <w:r>
-        <w:rPr>
-          <w:rFonts w:ascii="Times New Roman" w:hAnsi="Times New Roman" w:eastAsia="Times New Roman" w:cs="Times New Roman"/>
-          <w:b/>
-          <w:bCs/>
-          <w:color w:val="000000" w:themeColor="text1"/>
-          <w:sz w:val="22"/>
-          <w:szCs w:val="22"/>
-          <w:highlight w:val="none"/>
-          <w:u w:val="none"/>
-        </w:rPr>
-      </w:r>
-      <w:r>
-        <w:rPr>
-          <w:rFonts w:ascii="Times New Roman" w:hAnsi="Times New Roman" w:eastAsia="Times New Roman" w:cs="Times New Roman"/>
-          <w:b/>
-          <w:bCs/>
-          <w:color w:val="000000" w:themeColor="text1"/>
-          <w:sz w:val="22"/>
-          <w:szCs w:val="22"/>
-          <w:u w:val="none"/>
-        </w:rPr>
-        <w:t xml:space="preserve">Blackjack</w:t>
-      </w:r>
-      <w:r>
-        <w:rPr>
-          <w:rFonts w:ascii="Times New Roman" w:hAnsi="Times New Roman" w:cs="Times New Roman"/>
-          <w:b/>
-          <w:bCs/>
-          <w:color w:val="000000" w:themeColor="text1"/>
-          <w:sz w:val="22"/>
-          <w:szCs w:val="22"/>
-        </w:rPr>
-        <w:tab/>
-        <w:t xml:space="preserve">September 2023</w:t>
-      </w:r>
-      <w:r>
-        <w:rPr>
-          <w:rFonts w:ascii="Times New Roman" w:hAnsi="Times New Roman" w:eastAsia="Times New Roman" w:cs="Times New Roman"/>
-          <w:b/>
-          <w:bCs/>
-          <w:i w:val="0"/>
-          <w:iCs w:val="0"/>
-          <w:color w:val="000000" w:themeColor="text1"/>
-          <w:sz w:val="22"/>
-          <w:szCs w:val="22"/>
-        </w:rPr>
-        <w:t xml:space="preserve"> – April 2024</w:t>
-      </w:r>
-      <w:r>
-        <w:rPr>
-          <w:rFonts w:ascii="Times New Roman" w:hAnsi="Times New Roman" w:eastAsia="Times New Roman" w:cs="Times New Roman"/>
-          <w:b/>
-          <w:bCs/>
-          <w:i w:val="0"/>
-          <w:color w:val="000000" w:themeColor="text1"/>
-          <w:sz w:val="22"/>
-          <w:szCs w:val="22"/>
-          <w:highlight w:val="none"/>
-          <w:u w:val="none"/>
-        </w:rPr>
-      </w:r>
-      <w:r>
-        <w:rPr>
-          <w:rFonts w:ascii="Times New Roman" w:hAnsi="Times New Roman" w:eastAsia="Times New Roman" w:cs="Times New Roman"/>
-          <w:b/>
-          <w:bCs/>
-          <w:i w:val="0"/>
-          <w:color w:val="000000" w:themeColor="text1"/>
-          <w:sz w:val="22"/>
-          <w:szCs w:val="22"/>
-          <w:highlight w:val="none"/>
-          <w:u w:val="none"/>
-        </w:rPr>
-      </w:r>
-    </w:p>
-    <w:p>
-      <w:pPr>
-        <w:pStyle w:val="1009"/>
-        <w:keepNext w:val="false"/>
-        <w:keepLines w:val="true"/>
-        <w:suppressLineNumbers w:val="false"/>
-        <w:pBdr/>
-        <w:tabs>
-          <w:tab w:val="right" w:leader="none" w:pos="12240"/>
-        </w:tabs>
-        <w:spacing w:after="0" w:before="0" w:line="240" w:lineRule="auto"/>
-        <w:ind w:firstLine="0" w:left="0"/>
-        <w:contextualSpacing w:val="false"/>
-        <w:jc w:val="left"/>
-        <w:rPr>
-          <w:rFonts w:ascii="Times New Roman" w:hAnsi="Times New Roman" w:cs="Times New Roman"/>
-          <w:b w:val="0"/>
-          <w:bCs w:val="0"/>
-          <w:color w:val="000000" w:themeColor="text1"/>
-          <w:sz w:val="22"/>
-          <w:szCs w:val="22"/>
-          <w:u w:val="none"/>
-        </w:rPr>
-      </w:pPr>
-      <w:r>
-        <w:rPr>
-          <w:rFonts w:ascii="Times New Roman" w:hAnsi="Times New Roman" w:eastAsia="Times New Roman" w:cs="Times New Roman"/>
-          <w:b w:val="0"/>
-          <w:bCs w:val="0"/>
-          <w:color w:val="000000" w:themeColor="text1"/>
-          <w:sz w:val="22"/>
-          <w:szCs w:val="22"/>
-          <w:highlight w:val="none"/>
-          <w:u w:val="none"/>
-        </w:rPr>
-      </w:r>
-      <w:r>
-        <w:rPr>
-          <w:rFonts w:ascii="Times New Roman" w:hAnsi="Times New Roman" w:eastAsia="Times New Roman" w:cs="Times New Roman"/>
-          <w:b w:val="0"/>
-          <w:bCs w:val="0"/>
-          <w:i/>
-          <w:iCs/>
-          <w:color w:val="000000" w:themeColor="text1"/>
-          <w:sz w:val="22"/>
-          <w:szCs w:val="22"/>
-          <w:u w:val="none"/>
-        </w:rPr>
-        <w:t xml:space="preserve">Multi-call card/blackjack program written in C</w:t>
-        <w:tab/>
-      </w:r>
-      <w:r>
-        <w:rPr>
-          <w:rFonts w:ascii="Times New Roman" w:hAnsi="Times New Roman" w:eastAsia="Times New Roman" w:cs="Times New Roman"/>
-          <w:b w:val="0"/>
-          <w:bCs w:val="0"/>
-          <w:color w:val="000000" w:themeColor="text1"/>
-          <w:sz w:val="22"/>
-          <w:szCs w:val="22"/>
-          <w:u w:val="none"/>
-        </w:rPr>
-      </w:r>
-      <w:hyperlink r:id="rId16" w:tooltip="https://github.com/mrf-dot/blackjack" w:history="1">
-        <w:r>
-          <w:rPr>
-            <w:rStyle w:val="988"/>
-            <w:rFonts w:ascii="Times New Roman" w:hAnsi="Times New Roman" w:eastAsia="Times New Roman" w:cs="Times New Roman"/>
-            <w:b w:val="0"/>
-            <w:bCs w:val="0"/>
-            <w:color w:val="000000" w:themeColor="text1"/>
-            <w:sz w:val="22"/>
-            <w:szCs w:val="22"/>
-            <w:u w:val="none"/>
-          </w:rPr>
-          <w:t xml:space="preserve">github.com/mrf-dot/blackjack</w:t>
-        </w:r>
-      </w:hyperlink>
-      <w:r>
-        <w:rPr>
-          <w:rFonts w:ascii="Times New Roman" w:hAnsi="Times New Roman" w:cs="Times New Roman"/>
-          <w:b w:val="0"/>
-          <w:bCs w:val="0"/>
-          <w:color w:val="000000" w:themeColor="text1"/>
-          <w:sz w:val="22"/>
-          <w:szCs w:val="22"/>
-          <w:u w:val="none"/>
-        </w:rPr>
-      </w:r>
-      <w:r>
-        <w:rPr>
-          <w:rFonts w:ascii="Times New Roman" w:hAnsi="Times New Roman" w:cs="Times New Roman"/>
-          <w:b w:val="0"/>
-          <w:bCs w:val="0"/>
-          <w:color w:val="000000" w:themeColor="text1"/>
-          <w:sz w:val="22"/>
-          <w:szCs w:val="22"/>
-          <w:u w:val="none"/>
-        </w:rPr>
-      </w:r>
-    </w:p>
-    <w:p>
-      <w:pPr>
-        <w:pStyle w:val="1009"/>
-        <w:keepNext w:val="false"/>
-        <w:keepLines w:val="true"/>
-        <w:numPr>
-          <w:ilvl w:val="0"/>
-          <w:numId w:val="55"/>
-        </w:numPr>
-        <w:suppressLineNumbers w:val="false"/>
-        <w:pBdr/>
-        <w:tabs>
-          <w:tab w:val="right" w:leader="none" w:pos="12240"/>
-        </w:tabs>
-        <w:spacing w:after="0" w:before="0" w:line="240" w:lineRule="auto"/>
-        <w:ind/>
-        <w:contextualSpacing w:val="false"/>
-        <w:jc w:val="left"/>
-        <w:rPr>
-          <w:rFonts w:ascii="Times New Roman" w:hAnsi="Times New Roman" w:cs="Times New Roman"/>
-          <w:b w:val="0"/>
-          <w:bCs w:val="0"/>
-          <w:i w:val="0"/>
-          <w:color w:val="000000" w:themeColor="text1"/>
-          <w:sz w:val="22"/>
-          <w:szCs w:val="22"/>
-          <w:highlight w:val="none"/>
-        </w:rPr>
-      </w:pPr>
-      <w:r>
-        <w:rPr>
-          <w:rFonts w:ascii="Times New Roman" w:hAnsi="Times New Roman" w:cs="Times New Roman"/>
-          <w:b w:val="0"/>
-          <w:bCs w:val="0"/>
-          <w:i w:val="0"/>
-          <w:iCs w:val="0"/>
-          <w:color w:val="000000" w:themeColor="text1"/>
-          <w:sz w:val="22"/>
-          <w:szCs w:val="22"/>
-        </w:rPr>
-        <w:t xml:space="preserve">C</w:t>
-      </w:r>
-      <w:r>
-        <w:rPr>
-          <w:rFonts w:ascii="Times New Roman" w:hAnsi="Times New Roman" w:cs="Times New Roman"/>
-          <w:b w:val="0"/>
-          <w:bCs w:val="0"/>
-          <w:i w:val="0"/>
-          <w:iCs w:val="0"/>
-          <w:color w:val="000000" w:themeColor="text1"/>
-          <w:sz w:val="22"/>
-          <w:szCs w:val="22"/>
-        </w:rPr>
-        <w:t xml:space="preserve">LI program performing various functions on a virtual deck such as picking a random card and shuffling.</w:t>
-      </w:r>
-      <w:r>
-        <w:rPr>
-          <w:rFonts w:ascii="Times New Roman" w:hAnsi="Times New Roman" w:cs="Times New Roman"/>
-          <w:b w:val="0"/>
-          <w:bCs w:val="0"/>
-          <w:i w:val="0"/>
-          <w:color w:val="000000" w:themeColor="text1"/>
-          <w:sz w:val="22"/>
-          <w:szCs w:val="22"/>
-          <w:highlight w:val="none"/>
-        </w:rPr>
-      </w:r>
-      <w:r>
-        <w:rPr>
-          <w:rFonts w:ascii="Times New Roman" w:hAnsi="Times New Roman" w:cs="Times New Roman"/>
-          <w:b w:val="0"/>
-          <w:bCs w:val="0"/>
-          <w:i w:val="0"/>
-          <w:color w:val="000000" w:themeColor="text1"/>
-          <w:sz w:val="22"/>
-          <w:szCs w:val="22"/>
-          <w:highlight w:val="none"/>
-        </w:rPr>
-      </w:r>
-    </w:p>
-    <w:p>
-      <w:pPr>
-        <w:pStyle w:val="1009"/>
-        <w:keepNext w:val="false"/>
-        <w:keepLines w:val="true"/>
-        <w:numPr>
-          <w:ilvl w:val="0"/>
-          <w:numId w:val="55"/>
-        </w:numPr>
-        <w:suppressLineNumbers w:val="false"/>
-        <w:pBdr/>
-        <w:tabs>
-          <w:tab w:val="right" w:leader="none" w:pos="12240"/>
-        </w:tabs>
-        <w:spacing w:after="0" w:before="0" w:line="360" w:lineRule="auto"/>
-        <w:ind/>
-        <w:contextualSpacing w:val="false"/>
-        <w:jc w:val="left"/>
-        <w:rPr>
-          <w:rFonts w:ascii="Times New Roman" w:hAnsi="Times New Roman" w:cs="Times New Roman"/>
-          <w:b w:val="0"/>
-          <w:bCs w:val="0"/>
-          <w:i w:val="0"/>
-          <w:color w:val="000000" w:themeColor="text1"/>
-          <w:sz w:val="22"/>
-          <w:szCs w:val="22"/>
-        </w:rPr>
-      </w:pPr>
-      <w:r>
-        <w:rPr>
-          <w:rFonts w:ascii="Times New Roman" w:hAnsi="Times New Roman" w:cs="Times New Roman"/>
-          <w:b w:val="0"/>
-          <w:bCs w:val="0"/>
-          <w:i w:val="0"/>
-          <w:iCs w:val="0"/>
-          <w:color w:val="000000" w:themeColor="text1"/>
-          <w:sz w:val="22"/>
-          <w:szCs w:val="22"/>
-        </w:rPr>
-        <w:t xml:space="preserve">Utilizes a custom-made randomness library based on the Xorshift algorithm linked at compile time.</w:t>
-      </w:r>
-      <w:r>
-        <w:rPr>
-          <w:rFonts w:ascii="Times New Roman" w:hAnsi="Times New Roman" w:cs="Times New Roman"/>
-          <w:b w:val="0"/>
-          <w:bCs w:val="0"/>
-          <w:i w:val="0"/>
-          <w:color w:val="000000" w:themeColor="text1"/>
-          <w:sz w:val="22"/>
-          <w:szCs w:val="22"/>
-        </w:rPr>
-      </w:r>
-      <w:r>
-        <w:rPr>
-          <w:rFonts w:ascii="Times New Roman" w:hAnsi="Times New Roman" w:cs="Times New Roman"/>
-          <w:b w:val="0"/>
-          <w:bCs w:val="0"/>
-          <w:i w:val="0"/>
-          <w:color w:val="000000" w:themeColor="text1"/>
-          <w:sz w:val="22"/>
-          <w:szCs w:val="22"/>
         </w:rPr>
       </w:r>
     </w:p>
@@ -3517,6 +3273,7 @@
           <w:bCs w:val="0"/>
           <w:sz w:val="22"/>
           <w:szCs w:val="22"/>
+          <w:highlight w:val="none"/>
         </w:rPr>
       </w:pPr>
       <w:r>
@@ -3576,6 +3333,69 @@
       </w:pPr>
       <w:r>
         <w:rPr>
+          <w:b/>
+          <w:bCs/>
+          <w:sz w:val="22"/>
+          <w:szCs w:val="22"/>
+          <w:highlight w:val="none"/>
+        </w:rPr>
+        <w:t xml:space="preserve">AI &amp; ML: </w:t>
+      </w:r>
+      <w:r>
+        <w:rPr>
+          <w:b w:val="0"/>
+          <w:bCs w:val="0"/>
+          <w:sz w:val="22"/>
+          <w:szCs w:val="22"/>
+          <w:highlight w:val="none"/>
+        </w:rPr>
+        <w:t xml:space="preserve">RAG, Azure Document Intelligence, Openclaw, Ollama, </w:t>
+      </w:r>
+      <w:r>
+        <w:rPr>
+          <w:b w:val="0"/>
+          <w:bCs w:val="0"/>
+          <w:sz w:val="22"/>
+          <w:szCs w:val="22"/>
+          <w:highlight w:val="none"/>
+        </w:rPr>
+        <w:t xml:space="preserve">OpenAI API, OpenRouter API</w:t>
+      </w:r>
+      <w:r/>
+      <w:r>
+        <w:rPr>
+          <w:b w:val="0"/>
+          <w:bCs w:val="0"/>
+          <w:sz w:val="22"/>
+          <w:szCs w:val="22"/>
+          <w:highlight w:val="none"/>
+        </w:rPr>
+      </w:r>
+      <w:r>
+        <w:rPr>
+          <w:b w:val="0"/>
+          <w:bCs w:val="0"/>
+          <w:sz w:val="22"/>
+          <w:szCs w:val="22"/>
+        </w:rPr>
+      </w:r>
+    </w:p>
+    <w:p>
+      <w:pPr>
+        <w:pStyle w:val="1009"/>
+        <w:pBdr/>
+        <w:spacing w:after="0" w:line="240" w:lineRule="auto"/>
+        <w:ind/>
+        <w:jc w:val="left"/>
+        <w:rPr>
+          <w:b w:val="0"/>
+          <w:bCs w:val="0"/>
+          <w:sz w:val="22"/>
+          <w:szCs w:val="22"/>
+        </w:rPr>
+      </w:pPr>
+      <w:r>
+        <w:rPr>
           <w:rFonts w:ascii="Times New Roman" w:hAnsi="Times New Roman" w:eastAsia="Times New Roman" w:cs="Times New Roman"/>
           <w:b/>
           <w:bCs/>
@@ -3596,7 +3416,7 @@
           <w:szCs w:val="22"/>
           <w:highlight w:val="none"/>
         </w:rPr>
-        <w:t xml:space="preserve"> ReactJS, Flask, PostgreSQL, OpenAI API, RAG, Azure Document Intelligence, Excel</w:t>
+        <w:t xml:space="preserve"> ReactJS, Flask, PostgreSQL, Excel</w:t>
       </w:r>
       <w:r>
         <w:rPr>
@@ -3605,6 +3425,7 @@
           <w:sz w:val="22"/>
           <w:szCs w:val="22"/>
         </w:rPr>
+        <w:t xml:space="preserve">, JSON</w:t>
       </w:r>
       <w:r>
         <w:rPr>
@@ -3683,37 +3504,6 @@
       </w:r>
       <w:r>
         <w:rPr>
-          <w:b/>
-          <w:bCs/>
-          <w:sz w:val="18"/>
-          <w:szCs w:val="18"/>
-          <w:highlight w:val="none"/>
-        </w:rPr>
-      </w:r>
-      <w:r>
-        <w:rPr>
-          <w:rFonts w:ascii="Times New Roman" w:hAnsi="Times New Roman" w:eastAsia="Times New Roman" w:cs="Times New Roman"/>
-          <w:b w:val="0"/>
-          <w:bCs w:val="0"/>
-          <w:color w:val="000000" w:themeColor="text1"/>
-          <w:sz w:val="22"/>
-          <w:szCs w:val="22"/>
-          <w:highlight w:val="none"/>
-        </w:rPr>
-      </w:r>
-      <w:r>
-        <w:rPr>
-          <w:rFonts w:ascii="Times New Roman" w:hAnsi="Times New Roman" w:eastAsia="Times New Roman" w:cs="Times New Roman"/>
-          <w:b w:val="0"/>
-          <w:bCs w:val="0"/>
-          <w:color w:val="000000" w:themeColor="text1"/>
-          <w:sz w:val="22"/>
-          <w:szCs w:val="22"/>
-          <w:highlight w:val="none"/>
-        </w:rPr>
-      </w:r>
-      <w:r>
-        <w:rPr>
           <w:rFonts w:ascii="Times New Roman" w:hAnsi="Times New Roman" w:eastAsia="Times New Roman" w:cs="Times New Roman"/>
           <w:b w:val="0"/>
           <w:bCs w:val="0"/>
@@ -12210,6 +12000,300 @@
       </w:pPr>
       <w:rPr>
         <w:rFonts w:hint="default" w:ascii="Symbol" w:hAnsi="Symbol" w:eastAsia="Symbol" w:cs="Symbol"/>
+      </w:rPr>
+      <w:start w:val="1"/>
+      <w:suff w:val="tab"/>
+    </w:lvl>
+    <w:lvl w:ilvl="1">
+      <w:isLgl w:val="false"/>
+      <w:lvlJc w:val="left"/>
+      <w:lvlText w:val="o"/>
+      <w:numFmt w:val="bullet"/>
+      <w:pPr>
+        <w:pBdr/>
+        <w:spacing/>
+        <w:ind w:hanging="360" w:left="1429"/>
+      </w:pPr>
+      <w:rPr>
+        <w:rFonts w:hint="default" w:ascii="Courier New" w:hAnsi="Courier New" w:eastAsia="Courier New" w:cs="Courier New"/>
+      </w:rPr>
+      <w:start w:val="1"/>
+      <w:suff w:val="tab"/>
+    </w:lvl>
+    <w:lvl w:ilvl="2">
+      <w:isLgl w:val="false"/>
+      <w:lvlJc w:val="left"/>
+      <w:lvlText w:val="§"/>
+      <w:numFmt w:val="bullet"/>
+      <w:pPr>
+        <w:pBdr/>
+        <w:spacing/>
+        <w:ind w:hanging="360" w:left="2149"/>
+      </w:pPr>
+      <w:rPr>
+        <w:rFonts w:hint="default" w:ascii="Wingdings" w:hAnsi="Wingdings" w:eastAsia="Wingdings" w:cs="Wingdings"/>
+      </w:rPr>
+      <w:start w:val="1"/>
+      <w:suff w:val="tab"/>
+    </w:lvl>
+    <w:lvl w:ilvl="3">
+      <w:isLgl w:val="false"/>
+      <w:lvlJc w:val="left"/>
+      <w:lvlText w:val="·"/>
+      <w:numFmt w:val="bullet"/>
+      <w:pPr>
+        <w:pBdr/>
+        <w:spacing/>
+        <w:ind w:hanging="360" w:left="2869"/>
+      </w:pPr>
+      <w:rPr>
+        <w:rFonts w:hint="default" w:ascii="Symbol" w:hAnsi="Symbol" w:eastAsia="Symbol" w:cs="Symbol"/>
+      </w:rPr>
+      <w:start w:val="1"/>
+      <w:suff w:val="tab"/>
+    </w:lvl>
+    <w:lvl w:ilvl="4">
+      <w:isLgl w:val="false"/>
+      <w:lvlJc w:val="left"/>
+      <w:lvlText w:val="o"/>
+      <w:numFmt w:val="bullet"/>
+      <w:pPr>
+        <w:pBdr/>
+        <w:spacing/>
+        <w:ind w:hanging="360" w:left="3589"/>
+      </w:pPr>
+      <w:rPr>
+        <w:rFonts w:hint="default" w:ascii="Courier New" w:hAnsi="Courier New" w:eastAsia="Courier New" w:cs="Courier New"/>
+      </w:rPr>
+      <w:start w:val="1"/>
+      <w:suff w:val="tab"/>
+    </w:lvl>
+    <w:lvl w:ilvl="5">
+      <w:isLgl w:val="false"/>
+      <w:lvlJc w:val="left"/>
+      <w:lvlText w:val="§"/>
+      <w:numFmt w:val="bullet"/>
+      <w:pPr>
+        <w:pBdr/>
+        <w:spacing/>
+        <w:ind w:hanging="360" w:left="4309"/>
+      </w:pPr>
+      <w:rPr>
+        <w:rFonts w:hint="default" w:ascii="Wingdings" w:hAnsi="Wingdings" w:eastAsia="Wingdings" w:cs="Wingdings"/>
+      </w:rPr>
+      <w:start w:val="1"/>
+      <w:suff w:val="tab"/>
+    </w:lvl>
+    <w:lvl w:ilvl="6">
+      <w:isLgl w:val="false"/>
+      <w:lvlJc w:val="left"/>
+      <w:lvlText w:val="·"/>
+      <w:numFmt w:val="bullet"/>
+      <w:pPr>
+        <w:pBdr/>
+        <w:spacing/>
+        <w:ind w:hanging="360" w:left="5029"/>
+      </w:pPr>
+      <w:rPr>
+        <w:rFonts w:hint="default" w:ascii="Symbol" w:hAnsi="Symbol" w:eastAsia="Symbol" w:cs="Symbol"/>
+      </w:rPr>
+      <w:start w:val="1"/>
+      <w:suff w:val="tab"/>
+    </w:lvl>
+    <w:lvl w:ilvl="7">
+      <w:isLgl w:val="false"/>
+      <w:lvlJc w:val="left"/>
+      <w:lvlText w:val="o"/>
+      <w:numFmt w:val="bullet"/>
+      <w:pPr>
+        <w:pBdr/>
+        <w:spacing/>
+        <w:ind w:hanging="360" w:left="5749"/>
+      </w:pPr>
+      <w:rPr>
+        <w:rFonts w:hint="default" w:ascii="Courier New" w:hAnsi="Courier New" w:eastAsia="Courier New" w:cs="Courier New"/>
+      </w:rPr>
+      <w:start w:val="1"/>
+      <w:suff w:val="tab"/>
+    </w:lvl>
+    <w:lvl w:ilvl="8">
+      <w:isLgl w:val="false"/>
+      <w:lvlJc w:val="left"/>
+      <w:lvlText w:val="§"/>
+      <w:numFmt w:val="bullet"/>
+      <w:pPr>
+        <w:pBdr/>
+        <w:spacing/>
+        <w:ind w:hanging="360" w:left="6469"/>
+      </w:pPr>
+      <w:rPr>
+        <w:rFonts w:hint="default" w:ascii="Wingdings" w:hAnsi="Wingdings" w:eastAsia="Wingdings" w:cs="Wingdings"/>
+      </w:rPr>
+      <w:start w:val="1"/>
+      <w:suff w:val="tab"/>
+    </w:lvl>
+  </w:abstractNum>
+  <w:abstractNum w:abstractNumId="59">
+    <w:nsid w:val="2333249F"/>
+    <w:lvl w:ilvl="0">
+      <w:isLgl w:val="false"/>
+      <w:lvlJc w:val="left"/>
+      <w:lvlText w:val="·"/>
+      <w:numFmt w:val="bullet"/>
+      <w:pPr>
+        <w:pBdr/>
+        <w:spacing/>
+        <w:ind w:hanging="360" w:left="709"/>
+      </w:pPr>
+      <w:rPr>
+        <w:rFonts w:hint="default" w:ascii="Symbol" w:hAnsi="Symbol" w:eastAsia="Symbol" w:cs="Symbol"/>
+      </w:rPr>
+      <w:start w:val="1"/>
+      <w:suff w:val="tab"/>
+    </w:lvl>
+    <w:lvl w:ilvl="1">
+      <w:isLgl w:val="false"/>
+      <w:lvlJc w:val="left"/>
+      <w:lvlText w:val="o"/>
+      <w:numFmt w:val="bullet"/>
+      <w:pPr>
+        <w:pBdr/>
+        <w:spacing/>
+        <w:ind w:hanging="360" w:left="1429"/>
+      </w:pPr>
+      <w:rPr>
+        <w:rFonts w:hint="default" w:ascii="Courier New" w:hAnsi="Courier New" w:eastAsia="Courier New" w:cs="Courier New"/>
+      </w:rPr>
+      <w:start w:val="1"/>
+      <w:suff w:val="tab"/>
+    </w:lvl>
+    <w:lvl w:ilvl="2">
+      <w:isLgl w:val="false"/>
+      <w:lvlJc w:val="left"/>
+      <w:lvlText w:val="§"/>
+      <w:numFmt w:val="bullet"/>
+      <w:pPr>
+        <w:pBdr/>
+        <w:spacing/>
+        <w:ind w:hanging="360" w:left="2149"/>
+      </w:pPr>
+      <w:rPr>
+        <w:rFonts w:hint="default" w:ascii="Wingdings" w:hAnsi="Wingdings" w:eastAsia="Wingdings" w:cs="Wingdings"/>
+      </w:rPr>
+      <w:start w:val="1"/>
+      <w:suff w:val="tab"/>
+    </w:lvl>
+    <w:lvl w:ilvl="3">
+      <w:isLgl w:val="false"/>
+      <w:lvlJc w:val="left"/>
+      <w:lvlText w:val="·"/>
+      <w:numFmt w:val="bullet"/>
+      <w:pPr>
+        <w:pBdr/>
+        <w:spacing/>
+        <w:ind w:hanging="360" w:left="2869"/>
+      </w:pPr>
+      <w:rPr>
+        <w:rFonts w:hint="default" w:ascii="Symbol" w:hAnsi="Symbol" w:eastAsia="Symbol" w:cs="Symbol"/>
+      </w:rPr>
+      <w:start w:val="1"/>
+      <w:suff w:val="tab"/>
+    </w:lvl>
+    <w:lvl w:ilvl="4">
+      <w:isLgl w:val="false"/>
+      <w:lvlJc w:val="left"/>
+      <w:lvlText w:val="o"/>
+      <w:numFmt w:val="bullet"/>
+      <w:pPr>
+        <w:pBdr/>
+        <w:spacing/>
+        <w:ind w:hanging="360" w:left="3589"/>
+      </w:pPr>
+      <w:rPr>
+        <w:rFonts w:hint="default" w:ascii="Courier New" w:hAnsi="Courier New" w:eastAsia="Courier New" w:cs="Courier New"/>
+      </w:rPr>
+      <w:start w:val="1"/>
+      <w:suff w:val="tab"/>
+    </w:lvl>
+    <w:lvl w:ilvl="5">
+      <w:isLgl w:val="false"/>
+      <w:lvlJc w:val="left"/>
+      <w:lvlText w:val="§"/>
+      <w:numFmt w:val="bullet"/>
+      <w:pPr>
+        <w:pBdr/>
+        <w:spacing/>
+        <w:ind w:hanging="360" w:left="4309"/>
+      </w:pPr>
+      <w:rPr>
+        <w:rFonts w:hint="default" w:ascii="Wingdings" w:hAnsi="Wingdings" w:eastAsia="Wingdings" w:cs="Wingdings"/>
+      </w:rPr>
+      <w:start w:val="1"/>
+      <w:suff w:val="tab"/>
+    </w:lvl>
+    <w:lvl w:ilvl="6">
+      <w:isLgl w:val="false"/>
+      <w:lvlJc w:val="left"/>
+      <w:lvlText w:val="·"/>
+      <w:numFmt w:val="bullet"/>
+      <w:pPr>
+        <w:pBdr/>
+        <w:spacing/>
+        <w:ind w:hanging="360" w:left="5029"/>
+      </w:pPr>
+      <w:rPr>
+        <w:rFonts w:hint="default" w:ascii="Symbol" w:hAnsi="Symbol" w:eastAsia="Symbol" w:cs="Symbol"/>
+      </w:rPr>
+      <w:start w:val="1"/>
+      <w:suff w:val="tab"/>
+    </w:lvl>
+    <w:lvl w:ilvl="7">
+      <w:isLgl w:val="false"/>
+      <w:lvlJc w:val="left"/>
+      <w:lvlText w:val="o"/>
+      <w:numFmt w:val="bullet"/>
+      <w:pPr>
+        <w:pBdr/>
+        <w:spacing/>
+        <w:ind w:hanging="360" w:left="5749"/>
+      </w:pPr>
+      <w:rPr>
+        <w:rFonts w:hint="default" w:ascii="Courier New" w:hAnsi="Courier New" w:eastAsia="Courier New" w:cs="Courier New"/>
+      </w:rPr>
+      <w:start w:val="1"/>
+      <w:suff w:val="tab"/>
+    </w:lvl>
+    <w:lvl w:ilvl="8">
+      <w:isLgl w:val="false"/>
+      <w:lvlJc w:val="left"/>
+      <w:lvlText w:val="§"/>
+      <w:numFmt w:val="bullet"/>
+      <w:pPr>
+        <w:pBdr/>
+        <w:spacing/>
+        <w:ind w:hanging="360" w:left="6469"/>
+      </w:pPr>
+      <w:rPr>
+        <w:rFonts w:hint="default" w:ascii="Wingdings" w:hAnsi="Wingdings" w:eastAsia="Wingdings" w:cs="Wingdings"/>
+      </w:rPr>
+      <w:start w:val="1"/>
+      <w:suff w:val="tab"/>
+    </w:lvl>
+  </w:abstractNum>
+  <w:abstractNum w:abstractNumId="60">
+    <w:nsid w:val="0FEE5754"/>
+    <w:lvl w:ilvl="0">
+      <w:isLgl w:val="false"/>
+      <w:lvlJc w:val="left"/>
+      <w:lvlText w:val="·"/>
+      <w:numFmt w:val="bullet"/>
+      <w:pPr>
+        <w:pBdr/>
+        <w:spacing/>
+        <w:ind w:hanging="360" w:left="709"/>
+      </w:pPr>
+      <w:rPr>
+        <w:rFonts w:ascii="Symbol" w:hAnsi="Symbol" w:eastAsia="Symbol" w:cs="Symbol"/>
       </w:rPr>
       <w:start w:val="1"/>
       <w:suff w:val="tab"/>
@@ -12519,6 +12603,12 @@
   </w:num>
   <w:num w:numId="59">
     <w:abstractNumId w:val="58"/>
+  </w:num>
+  <w:num w:numId="60">
+    <w:abstractNumId w:val="59"/>
+  </w:num>
+  <w:num w:numId="61">
+    <w:abstractNumId w:val="60"/>
   </w:num>
 </w:numbering>
 </file>

--- a/resources/resume.docx
+++ b/resources/resume.docx
@@ -2495,7 +2495,7 @@
           <w:highlight w:val="none"/>
           <w:u w:val="none"/>
         </w:rPr>
-        <w:t xml:space="preserve">Full-stack MVP (Minimum Viable Product) to generate a personalized workout plan based on individual goals.</w:t>
+        <w:t xml:space="preserve">Full-stack MVP to generate custom workout plans based on 6 types of individual goals and 3 experience levels.</w:t>
       </w:r>
       <w:r>
         <w:rPr>
@@ -2550,7 +2550,7 @@
           <w:highlight w:val="none"/>
           <w:u w:val="none"/>
         </w:rPr>
-        <w:t xml:space="preserve">Implements a robust AI integration with deterministic offline fallback</w:t>
+        <w:t xml:space="preserve">Implements a robust AI integration with deterministic offline fallback.</w:t>
       </w:r>
       <w:r>
         <w:rPr>
@@ -3349,7 +3349,7 @@
           <w:szCs w:val="22"/>
           <w:highlight w:val="none"/>
         </w:rPr>
-        <w:t xml:space="preserve">RAG, Azure Document Intelligence, Openclaw, Ollama, </w:t>
+        <w:t xml:space="preserve">RAG, Azure Document Intelligence, OpenClaw, Ollama, </w:t>
       </w:r>
       <w:r>
         <w:rPr>

--- a/resources/resume.docx
+++ b/resources/resume.docx
@@ -1463,7 +1463,7 @@
           <w:szCs w:val="22"/>
           <w:highlight w:val="none"/>
         </w:rPr>
-        <w:t xml:space="preserve">Designed and implemented a networking infrastructure using Syncthing with built in security and data integrity.</w:t>
+        <w:t xml:space="preserve">Designed and implemented a networking infrastructure using Syncthing with built-in security and data integrity.</w:t>
       </w:r>
       <w:r>
         <w:rPr>

--- a/resources/resume.docx
+++ b/resources/resume.docx
@@ -4,7 +4,7 @@
   <w:body>
     <w:p>
       <w:pPr>
-        <w:pStyle w:val="1007"/>
+        <w:pStyle w:val="1011"/>
         <w:keepNext w:val="false"/>
         <w:keepLines w:val="true"/>
         <w:suppressLineNumbers w:val="false"/>
@@ -70,84 +70,7 @@
     </w:p>
     <w:p>
       <w:pPr>
-        <w:pStyle w:val="1007"/>
-        <w:keepNext w:val="false"/>
-        <w:keepLines w:val="true"/>
-        <w:suppressLineNumbers w:val="false"/>
-        <w:pBdr/>
-        <w:tabs>
-          <w:tab w:val="right" w:leader="none" w:pos="12240"/>
-        </w:tabs>
-        <w:spacing w:after="0" w:before="0" w:line="240" w:lineRule="auto"/>
-        <w:ind/>
-        <w:contextualSpacing w:val="false"/>
-        <w:jc w:val="center"/>
-        <w:rPr>
-          <w:rFonts w:ascii="Times New Roman" w:hAnsi="Times New Roman" w:cs="Times New Roman"/>
-          <w:b w:val="0"/>
-          <w:bCs w:val="0"/>
-          <w:color w:val="000000" w:themeColor="text1"/>
-          <w:sz w:val="22"/>
-          <w:szCs w:val="22"/>
-        </w:rPr>
-      </w:pPr>
-      <w:r>
-        <w:rPr>
-          <w:rFonts w:ascii="Times New Roman" w:hAnsi="Times New Roman" w:eastAsia="Times New Roman" w:cs="Times New Roman"/>
-          <w:b w:val="0"/>
-          <w:bCs w:val="0"/>
-          <w:color w:val="000000" w:themeColor="text1"/>
-          <w:sz w:val="22"/>
-          <w:szCs w:val="22"/>
-        </w:rPr>
-        <w:t xml:space="preserve">Burke, </w:t>
-      </w:r>
-      <w:r>
-        <w:rPr>
-          <w:rFonts w:ascii="Times New Roman" w:hAnsi="Times New Roman" w:eastAsia="Times New Roman" w:cs="Times New Roman"/>
-          <w:b w:val="0"/>
-          <w:bCs w:val="0"/>
-          <w:color w:val="000000" w:themeColor="text1"/>
-          <w:sz w:val="22"/>
-          <w:szCs w:val="22"/>
-        </w:rPr>
-        <w:t xml:space="preserve">VA </w:t>
-      </w:r>
-      <w:r>
-        <w:rPr>
-          <w:rFonts w:ascii="Times New Roman" w:hAnsi="Times New Roman" w:eastAsia="Times New Roman" w:cs="Times New Roman"/>
-          <w:b w:val="0"/>
-          <w:bCs w:val="0"/>
-          <w:color w:val="000000" w:themeColor="text1"/>
-          <w:sz w:val="22"/>
-          <w:szCs w:val="22"/>
-        </w:rPr>
-        <w:t xml:space="preserve">22015</w:t>
-      </w:r>
-      <w:r>
-        <w:rPr>
-          <w:rFonts w:ascii="Times New Roman" w:hAnsi="Times New Roman" w:cs="Times New Roman"/>
-          <w:b w:val="0"/>
-          <w:bCs w:val="0"/>
-          <w:color w:val="000000" w:themeColor="text1"/>
-          <w:sz w:val="22"/>
-          <w:szCs w:val="22"/>
-        </w:rPr>
-      </w:r>
-      <w:r>
-        <w:rPr>
-          <w:rFonts w:ascii="Times New Roman" w:hAnsi="Times New Roman" w:cs="Times New Roman"/>
-          <w:b w:val="0"/>
-          <w:bCs w:val="0"/>
-          <w:color w:val="000000" w:themeColor="text1"/>
-          <w:sz w:val="22"/>
-          <w:szCs w:val="22"/>
-        </w:rPr>
-      </w:r>
-    </w:p>
-    <w:p>
-      <w:pPr>
-        <w:pStyle w:val="1007"/>
+        <w:pStyle w:val="1011"/>
         <w:keepNext w:val="false"/>
         <w:keepLines w:val="true"/>
         <w:suppressLineNumbers w:val="false"/>
@@ -183,7 +106,7 @@
       <w:hyperlink r:id="rId9" w:tooltip="tel:5716234086" w:history="1">
         <w:r>
           <w:rPr>
-            <w:rStyle w:val="988"/>
+            <w:rStyle w:val="992"/>
             <w:rFonts w:ascii="Times New Roman" w:hAnsi="Times New Roman" w:eastAsia="Times New Roman" w:cs="Times New Roman"/>
             <w:b w:val="0"/>
             <w:bCs w:val="0"/>
@@ -210,7 +133,7 @@
       <w:hyperlink r:id="rId10" w:tooltip="mailto:mitch@mitchf.me" w:history="1">
         <w:r>
           <w:rPr>
-            <w:rStyle w:val="988"/>
+            <w:rStyle w:val="992"/>
             <w:rFonts w:ascii="Times New Roman" w:hAnsi="Times New Roman" w:eastAsia="Times New Roman" w:cs="Times New Roman"/>
             <w:color w:val="000000" w:themeColor="text1"/>
             <w:sz w:val="22"/>
@@ -235,7 +158,7 @@
       <w:hyperlink r:id="rId11" w:tooltip="https://mitchf.me" w:history="1">
         <w:r>
           <w:rPr>
-            <w:rStyle w:val="988"/>
+            <w:rStyle w:val="992"/>
             <w:rFonts w:ascii="Times New Roman" w:hAnsi="Times New Roman" w:eastAsia="Times New Roman" w:cs="Times New Roman"/>
             <w:color w:val="000000" w:themeColor="text1"/>
             <w:sz w:val="22"/>
@@ -258,7 +181,7 @@
       <w:hyperlink r:id="rId12" w:tooltip="https://www.linkedin.com/in/mitchfeigenbaum" w:history="1">
         <w:r>
           <w:rPr>
-            <w:rStyle w:val="988"/>
+            <w:rStyle w:val="992"/>
             <w:rFonts w:ascii="Times New Roman" w:hAnsi="Times New Roman" w:eastAsia="Times New Roman" w:cs="Times New Roman"/>
             <w:color w:val="000000" w:themeColor="text1"/>
             <w:sz w:val="22"/>
@@ -282,7 +205,7 @@
       <w:hyperlink r:id="rId13" w:tooltip="https://github.com/mrf-dot" w:history="1">
         <w:r>
           <w:rPr>
-            <w:rStyle w:val="988"/>
+            <w:rStyle w:val="992"/>
             <w:rFonts w:ascii="Times New Roman" w:hAnsi="Times New Roman" w:cs="Times New Roman"/>
             <w:color w:val="000000" w:themeColor="text1"/>
             <w:sz w:val="22"/>
@@ -316,7 +239,7 @@
     </w:p>
     <w:p>
       <w:pPr>
-        <w:pStyle w:val="1013"/>
+        <w:pStyle w:val="1017"/>
         <w:keepNext w:val="false"/>
         <w:keepLines w:val="true"/>
         <w:suppressLineNumbers w:val="false"/>
@@ -374,7 +297,7 @@
     </w:p>
     <w:p>
       <w:pPr>
-        <w:pStyle w:val="1009"/>
+        <w:pStyle w:val="1013"/>
         <w:keepNext w:val="false"/>
         <w:keepLines w:val="true"/>
         <w:suppressLineNumbers w:val="false"/>
@@ -480,7 +403,7 @@
     </w:p>
     <w:p>
       <w:pPr>
-        <w:pStyle w:val="1009"/>
+        <w:pStyle w:val="1013"/>
         <w:keepNext w:val="false"/>
         <w:keepLines w:val="true"/>
         <w:suppressLineNumbers w:val="false"/>
@@ -559,7 +482,7 @@
     </w:p>
     <w:p>
       <w:pPr>
-        <w:pStyle w:val="1009"/>
+        <w:pStyle w:val="1013"/>
         <w:keepNext w:val="false"/>
         <w:keepLines w:val="true"/>
         <w:suppressLineNumbers w:val="false"/>
@@ -651,7 +574,7 @@
     </w:p>
     <w:p>
       <w:pPr>
-        <w:pStyle w:val="1009"/>
+        <w:pStyle w:val="1013"/>
         <w:keepNext w:val="false"/>
         <w:keepLines w:val="true"/>
         <w:suppressLineNumbers w:val="false"/>
@@ -770,7 +693,7 @@
     </w:p>
     <w:p>
       <w:pPr>
-        <w:pStyle w:val="1009"/>
+        <w:pStyle w:val="1013"/>
         <w:keepNext w:val="false"/>
         <w:keepLines w:val="true"/>
         <w:numPr>
@@ -838,7 +761,7 @@
     </w:p>
     <w:p>
       <w:pPr>
-        <w:pStyle w:val="1009"/>
+        <w:pStyle w:val="1013"/>
         <w:keepNext w:val="false"/>
         <w:keepLines w:val="true"/>
         <w:numPr>
@@ -919,7 +842,7 @@
     </w:p>
     <w:p>
       <w:pPr>
-        <w:pStyle w:val="1009"/>
+        <w:pStyle w:val="1013"/>
         <w:keepNext w:val="false"/>
         <w:keepLines w:val="true"/>
         <w:numPr>
@@ -999,7 +922,7 @@
     </w:p>
     <w:p>
       <w:pPr>
-        <w:pStyle w:val="1009"/>
+        <w:pStyle w:val="1013"/>
         <w:keepNext w:val="false"/>
         <w:keepLines w:val="true"/>
         <w:numPr>
@@ -1092,7 +1015,7 @@
     </w:p>
     <w:p>
       <w:pPr>
-        <w:pStyle w:val="1009"/>
+        <w:pStyle w:val="1013"/>
         <w:keepNext w:val="false"/>
         <w:keepLines w:val="true"/>
         <w:numPr>
@@ -1184,7 +1107,7 @@
     </w:p>
     <w:p>
       <w:pPr>
-        <w:pStyle w:val="1009"/>
+        <w:pStyle w:val="1013"/>
         <w:keepNext w:val="false"/>
         <w:keepLines w:val="true"/>
         <w:numPr>
@@ -1265,7 +1188,7 @@
     </w:p>
     <w:p>
       <w:pPr>
-        <w:pStyle w:val="1009"/>
+        <w:pStyle w:val="1013"/>
         <w:keepNext w:val="false"/>
         <w:keepLines w:val="true"/>
         <w:suppressLineNumbers w:val="false"/>
@@ -1344,7 +1267,7 @@
     </w:p>
     <w:p>
       <w:pPr>
-        <w:pStyle w:val="1009"/>
+        <w:pStyle w:val="1013"/>
         <w:keepNext w:val="false"/>
         <w:keepLines w:val="true"/>
         <w:suppressLineNumbers w:val="false"/>
@@ -1423,7 +1346,7 @@
     </w:p>
     <w:p>
       <w:pPr>
-        <w:pStyle w:val="1009"/>
+        <w:pStyle w:val="1013"/>
         <w:keepNext w:val="false"/>
         <w:keepLines w:val="true"/>
         <w:numPr>
@@ -1505,7 +1428,7 @@
     </w:p>
     <w:p>
       <w:pPr>
-        <w:pStyle w:val="1009"/>
+        <w:pStyle w:val="1013"/>
         <w:keepNext w:val="false"/>
         <w:keepLines w:val="true"/>
         <w:numPr>
@@ -1573,7 +1496,7 @@
     </w:p>
     <w:p>
       <w:pPr>
-        <w:pStyle w:val="1009"/>
+        <w:pStyle w:val="1013"/>
         <w:keepNext w:val="false"/>
         <w:keepLines w:val="true"/>
         <w:numPr>
@@ -1652,7 +1575,7 @@
     </w:p>
     <w:p>
       <w:pPr>
-        <w:pStyle w:val="1009"/>
+        <w:pStyle w:val="1013"/>
         <w:keepNext w:val="false"/>
         <w:keepLines w:val="true"/>
         <w:numPr>
@@ -1719,7 +1642,7 @@
     </w:p>
     <w:p>
       <w:pPr>
-        <w:pStyle w:val="1009"/>
+        <w:pStyle w:val="1013"/>
         <w:keepNext w:val="false"/>
         <w:keepLines w:val="true"/>
         <w:numPr>
@@ -1828,7 +1751,7 @@
     </w:p>
     <w:p>
       <w:pPr>
-        <w:pStyle w:val="1013"/>
+        <w:pStyle w:val="1017"/>
         <w:keepNext w:val="false"/>
         <w:keepLines w:val="true"/>
         <w:suppressLineNumbers w:val="false"/>
@@ -1886,7 +1809,7 @@
     </w:p>
     <w:p>
       <w:pPr>
-        <w:pStyle w:val="1009"/>
+        <w:pStyle w:val="1013"/>
         <w:keepNext w:val="false"/>
         <w:keepLines w:val="true"/>
         <w:suppressLineNumbers w:val="false"/>
@@ -1963,7 +1886,7 @@
     </w:p>
     <w:p>
       <w:pPr>
-        <w:pStyle w:val="1009"/>
+        <w:pStyle w:val="1013"/>
         <w:keepNext w:val="false"/>
         <w:keepLines w:val="true"/>
         <w:suppressLineNumbers w:val="false"/>
@@ -2043,7 +1966,7 @@
     </w:p>
     <w:p>
       <w:pPr>
-        <w:pStyle w:val="1009"/>
+        <w:pStyle w:val="1013"/>
         <w:keepNext w:val="false"/>
         <w:keepLines w:val="true"/>
         <w:numPr>
@@ -2108,7 +2031,7 @@
     </w:p>
     <w:p>
       <w:pPr>
-        <w:pStyle w:val="1009"/>
+        <w:pStyle w:val="1013"/>
         <w:keepNext w:val="false"/>
         <w:keepLines w:val="true"/>
         <w:numPr>
@@ -2175,7 +2098,7 @@
     </w:p>
     <w:p>
       <w:pPr>
-        <w:pStyle w:val="1013"/>
+        <w:pStyle w:val="1017"/>
         <w:keepNext w:val="false"/>
         <w:keepLines w:val="true"/>
         <w:suppressLineNumbers w:val="false"/>
@@ -2243,10 +2166,57 @@
           <w:highlight w:val="none"/>
         </w:rPr>
       </w:r>
+      <w:r>
+        <w:rPr>
+          <w:rFonts w:ascii="Times New Roman" w:hAnsi="Times New Roman" w:eastAsia="Times New Roman" w:cs="Times New Roman"/>
+          <w:b/>
+          <w:bCs/>
+          <w:color w:val="000000" w:themeColor="text1"/>
+          <w:sz w:val="22"/>
+          <w:szCs w:val="22"/>
+          <w:highlight w:val="none"/>
+          <w:u w:val="none"/>
+        </w:rPr>
+      </w:r>
+      <w:r>
+        <w:rPr>
+          <w:rFonts w:ascii="Times New Roman" w:hAnsi="Times New Roman" w:eastAsia="Times New Roman" w:cs="Times New Roman"/>
+          <w:b w:val="0"/>
+          <w:bCs w:val="0"/>
+          <w:color w:val="000000" w:themeColor="text1"/>
+          <w:sz w:val="22"/>
+          <w:szCs w:val="22"/>
+          <w:highlight w:val="none"/>
+          <w:u w:val="none"/>
+        </w:rPr>
+      </w:r>
+      <w:r>
+        <w:rPr>
+          <w:rFonts w:ascii="Times New Roman" w:hAnsi="Times New Roman" w:eastAsia="Times New Roman" w:cs="Times New Roman"/>
+          <w:b w:val="0"/>
+          <w:bCs w:val="0"/>
+          <w:color w:val="000000" w:themeColor="text1"/>
+          <w:sz w:val="22"/>
+          <w:szCs w:val="22"/>
+          <w:highlight w:val="none"/>
+          <w:u w:val="none"/>
+        </w:rPr>
+      </w:r>
+      <w:r>
+        <w:rPr>
+          <w:rFonts w:ascii="Times New Roman" w:hAnsi="Times New Roman" w:eastAsia="Times New Roman" w:cs="Times New Roman"/>
+          <w:b/>
+          <w:bCs/>
+          <w:color w:val="000000" w:themeColor="text1"/>
+          <w:sz w:val="24"/>
+          <w:szCs w:val="24"/>
+          <w:highlight w:val="none"/>
+        </w:rPr>
+      </w:r>
     </w:p>
     <w:p>
       <w:pPr>
-        <w:pStyle w:val="1009"/>
+        <w:pStyle w:val="1013"/>
         <w:keepNext w:val="false"/>
         <w:keepLines w:val="true"/>
         <w:suppressLineNumbers w:val="false"/>
@@ -2308,22 +2278,46 @@
         </w:rPr>
         <w:tab/>
       </w:r>
-      <w:hyperlink r:id="rId14" w:tooltip="https://github.com/mrf-dot/repmax-ai" w:history="1">
-        <w:r>
-          <w:rPr>
-            <w:rStyle w:val="988"/>
-            <w:rFonts w:ascii="Times New Roman" w:hAnsi="Times New Roman" w:eastAsia="Times New Roman" w:cs="Times New Roman"/>
-            <w:b/>
-            <w:bCs/>
-            <w:color w:val="000000" w:themeColor="text1"/>
-            <w:sz w:val="22"/>
-            <w:szCs w:val="22"/>
-            <w:highlight w:val="none"/>
-            <w:u w:val="none"/>
-          </w:rPr>
-          <w:t xml:space="preserve">github.com/mrf-dot/repmax-ai</w:t>
-        </w:r>
-      </w:hyperlink>
+      <w:r>
+        <w:rPr>
+          <w:rFonts w:ascii="Times New Roman" w:hAnsi="Times New Roman" w:eastAsia="Times New Roman" w:cs="Times New Roman"/>
+          <w:b/>
+          <w:bCs/>
+          <w:color w:val="000000" w:themeColor="text1"/>
+          <w:sz w:val="22"/>
+          <w:szCs w:val="22"/>
+          <w:highlight w:val="none"/>
+          <w:u w:val="none"/>
+        </w:rPr>
+        <w:t xml:space="preserve">March 2026 </w:t>
+      </w:r>
+      <w:r>
+        <w:rPr>
+          <w:rFonts w:ascii="Times New Roman" w:hAnsi="Times New Roman" w:eastAsia="Times New Roman" w:cs="Times New Roman"/>
+          <w:b/>
+          <w:bCs/>
+          <w:i w:val="0"/>
+          <w:iCs w:val="0"/>
+          <w:color w:val="000000" w:themeColor="text1"/>
+          <w:sz w:val="22"/>
+          <w:szCs w:val="22"/>
+        </w:rPr>
+        <w:t xml:space="preserve">–</w:t>
+      </w:r>
+      <w:r>
+        <w:rPr>
+          <w:rFonts w:ascii="Times New Roman" w:hAnsi="Times New Roman" w:eastAsia="Times New Roman" w:cs="Times New Roman"/>
+          <w:b/>
+          <w:bCs/>
+          <w:color w:val="000000" w:themeColor="text1"/>
+          <w:sz w:val="22"/>
+          <w:szCs w:val="22"/>
+          <w:highlight w:val="none"/>
+          <w:u w:val="none"/>
+        </w:rPr>
+        <w:t xml:space="preserve"> April 2026</w:t>
+      </w:r>
+      <w:r/>
       <w:r>
         <w:rPr>
           <w:rFonts w:ascii="Times New Roman" w:hAnsi="Times New Roman" w:eastAsia="Times New Roman" w:cs="Times New Roman"/>
@@ -2351,7 +2345,7 @@
     </w:p>
     <w:p>
       <w:pPr>
-        <w:pStyle w:val="1009"/>
+        <w:pStyle w:val="1013"/>
         <w:keepNext w:val="false"/>
         <w:keepLines w:val="true"/>
         <w:suppressLineNumbers w:val="false"/>
@@ -2365,8 +2359,8 @@
         <w:jc w:val="left"/>
         <w:rPr>
           <w:rFonts w:ascii="Times New Roman" w:hAnsi="Times New Roman" w:eastAsia="Times New Roman" w:cs="Times New Roman"/>
-          <w:b/>
-          <w:bCs/>
+          <w:b w:val="0"/>
+          <w:bCs w:val="0"/>
           <w:color w:val="000000" w:themeColor="text1"/>
           <w:sz w:val="22"/>
           <w:szCs w:val="22"/>
@@ -2401,22 +2395,67 @@
           <w:u w:val="none"/>
         </w:rPr>
         <w:tab/>
-        <w:t xml:space="preserve">March 2026 </w:t>
+      </w:r>
+      <w:r/>
+      <w:hyperlink r:id="rId14" w:tooltip="https://github.com/mrf-dot/repmax-ai" w:history="1">
+        <w:r>
+          <w:rPr>
+            <w:rStyle w:val="992"/>
+            <w:rFonts w:ascii="Times New Roman" w:hAnsi="Times New Roman" w:eastAsia="Times New Roman" w:cs="Times New Roman"/>
+            <w:b w:val="0"/>
+            <w:bCs w:val="0"/>
+            <w:color w:val="000000" w:themeColor="text1"/>
+            <w:sz w:val="22"/>
+            <w:szCs w:val="22"/>
+            <w:highlight w:val="none"/>
+            <w:u w:val="none"/>
+          </w:rPr>
+          <w:t xml:space="preserve">github.com/mrf-dot/repmax-ai</w:t>
+        </w:r>
+      </w:hyperlink>
+      <w:r>
+        <w:rPr>
+          <w:rFonts w:ascii="Times New Roman" w:hAnsi="Times New Roman" w:eastAsia="Times New Roman" w:cs="Times New Roman"/>
+          <w:b w:val="0"/>
+          <w:bCs w:val="0"/>
+          <w:color w:val="000000" w:themeColor="text1"/>
+          <w:sz w:val="22"/>
+          <w:szCs w:val="22"/>
+          <w:highlight w:val="none"/>
+          <w:u w:val="none"/>
+        </w:rPr>
       </w:r>
       <w:r>
         <w:rPr>
           <w:rFonts w:ascii="Times New Roman" w:hAnsi="Times New Roman" w:eastAsia="Times New Roman" w:cs="Times New Roman"/>
-          <w:b/>
-          <w:bCs/>
-          <w:i w:val="0"/>
-          <w:iCs w:val="0"/>
+          <w:b w:val="0"/>
+          <w:bCs w:val="0"/>
           <w:color w:val="000000" w:themeColor="text1"/>
           <w:sz w:val="22"/>
           <w:szCs w:val="22"/>
+          <w:highlight w:val="none"/>
+          <w:u w:val="none"/>
         </w:rPr>
-        <w:t xml:space="preserve">–</w:t>
       </w:r>
-      <w:r>
+    </w:p>
+    <w:p>
+      <w:pPr>
+        <w:pStyle w:val="1013"/>
+        <w:keepNext w:val="false"/>
+        <w:keepLines w:val="true"/>
+        <w:numPr>
+          <w:ilvl w:val="0"/>
+          <w:numId w:val="61"/>
+        </w:numPr>
+        <w:suppressLineNumbers w:val="false"/>
+        <w:pBdr/>
+        <w:tabs>
+          <w:tab w:val="right" w:leader="none" w:pos="12240"/>
+        </w:tabs>
+        <w:spacing w:after="0" w:before="0" w:line="240" w:lineRule="auto"/>
+        <w:ind/>
+        <w:contextualSpacing w:val="false"/>
+        <w:jc w:val="left"/>
         <w:rPr>
           <w:rFonts w:ascii="Times New Roman" w:hAnsi="Times New Roman" w:eastAsia="Times New Roman" w:cs="Times New Roman"/>
           <w:b/>
@@ -2427,8 +2466,19 @@
           <w:highlight w:val="none"/>
           <w:u w:val="none"/>
         </w:rPr>
-        <w:t xml:space="preserve"> April 2026</w:t>
-        <w:tab/>
+      </w:pPr>
+      <w:r>
+        <w:rPr>
+          <w:rFonts w:ascii="Times New Roman" w:hAnsi="Times New Roman" w:eastAsia="Times New Roman" w:cs="Times New Roman"/>
+          <w:b w:val="0"/>
+          <w:bCs w:val="0"/>
+          <w:color w:val="000000" w:themeColor="text1"/>
+          <w:sz w:val="22"/>
+          <w:szCs w:val="22"/>
+          <w:highlight w:val="none"/>
+          <w:u w:val="none"/>
+        </w:rPr>
+        <w:t xml:space="preserve">Full-stack MVP to generate custom workout plans based on 6 types of individual goals and 3 experience levels.</w:t>
       </w:r>
       <w:r>
         <w:rPr>
@@ -2457,62 +2507,7 @@
     </w:p>
     <w:p>
       <w:pPr>
-        <w:pStyle w:val="1009"/>
-        <w:keepNext w:val="false"/>
-        <w:keepLines w:val="true"/>
-        <w:numPr>
-          <w:ilvl w:val="0"/>
-          <w:numId w:val="61"/>
-        </w:numPr>
-        <w:suppressLineNumbers w:val="false"/>
-        <w:pBdr/>
-        <w:tabs>
-          <w:tab w:val="right" w:leader="none" w:pos="12240"/>
-        </w:tabs>
-        <w:spacing w:after="0" w:before="0" w:line="240" w:lineRule="auto"/>
-        <w:ind/>
-        <w:contextualSpacing w:val="false"/>
-        <w:jc w:val="left"/>
-        <w:rPr>
-          <w:rFonts w:ascii="Times New Roman" w:hAnsi="Times New Roman" w:eastAsia="Times New Roman" w:cs="Times New Roman"/>
-          <w:b/>
-          <w:bCs/>
-          <w:color w:val="000000" w:themeColor="text1"/>
-          <w:sz w:val="22"/>
-          <w:szCs w:val="22"/>
-          <w:highlight w:val="none"/>
-          <w:u w:val="none"/>
-        </w:rPr>
-      </w:pPr>
-      <w:r>
-        <w:rPr>
-          <w:rFonts w:ascii="Times New Roman" w:hAnsi="Times New Roman" w:eastAsia="Times New Roman" w:cs="Times New Roman"/>
-          <w:b w:val="0"/>
-          <w:bCs w:val="0"/>
-          <w:color w:val="000000" w:themeColor="text1"/>
-          <w:sz w:val="22"/>
-          <w:szCs w:val="22"/>
-          <w:highlight w:val="none"/>
-          <w:u w:val="none"/>
-        </w:rPr>
-        <w:t xml:space="preserve">Full-stack MVP to generate custom workout plans based on 6 types of individual goals and 3 experience levels.</w:t>
-      </w:r>
-      <w:r>
-        <w:rPr>
-          <w:rFonts w:ascii="Times New Roman" w:hAnsi="Times New Roman" w:eastAsia="Times New Roman" w:cs="Times New Roman"/>
-          <w:b/>
-          <w:bCs/>
-          <w:color w:val="000000" w:themeColor="text1"/>
-          <w:sz w:val="22"/>
-          <w:szCs w:val="22"/>
-          <w:highlight w:val="none"/>
-          <w:u w:val="none"/>
-        </w:rPr>
-      </w:r>
-    </w:p>
-    <w:p>
-      <w:pPr>
-        <w:pStyle w:val="1009"/>
+        <w:pStyle w:val="1013"/>
         <w:keepNext w:val="false"/>
         <w:keepLines w:val="true"/>
         <w:numPr>
@@ -2564,10 +2559,22 @@
           <w:u w:val="none"/>
         </w:rPr>
       </w:r>
+      <w:r>
+        <w:rPr>
+          <w:rFonts w:ascii="Times New Roman" w:hAnsi="Times New Roman" w:eastAsia="Times New Roman" w:cs="Times New Roman"/>
+          <w:b/>
+          <w:bCs/>
+          <w:color w:val="000000" w:themeColor="text1"/>
+          <w:sz w:val="22"/>
+          <w:szCs w:val="22"/>
+          <w:highlight w:val="none"/>
+          <w:u w:val="none"/>
+        </w:rPr>
+      </w:r>
     </w:p>
     <w:p>
       <w:pPr>
-        <w:pStyle w:val="1009"/>
+        <w:pStyle w:val="1013"/>
         <w:keepNext w:val="false"/>
         <w:keepLines w:val="true"/>
         <w:numPr>
@@ -2619,10 +2626,22 @@
           <w:u w:val="none"/>
         </w:rPr>
       </w:r>
+      <w:r>
+        <w:rPr>
+          <w:rFonts w:ascii="Times New Roman" w:hAnsi="Times New Roman" w:eastAsia="Times New Roman" w:cs="Times New Roman"/>
+          <w:b/>
+          <w:bCs/>
+          <w:color w:val="000000" w:themeColor="text1"/>
+          <w:sz w:val="22"/>
+          <w:szCs w:val="22"/>
+          <w:highlight w:val="none"/>
+          <w:u w:val="none"/>
+        </w:rPr>
+      </w:r>
     </w:p>
     <w:p>
       <w:pPr>
-        <w:pStyle w:val="1009"/>
+        <w:pStyle w:val="1013"/>
         <w:keepNext w:val="false"/>
         <w:keepLines w:val="true"/>
         <w:suppressLineNumbers w:val="false"/>
@@ -2722,7 +2741,7 @@
       </w:r>
       <w:r>
         <w:rPr>
-          <w:rFonts w:ascii="Times New Roman" w:hAnsi="Times New Roman" w:cs="Times New Roman"/>
+          <w:rFonts w:ascii="Times New Roman" w:hAnsi="Times New Roman" w:eastAsia="Times New Roman" w:cs="Times New Roman"/>
           <w:b/>
           <w:bCs/>
           <w:color w:val="000000" w:themeColor="text1"/>
@@ -2735,7 +2754,7 @@
     </w:p>
     <w:p>
       <w:pPr>
-        <w:pStyle w:val="1009"/>
+        <w:pStyle w:val="1013"/>
         <w:keepNext w:val="false"/>
         <w:keepLines w:val="true"/>
         <w:suppressLineNumbers w:val="false"/>
@@ -2795,7 +2814,7 @@
       <w:hyperlink r:id="rId15" w:tooltip="https://github.com/mrf-dot/proguide" w:history="1">
         <w:r>
           <w:rPr>
-            <w:rStyle w:val="988"/>
+            <w:rStyle w:val="992"/>
             <w:rFonts w:ascii="Times New Roman" w:hAnsi="Times New Roman" w:eastAsia="Times New Roman" w:cs="Times New Roman"/>
             <w:b w:val="0"/>
             <w:bCs w:val="0"/>
@@ -2834,7 +2853,7 @@
     </w:p>
     <w:p>
       <w:pPr>
-        <w:pStyle w:val="1009"/>
+        <w:pStyle w:val="1013"/>
         <w:keepNext w:val="false"/>
         <w:keepLines w:val="true"/>
         <w:numPr>
@@ -2901,7 +2920,7 @@
     </w:p>
     <w:p>
       <w:pPr>
-        <w:pStyle w:val="1009"/>
+        <w:pStyle w:val="1013"/>
         <w:keepNext w:val="false"/>
         <w:keepLines w:val="true"/>
         <w:numPr>
@@ -2968,7 +2987,7 @@
     </w:p>
     <w:p>
       <w:pPr>
-        <w:pStyle w:val="1013"/>
+        <w:pStyle w:val="1017"/>
         <w:keepNext w:val="false"/>
         <w:keepLines w:val="true"/>
         <w:suppressLineNumbers w:val="false"/>
@@ -3026,7 +3045,7 @@
     </w:p>
     <w:p>
       <w:pPr>
-        <w:pStyle w:val="1009"/>
+        <w:pStyle w:val="1013"/>
         <w:keepNext w:val="false"/>
         <w:keepLines w:val="true"/>
         <w:suppressLineNumbers w:val="false"/>
@@ -3123,7 +3142,7 @@
     </w:p>
     <w:p>
       <w:pPr>
-        <w:pStyle w:val="1009"/>
+        <w:pStyle w:val="1013"/>
         <w:keepNext w:val="false"/>
         <w:keepLines w:val="true"/>
         <w:suppressLineNumbers w:val="false"/>
@@ -3205,7 +3224,7 @@
     </w:p>
     <w:p>
       <w:pPr>
-        <w:pStyle w:val="1013"/>
+        <w:pStyle w:val="1017"/>
         <w:keepNext w:val="false"/>
         <w:keepLines w:val="true"/>
         <w:suppressLineNumbers w:val="false"/>
@@ -3263,7 +3282,7 @@
     </w:p>
     <w:p>
       <w:pPr>
-        <w:pStyle w:val="1009"/>
+        <w:pStyle w:val="1013"/>
         <w:pBdr/>
         <w:spacing w:after="0" w:line="240" w:lineRule="auto"/>
         <w:ind/>
@@ -3314,12 +3333,13 @@
           <w:bCs w:val="0"/>
           <w:sz w:val="22"/>
           <w:szCs w:val="22"/>
+          <w:highlight w:val="none"/>
         </w:rPr>
       </w:r>
     </w:p>
     <w:p>
       <w:pPr>
-        <w:pStyle w:val="1009"/>
+        <w:pStyle w:val="1013"/>
         <w:pBdr/>
         <w:spacing w:after="0" w:line="240" w:lineRule="auto"/>
         <w:ind/>
@@ -3361,14 +3381,12 @@
         </w:rPr>
         <w:t xml:space="preserve">OpenAI API, OpenRouter API</w:t>
       </w:r>
-      <w:r/>
       <w:r>
         <w:rPr>
           <w:b w:val="0"/>
           <w:bCs w:val="0"/>
           <w:sz w:val="22"/>
           <w:szCs w:val="22"/>
-          <w:highlight w:val="none"/>
         </w:rPr>
       </w:r>
       <w:r>
@@ -3382,7 +3400,7 @@
     </w:p>
     <w:p>
       <w:pPr>
-        <w:pStyle w:val="1009"/>
+        <w:pStyle w:val="1013"/>
         <w:pBdr/>
         <w:spacing w:after="0" w:line="240" w:lineRule="auto"/>
         <w:ind/>
@@ -3435,10 +3453,18 @@
           <w:szCs w:val="22"/>
         </w:rPr>
       </w:r>
+      <w:r>
+        <w:rPr>
+          <w:b w:val="0"/>
+          <w:bCs w:val="0"/>
+          <w:sz w:val="22"/>
+          <w:szCs w:val="22"/>
+        </w:rPr>
+      </w:r>
     </w:p>
     <w:p>
       <w:pPr>
-        <w:pStyle w:val="1009"/>
+        <w:pStyle w:val="1013"/>
         <w:pBdr/>
         <w:spacing w:after="0" w:line="240" w:lineRule="auto"/>
         <w:ind/>
@@ -3501,6 +3527,28 @@
           <w:highlight w:val="none"/>
         </w:rPr>
         <w:t xml:space="preserve">, Jira, Agile/Scrum</w:t>
+      </w:r>
+      <w:r>
+        <w:rPr>
+          <w:rFonts w:ascii="Times New Roman" w:hAnsi="Times New Roman" w:eastAsia="Times New Roman" w:cs="Times New Roman"/>
+          <w:b w:val="0"/>
+          <w:bCs w:val="0"/>
+          <w:color w:val="000000" w:themeColor="text1"/>
+          <w:sz w:val="22"/>
+          <w:szCs w:val="22"/>
+          <w:highlight w:val="none"/>
+        </w:rPr>
+      </w:r>
+      <w:r>
+        <w:rPr>
+          <w:rFonts w:ascii="Times New Roman" w:hAnsi="Times New Roman" w:eastAsia="Times New Roman" w:cs="Times New Roman"/>
+          <w:b w:val="0"/>
+          <w:bCs w:val="0"/>
+          <w:color w:val="000000" w:themeColor="text1"/>
+          <w:sz w:val="22"/>
+          <w:szCs w:val="22"/>
+          <w:highlight w:val="none"/>
+        </w:rPr>
       </w:r>
       <w:r>
         <w:rPr>
@@ -12758,9 +12806,9 @@
     <w:lsdException w:name="Bibliography" w:uiPriority="37"/>
     <w:lsdException w:name="TOC Heading" w:uiPriority="39" w:qFormat="1"/>
   </w:latentStyles>
-  <w:style w:type="character" w:styleId="819">
+  <w:style w:type="character" w:styleId="823">
     <w:name w:val="Placeholder Text"/>
-    <w:basedOn w:val="1035"/>
+    <w:basedOn w:val="1039"/>
     <w:uiPriority w:val="99"/>
     <w:semiHidden/>
     <w:pPr>
@@ -12772,9 +12820,9 @@
       <w:color w:val="666666"/>
     </w:rPr>
   </w:style>
-  <w:style w:type="character" w:styleId="820">
+  <w:style w:type="character" w:styleId="824">
     <w:name w:val="Intense Emphasis"/>
-    <w:basedOn w:val="1035"/>
+    <w:basedOn w:val="1039"/>
     <w:uiPriority w:val="21"/>
     <w:qFormat/>
     <w:pPr>
@@ -12788,9 +12836,9 @@
       <w:color w:val="0f4761" w:themeColor="accent1" w:themeShade="BF"/>
     </w:rPr>
   </w:style>
-  <w:style w:type="character" w:styleId="821">
+  <w:style w:type="character" w:styleId="825">
     <w:name w:val="Intense Reference"/>
-    <w:basedOn w:val="1035"/>
+    <w:basedOn w:val="1039"/>
     <w:uiPriority w:val="32"/>
     <w:qFormat/>
     <w:pPr>
@@ -12806,9 +12854,9 @@
       <w:spacing w:val="5"/>
     </w:rPr>
   </w:style>
-  <w:style w:type="character" w:styleId="822">
+  <w:style w:type="character" w:styleId="826">
     <w:name w:val="Subtle Emphasis"/>
-    <w:basedOn w:val="1035"/>
+    <w:basedOn w:val="1039"/>
     <w:uiPriority w:val="19"/>
     <w:qFormat/>
     <w:pPr>
@@ -12822,9 +12870,9 @@
       <w:color w:val="404040" w:themeColor="text1" w:themeTint="BF"/>
     </w:rPr>
   </w:style>
-  <w:style w:type="character" w:styleId="823">
+  <w:style w:type="character" w:styleId="827">
     <w:name w:val="Emphasis"/>
-    <w:basedOn w:val="1035"/>
+    <w:basedOn w:val="1039"/>
     <w:uiPriority w:val="20"/>
     <w:qFormat/>
     <w:pPr>
@@ -12837,9 +12885,9 @@
       <w:iCs/>
     </w:rPr>
   </w:style>
-  <w:style w:type="character" w:styleId="824">
+  <w:style w:type="character" w:styleId="828">
     <w:name w:val="Strong"/>
-    <w:basedOn w:val="1035"/>
+    <w:basedOn w:val="1039"/>
     <w:uiPriority w:val="22"/>
     <w:qFormat/>
     <w:pPr>
@@ -12852,9 +12900,9 @@
       <w:bCs/>
     </w:rPr>
   </w:style>
-  <w:style w:type="character" w:styleId="825">
+  <w:style w:type="character" w:styleId="829">
     <w:name w:val="Subtle Reference"/>
-    <w:basedOn w:val="1035"/>
+    <w:basedOn w:val="1039"/>
     <w:uiPriority w:val="31"/>
     <w:qFormat/>
     <w:pPr>
@@ -12867,9 +12915,9 @@
       <w:color w:val="5a5a5a" w:themeColor="text1" w:themeTint="A5"/>
     </w:rPr>
   </w:style>
-  <w:style w:type="character" w:styleId="826">
+  <w:style w:type="character" w:styleId="830">
     <w:name w:val="Book Title"/>
-    <w:basedOn w:val="1035"/>
+    <w:basedOn w:val="1039"/>
     <w:uiPriority w:val="33"/>
     <w:qFormat/>
     <w:pPr>
@@ -12885,9 +12933,9 @@
       <w:spacing w:val="5"/>
     </w:rPr>
   </w:style>
-  <w:style w:type="character" w:styleId="827">
+  <w:style w:type="character" w:styleId="831">
     <w:name w:val="FollowedHyperlink"/>
-    <w:basedOn w:val="1035"/>
+    <w:basedOn w:val="1039"/>
     <w:uiPriority w:val="99"/>
     <w:semiHidden/>
     <w:unhideWhenUsed/>
@@ -12901,7 +12949,7 @@
       <w:u w:val="single"/>
     </w:rPr>
   </w:style>
-  <w:style w:type="paragraph" w:styleId="828" w:default="1">
+  <w:style w:type="paragraph" w:styleId="832" w:default="1">
     <w:name w:val="Normal"/>
     <w:qFormat/>
     <w:pPr>
@@ -12910,11 +12958,11 @@
       <w:ind/>
     </w:pPr>
   </w:style>
-  <w:style w:type="paragraph" w:styleId="829">
+  <w:style w:type="paragraph" w:styleId="833">
     <w:name w:val="Heading 1"/>
-    <w:basedOn w:val="828"/>
-    <w:next w:val="828"/>
-    <w:link w:val="830"/>
+    <w:basedOn w:val="832"/>
+    <w:next w:val="832"/>
+    <w:link w:val="834"/>
     <w:uiPriority w:val="9"/>
     <w:qFormat/>
     <w:pPr>
@@ -12931,9 +12979,9 @@
       <w:szCs w:val="40"/>
     </w:rPr>
   </w:style>
-  <w:style w:type="character" w:styleId="830">
+  <w:style w:type="character" w:styleId="834">
     <w:name w:val="Heading 1 Char"/>
-    <w:link w:val="829"/>
+    <w:link w:val="833"/>
     <w:uiPriority w:val="9"/>
     <w:pPr>
       <w:pBdr/>
@@ -12946,11 +12994,11 @@
       <w:szCs w:val="40"/>
     </w:rPr>
   </w:style>
-  <w:style w:type="paragraph" w:styleId="831">
+  <w:style w:type="paragraph" w:styleId="835">
     <w:name w:val="Heading 2"/>
-    <w:basedOn w:val="828"/>
-    <w:next w:val="828"/>
-    <w:link w:val="832"/>
+    <w:basedOn w:val="832"/>
+    <w:next w:val="832"/>
+    <w:link w:val="836"/>
     <w:uiPriority w:val="9"/>
     <w:unhideWhenUsed/>
     <w:qFormat/>
@@ -12967,9 +13015,9 @@
       <w:sz w:val="34"/>
     </w:rPr>
   </w:style>
-  <w:style w:type="character" w:styleId="832">
+  <w:style w:type="character" w:styleId="836">
     <w:name w:val="Heading 2 Char"/>
-    <w:link w:val="831"/>
+    <w:link w:val="835"/>
     <w:uiPriority w:val="9"/>
     <w:pPr>
       <w:pBdr/>
@@ -12981,11 +13029,11 @@
       <w:sz w:val="34"/>
     </w:rPr>
   </w:style>
-  <w:style w:type="paragraph" w:styleId="833">
+  <w:style w:type="paragraph" w:styleId="837">
     <w:name w:val="Heading 3"/>
-    <w:basedOn w:val="828"/>
-    <w:next w:val="828"/>
-    <w:link w:val="834"/>
+    <w:basedOn w:val="832"/>
+    <w:next w:val="832"/>
+    <w:link w:val="838"/>
     <w:uiPriority w:val="9"/>
     <w:unhideWhenUsed/>
     <w:qFormat/>
@@ -13003,9 +13051,9 @@
       <w:szCs w:val="30"/>
     </w:rPr>
   </w:style>
-  <w:style w:type="character" w:styleId="834">
+  <w:style w:type="character" w:styleId="838">
     <w:name w:val="Heading 3 Char"/>
-    <w:link w:val="833"/>
+    <w:link w:val="837"/>
     <w:uiPriority w:val="9"/>
     <w:pPr>
       <w:pBdr/>
@@ -13018,11 +13066,11 @@
       <w:szCs w:val="30"/>
     </w:rPr>
   </w:style>
-  <w:style w:type="paragraph" w:styleId="835">
+  <w:style w:type="paragraph" w:styleId="839">
     <w:name w:val="Heading 4"/>
-    <w:basedOn w:val="828"/>
-    <w:next w:val="828"/>
-    <w:link w:val="836"/>
+    <w:basedOn w:val="832"/>
+    <w:next w:val="832"/>
+    <w:link w:val="840"/>
     <w:uiPriority w:val="9"/>
     <w:unhideWhenUsed/>
     <w:qFormat/>
@@ -13042,9 +13090,9 @@
       <w:szCs w:val="26"/>
     </w:rPr>
   </w:style>
-  <w:style w:type="character" w:styleId="836">
+  <w:style w:type="character" w:styleId="840">
     <w:name w:val="Heading 4 Char"/>
-    <w:link w:val="835"/>
+    <w:link w:val="839"/>
     <w:uiPriority w:val="9"/>
     <w:pPr>
       <w:pBdr/>
@@ -13059,11 +13107,11 @@
       <w:szCs w:val="26"/>
     </w:rPr>
   </w:style>
-  <w:style w:type="paragraph" w:styleId="837">
+  <w:style w:type="paragraph" w:styleId="841">
     <w:name w:val="Heading 5"/>
-    <w:basedOn w:val="828"/>
-    <w:next w:val="828"/>
-    <w:link w:val="838"/>
+    <w:basedOn w:val="832"/>
+    <w:next w:val="832"/>
+    <w:link w:val="842"/>
     <w:uiPriority w:val="9"/>
     <w:unhideWhenUsed/>
     <w:qFormat/>
@@ -13083,9 +13131,9 @@
       <w:szCs w:val="24"/>
     </w:rPr>
   </w:style>
-  <w:style w:type="character" w:styleId="838">
+  <w:style w:type="character" w:styleId="842">
     <w:name w:val="Heading 5 Char"/>
-    <w:link w:val="837"/>
+    <w:link w:val="841"/>
     <w:uiPriority w:val="9"/>
     <w:pPr>
       <w:pBdr/>
@@ -13100,11 +13148,11 @@
       <w:szCs w:val="24"/>
     </w:rPr>
   </w:style>
-  <w:style w:type="paragraph" w:styleId="839">
+  <w:style w:type="paragraph" w:styleId="843">
     <w:name w:val="Heading 6"/>
-    <w:basedOn w:val="828"/>
-    <w:next w:val="828"/>
-    <w:link w:val="840"/>
+    <w:basedOn w:val="832"/>
+    <w:next w:val="832"/>
+    <w:link w:val="844"/>
     <w:uiPriority w:val="9"/>
     <w:unhideWhenUsed/>
     <w:qFormat/>
@@ -13124,9 +13172,9 @@
       <w:szCs w:val="22"/>
     </w:rPr>
   </w:style>
-  <w:style w:type="character" w:styleId="840">
+  <w:style w:type="character" w:styleId="844">
     <w:name w:val="Heading 6 Char"/>
-    <w:link w:val="839"/>
+    <w:link w:val="843"/>
     <w:uiPriority w:val="9"/>
     <w:pPr>
       <w:pBdr/>
@@ -13141,11 +13189,11 @@
       <w:szCs w:val="22"/>
     </w:rPr>
   </w:style>
-  <w:style w:type="paragraph" w:styleId="841">
+  <w:style w:type="paragraph" w:styleId="845">
     <w:name w:val="Heading 7"/>
-    <w:basedOn w:val="828"/>
-    <w:next w:val="828"/>
-    <w:link w:val="842"/>
+    <w:basedOn w:val="832"/>
+    <w:next w:val="832"/>
+    <w:link w:val="846"/>
     <w:uiPriority w:val="9"/>
     <w:unhideWhenUsed/>
     <w:qFormat/>
@@ -13167,9 +13215,9 @@
       <w:szCs w:val="22"/>
     </w:rPr>
   </w:style>
-  <w:style w:type="character" w:styleId="842">
+  <w:style w:type="character" w:styleId="846">
     <w:name w:val="Heading 7 Char"/>
-    <w:link w:val="841"/>
+    <w:link w:val="845"/>
     <w:uiPriority w:val="9"/>
     <w:pPr>
       <w:pBdr/>
@@ -13186,11 +13234,11 @@
       <w:szCs w:val="22"/>
     </w:rPr>
   </w:style>
-  <w:style w:type="paragraph" w:styleId="843">
+  <w:style w:type="paragraph" w:styleId="847">
     <w:name w:val="Heading 8"/>
-    <w:basedOn w:val="828"/>
-    <w:next w:val="828"/>
-    <w:link w:val="844"/>
+    <w:basedOn w:val="832"/>
+    <w:next w:val="832"/>
+    <w:link w:val="848"/>
     <w:uiPriority w:val="9"/>
     <w:unhideWhenUsed/>
     <w:qFormat/>
@@ -13210,9 +13258,9 @@
       <w:szCs w:val="22"/>
     </w:rPr>
   </w:style>
-  <w:style w:type="character" w:styleId="844">
+  <w:style w:type="character" w:styleId="848">
     <w:name w:val="Heading 8 Char"/>
-    <w:link w:val="843"/>
+    <w:link w:val="847"/>
     <w:uiPriority w:val="9"/>
     <w:pPr>
       <w:pBdr/>
@@ -13227,11 +13275,11 @@
       <w:szCs w:val="22"/>
     </w:rPr>
   </w:style>
-  <w:style w:type="paragraph" w:styleId="845">
+  <w:style w:type="paragraph" w:styleId="849">
     <w:name w:val="Heading 9"/>
-    <w:basedOn w:val="828"/>
-    <w:next w:val="828"/>
-    <w:link w:val="846"/>
+    <w:basedOn w:val="832"/>
+    <w:next w:val="832"/>
+    <w:link w:val="850"/>
     <w:uiPriority w:val="9"/>
     <w:unhideWhenUsed/>
     <w:qFormat/>
@@ -13251,9 +13299,9 @@
       <w:szCs w:val="21"/>
     </w:rPr>
   </w:style>
-  <w:style w:type="character" w:styleId="846">
+  <w:style w:type="character" w:styleId="850">
     <w:name w:val="Heading 9 Char"/>
-    <w:link w:val="845"/>
+    <w:link w:val="849"/>
     <w:uiPriority w:val="9"/>
     <w:pPr>
       <w:pBdr/>
@@ -13268,9 +13316,9 @@
       <w:szCs w:val="21"/>
     </w:rPr>
   </w:style>
-  <w:style w:type="paragraph" w:styleId="847">
+  <w:style w:type="paragraph" w:styleId="851">
     <w:name w:val="List Paragraph"/>
-    <w:basedOn w:val="828"/>
+    <w:basedOn w:val="832"/>
     <w:uiPriority w:val="34"/>
     <w:qFormat/>
     <w:pPr>
@@ -13280,7 +13328,7 @@
       <w:contextualSpacing w:val="true"/>
     </w:pPr>
   </w:style>
-  <w:style w:type="paragraph" w:styleId="848">
+  <w:style w:type="paragraph" w:styleId="852">
     <w:name w:val="No Spacing"/>
     <w:uiPriority w:val="1"/>
     <w:qFormat/>
@@ -13290,11 +13338,11 @@
       <w:ind/>
     </w:pPr>
   </w:style>
-  <w:style w:type="paragraph" w:styleId="849">
+  <w:style w:type="paragraph" w:styleId="853">
     <w:name w:val="Title"/>
-    <w:basedOn w:val="828"/>
-    <w:next w:val="828"/>
-    <w:link w:val="850"/>
+    <w:basedOn w:val="832"/>
+    <w:next w:val="832"/>
+    <w:link w:val="854"/>
     <w:uiPriority w:val="10"/>
     <w:qFormat/>
     <w:pPr>
@@ -13308,9 +13356,9 @@
       <w:szCs w:val="48"/>
     </w:rPr>
   </w:style>
-  <w:style w:type="character" w:styleId="850">
+  <w:style w:type="character" w:styleId="854">
     <w:name w:val="Title Char"/>
-    <w:link w:val="849"/>
+    <w:link w:val="853"/>
     <w:uiPriority w:val="10"/>
     <w:pPr>
       <w:pBdr/>
@@ -13322,11 +13370,11 @@
       <w:szCs w:val="48"/>
     </w:rPr>
   </w:style>
-  <w:style w:type="paragraph" w:styleId="851">
+  <w:style w:type="paragraph" w:styleId="855">
     <w:name w:val="Subtitle"/>
-    <w:basedOn w:val="828"/>
-    <w:next w:val="828"/>
-    <w:link w:val="852"/>
+    <w:basedOn w:val="832"/>
+    <w:next w:val="832"/>
+    <w:link w:val="856"/>
     <w:uiPriority w:val="11"/>
     <w:qFormat/>
     <w:pPr>
@@ -13339,9 +13387,9 @@
       <w:szCs w:val="24"/>
     </w:rPr>
   </w:style>
-  <w:style w:type="character" w:styleId="852">
+  <w:style w:type="character" w:styleId="856">
     <w:name w:val="Subtitle Char"/>
-    <w:link w:val="851"/>
+    <w:link w:val="855"/>
     <w:uiPriority w:val="11"/>
     <w:pPr>
       <w:pBdr/>
@@ -13353,11 +13401,11 @@
       <w:szCs w:val="24"/>
     </w:rPr>
   </w:style>
-  <w:style w:type="paragraph" w:styleId="853">
+  <w:style w:type="paragraph" w:styleId="857">
     <w:name w:val="Quote"/>
-    <w:basedOn w:val="828"/>
-    <w:next w:val="828"/>
-    <w:link w:val="854"/>
+    <w:basedOn w:val="832"/>
+    <w:next w:val="832"/>
+    <w:link w:val="858"/>
     <w:uiPriority w:val="29"/>
     <w:qFormat/>
     <w:pPr>
@@ -13369,9 +13417,9 @@
       <w:i/>
     </w:rPr>
   </w:style>
-  <w:style w:type="character" w:styleId="854">
+  <w:style w:type="character" w:styleId="858">
     <w:name w:val="Quote Char"/>
-    <w:link w:val="853"/>
+    <w:link w:val="857"/>
     <w:uiPriority w:val="29"/>
     <w:pPr>
       <w:pBdr/>
@@ -13382,11 +13430,11 @@
       <w:i/>
     </w:rPr>
   </w:style>
-  <w:style w:type="paragraph" w:styleId="855">
+  <w:style w:type="paragraph" w:styleId="859">
     <w:name w:val="Intense Quote"/>
-    <w:basedOn w:val="828"/>
-    <w:next w:val="828"/>
-    <w:link w:val="856"/>
+    <w:basedOn w:val="832"/>
+    <w:next w:val="832"/>
+    <w:link w:val="860"/>
     <w:uiPriority w:val="30"/>
     <w:qFormat/>
     <w:pPr>
@@ -13405,9 +13453,9 @@
       <w:i/>
     </w:rPr>
   </w:style>
-  <w:style w:type="character" w:styleId="856">
+  <w:style w:type="character" w:styleId="860">
     <w:name w:val="Intense Quote Char"/>
-    <w:link w:val="855"/>
+    <w:link w:val="859"/>
     <w:uiPriority w:val="30"/>
     <w:pPr>
       <w:pBdr/>
@@ -13418,10 +13466,10 @@
       <w:i/>
     </w:rPr>
   </w:style>
-  <w:style w:type="paragraph" w:styleId="857">
+  <w:style w:type="paragraph" w:styleId="861">
     <w:name w:val="Header"/>
-    <w:basedOn w:val="828"/>
-    <w:link w:val="858"/>
+    <w:basedOn w:val="832"/>
+    <w:link w:val="862"/>
     <w:uiPriority w:val="99"/>
     <w:unhideWhenUsed/>
     <w:pPr>
@@ -13434,9 +13482,9 @@
       <w:ind/>
     </w:pPr>
   </w:style>
-  <w:style w:type="character" w:styleId="858">
+  <w:style w:type="character" w:styleId="862">
     <w:name w:val="Header Char"/>
-    <w:link w:val="857"/>
+    <w:link w:val="861"/>
     <w:uiPriority w:val="99"/>
     <w:pPr>
       <w:pBdr/>
@@ -13444,10 +13492,10 @@
       <w:ind/>
     </w:pPr>
   </w:style>
-  <w:style w:type="paragraph" w:styleId="859">
+  <w:style w:type="paragraph" w:styleId="863">
     <w:name w:val="Footer"/>
-    <w:basedOn w:val="828"/>
-    <w:link w:val="861"/>
+    <w:basedOn w:val="832"/>
+    <w:link w:val="865"/>
     <w:uiPriority w:val="99"/>
     <w:unhideWhenUsed/>
     <w:pPr>
@@ -13460,9 +13508,9 @@
       <w:ind/>
     </w:pPr>
   </w:style>
-  <w:style w:type="character" w:styleId="860">
+  <w:style w:type="character" w:styleId="864">
     <w:name w:val="Footer Char"/>
-    <w:link w:val="859"/>
+    <w:link w:val="863"/>
     <w:uiPriority w:val="99"/>
     <w:pPr>
       <w:pBdr/>
@@ -13470,10 +13518,10 @@
       <w:ind/>
     </w:pPr>
   </w:style>
-  <w:style w:type="character" w:styleId="861">
+  <w:style w:type="character" w:styleId="865">
     <w:name w:val="Caption Char"/>
-    <w:basedOn w:val="1011"/>
-    <w:link w:val="859"/>
+    <w:basedOn w:val="1015"/>
+    <w:link w:val="863"/>
     <w:uiPriority w:val="99"/>
     <w:pPr>
       <w:pBdr/>
@@ -13481,7 +13529,7 @@
       <w:ind/>
     </w:pPr>
   </w:style>
-  <w:style w:type="table" w:styleId="862">
+  <w:style w:type="table" w:styleId="866">
     <w:name w:val="Table Grid"/>
     <w:uiPriority w:val="59"/>
     <w:pPr>
@@ -13679,7 +13727,7 @@
       </w:tcPr>
     </w:tblStylePr>
   </w:style>
-  <w:style w:type="table" w:styleId="863">
+  <w:style w:type="table" w:styleId="867">
     <w:name w:val="Table Grid Light"/>
     <w:uiPriority w:val="59"/>
     <w:pPr>
@@ -13877,7 +13925,7 @@
       </w:tcPr>
     </w:tblStylePr>
   </w:style>
-  <w:style w:type="table" w:styleId="864">
+  <w:style w:type="table" w:styleId="868">
     <w:name w:val="Plain Table 1"/>
     <w:uiPriority w:val="59"/>
     <w:pPr>
@@ -14101,7 +14149,7 @@
       </w:tcPr>
     </w:tblStylePr>
   </w:style>
-  <w:style w:type="table" w:styleId="865">
+  <w:style w:type="table" w:styleId="869">
     <w:name w:val="Plain Table 2"/>
     <w:uiPriority w:val="59"/>
     <w:pPr>
@@ -14333,7 +14381,7 @@
       </w:tcPr>
     </w:tblStylePr>
   </w:style>
-  <w:style w:type="table" w:styleId="866">
+  <w:style w:type="table" w:styleId="870">
     <w:name w:val="Plain Table 3"/>
     <w:uiPriority w:val="99"/>
     <w:pPr>
@@ -14562,7 +14610,7 @@
       </w:tcPr>
     </w:tblStylePr>
   </w:style>
-  <w:style w:type="table" w:styleId="867">
+  <w:style w:type="table" w:styleId="871">
     <w:name w:val="Plain Table 4"/>
     <w:uiPriority w:val="99"/>
     <w:pPr>
@@ -14777,7 +14825,7 @@
       </w:tcPr>
     </w:tblStylePr>
   </w:style>
-  <w:style w:type="table" w:styleId="868">
+  <w:style w:type="table" w:styleId="872">
     <w:name w:val="Plain Table 5"/>
     <w:uiPriority w:val="99"/>
     <w:pPr>
@@ -15009,7 +15057,7 @@
       </w:tcPr>
     </w:tblStylePr>
   </w:style>
-  <w:style w:type="table" w:styleId="869">
+  <w:style w:type="table" w:styleId="873">
     <w:name w:val="Grid Table 1 Light"/>
     <w:uiPriority w:val="99"/>
     <w:pPr>
@@ -15231,7 +15279,7 @@
       </w:tcPr>
     </w:tblStylePr>
   </w:style>
-  <w:style w:type="table" w:styleId="870">
+  <w:style w:type="table" w:styleId="874">
     <w:name w:val="Grid Table 1 Light - Accent 1"/>
     <w:uiPriority w:val="99"/>
     <w:pPr>
@@ -15453,7 +15501,7 @@
       </w:tcPr>
     </w:tblStylePr>
   </w:style>
-  <w:style w:type="table" w:styleId="871">
+  <w:style w:type="table" w:styleId="875">
     <w:name w:val="Grid Table 1 Light - Accent 2"/>
     <w:uiPriority w:val="99"/>
     <w:pPr>
@@ -15675,7 +15723,7 @@
       </w:tcPr>
     </w:tblStylePr>
   </w:style>
-  <w:style w:type="table" w:styleId="872">
+  <w:style w:type="table" w:styleId="876">
     <w:name w:val="Grid Table 1 Light - Accent 3"/>
     <w:uiPriority w:val="99"/>
     <w:pPr>
@@ -15897,7 +15945,7 @@
       </w:tcPr>
     </w:tblStylePr>
   </w:style>
-  <w:style w:type="table" w:styleId="873">
+  <w:style w:type="table" w:styleId="877">
     <w:name w:val="Grid Table 1 Light - Accent 4"/>
     <w:uiPriority w:val="99"/>
     <w:pPr>
@@ -16119,7 +16167,7 @@
       </w:tcPr>
     </w:tblStylePr>
   </w:style>
-  <w:style w:type="table" w:styleId="874">
+  <w:style w:type="table" w:styleId="878">
     <w:name w:val="Grid Table 1 Light - Accent 5"/>
     <w:uiPriority w:val="99"/>
     <w:pPr>
@@ -16341,7 +16389,7 @@
       </w:tcPr>
     </w:tblStylePr>
   </w:style>
-  <w:style w:type="table" w:styleId="875">
+  <w:style w:type="table" w:styleId="879">
     <w:name w:val="Grid Table 1 Light - Accent 6"/>
     <w:uiPriority w:val="99"/>
     <w:pPr>
@@ -16563,7 +16611,7 @@
       </w:tcPr>
     </w:tblStylePr>
   </w:style>
-  <w:style w:type="table" w:styleId="876">
+  <w:style w:type="table" w:styleId="880">
     <w:name w:val="Grid Table 2"/>
     <w:uiPriority w:val="99"/>
     <w:pPr>
@@ -16794,7 +16842,7 @@
       </w:tcPr>
     </w:tblStylePr>
   </w:style>
-  <w:style w:type="table" w:styleId="877">
+  <w:style w:type="table" w:styleId="881">
     <w:name w:val="Grid Table 2 - Accent 1"/>
     <w:uiPriority w:val="99"/>
     <w:pPr>
@@ -17025,7 +17073,7 @@
       </w:tcPr>
     </w:tblStylePr>
   </w:style>
-  <w:style w:type="table" w:styleId="878">
+  <w:style w:type="table" w:styleId="882">
     <w:name w:val="Grid Table 2 - Accent 2"/>
     <w:uiPriority w:val="99"/>
     <w:pPr>
@@ -17256,7 +17304,7 @@
       </w:tcPr>
     </w:tblStylePr>
   </w:style>
-  <w:style w:type="table" w:styleId="879">
+  <w:style w:type="table" w:styleId="883">
     <w:name w:val="Grid Table 2 - Accent 3"/>
     <w:uiPriority w:val="99"/>
     <w:pPr>
@@ -17487,7 +17535,7 @@
       </w:tcPr>
     </w:tblStylePr>
   </w:style>
-  <w:style w:type="table" w:styleId="880">
+  <w:style w:type="table" w:styleId="884">
     <w:name w:val="Grid Table 2 - Accent 4"/>
     <w:uiPriority w:val="99"/>
     <w:pPr>
@@ -17718,7 +17766,7 @@
       </w:tcPr>
     </w:tblStylePr>
   </w:style>
-  <w:style w:type="table" w:styleId="881">
+  <w:style w:type="table" w:styleId="885">
     <w:name w:val="Grid Table 2 - Accent 5"/>
     <w:uiPriority w:val="99"/>
     <w:pPr>
@@ -17949,7 +17997,7 @@
       </w:tcPr>
     </w:tblStylePr>
   </w:style>
-  <w:style w:type="table" w:styleId="882">
+  <w:style w:type="table" w:styleId="886">
     <w:name w:val="Grid Table 2 - Accent 6"/>
     <w:uiPriority w:val="99"/>
     <w:pPr>
@@ -18180,7 +18228,7 @@
       </w:tcPr>
     </w:tblStylePr>
   </w:style>
-  <w:style w:type="table" w:styleId="883">
+  <w:style w:type="table" w:styleId="887">
     <w:name w:val="Grid Table 3"/>
     <w:uiPriority w:val="99"/>
     <w:pPr>
@@ -18424,7 +18472,7 @@
       </w:tcPr>
     </w:tblStylePr>
   </w:style>
-  <w:style w:type="table" w:styleId="884">
+  <w:style w:type="table" w:styleId="888">
     <w:name w:val="Grid Table 3 - Accent 1"/>
     <w:uiPriority w:val="99"/>
     <w:pPr>
@@ -18668,7 +18716,7 @@
       </w:tcPr>
     </w:tblStylePr>
   </w:style>
-  <w:style w:type="table" w:styleId="885">
+  <w:style w:type="table" w:styleId="889">
     <w:name w:val="Grid Table 3 - Accent 2"/>
     <w:uiPriority w:val="99"/>
     <w:pPr>
@@ -18912,7 +18960,7 @@
       </w:tcPr>
     </w:tblStylePr>
   </w:style>
-  <w:style w:type="table" w:styleId="886">
+  <w:style w:type="table" w:styleId="890">
     <w:name w:val="Grid Table 3 - Accent 3"/>
     <w:uiPriority w:val="99"/>
     <w:pPr>
@@ -19156,7 +19204,7 @@
       </w:tcPr>
     </w:tblStylePr>
   </w:style>
-  <w:style w:type="table" w:styleId="887">
+  <w:style w:type="table" w:styleId="891">
     <w:name w:val="Grid Table 3 - Accent 4"/>
     <w:uiPriority w:val="99"/>
     <w:pPr>
@@ -19400,7 +19448,7 @@
       </w:tcPr>
     </w:tblStylePr>
   </w:style>
-  <w:style w:type="table" w:styleId="888">
+  <w:style w:type="table" w:styleId="892">
     <w:name w:val="Grid Table 3 - Accent 5"/>
     <w:uiPriority w:val="99"/>
     <w:pPr>
@@ -19644,7 +19692,7 @@
       </w:tcPr>
     </w:tblStylePr>
   </w:style>
-  <w:style w:type="table" w:styleId="889">
+  <w:style w:type="table" w:styleId="893">
     <w:name w:val="Grid Table 3 - Accent 6"/>
     <w:uiPriority w:val="99"/>
     <w:pPr>
@@ -19888,7 +19936,7 @@
       </w:tcPr>
     </w:tblStylePr>
   </w:style>
-  <w:style w:type="table" w:styleId="890">
+  <w:style w:type="table" w:styleId="894">
     <w:name w:val="Grid Table 4"/>
     <w:uiPriority w:val="59"/>
     <w:pPr>
@@ -20120,7 +20168,7 @@
       </w:tcPr>
     </w:tblStylePr>
   </w:style>
-  <w:style w:type="table" w:styleId="891">
+  <w:style w:type="table" w:styleId="895">
     <w:name w:val="Grid Table 4 - Accent 1"/>
     <w:uiPriority w:val="59"/>
     <w:pPr>
@@ -20352,7 +20400,7 @@
       </w:tcPr>
     </w:tblStylePr>
   </w:style>
-  <w:style w:type="table" w:styleId="892">
+  <w:style w:type="table" w:styleId="896">
     <w:name w:val="Grid Table 4 - Accent 2"/>
     <w:uiPriority w:val="59"/>
     <w:pPr>
@@ -20584,7 +20632,7 @@
       </w:tcPr>
     </w:tblStylePr>
   </w:style>
-  <w:style w:type="table" w:styleId="893">
+  <w:style w:type="table" w:styleId="897">
     <w:name w:val="Grid Table 4 - Accent 3"/>
     <w:uiPriority w:val="59"/>
     <w:pPr>
@@ -20816,7 +20864,7 @@
       </w:tcPr>
     </w:tblStylePr>
   </w:style>
-  <w:style w:type="table" w:styleId="894">
+  <w:style w:type="table" w:styleId="898">
     <w:name w:val="Grid Table 4 - Accent 4"/>
     <w:uiPriority w:val="59"/>
     <w:pPr>
@@ -21048,7 +21096,7 @@
       </w:tcPr>
     </w:tblStylePr>
   </w:style>
-  <w:style w:type="table" w:styleId="895">
+  <w:style w:type="table" w:styleId="899">
     <w:name w:val="Grid Table 4 - Accent 5"/>
     <w:uiPriority w:val="59"/>
     <w:pPr>
@@ -21280,7 +21328,7 @@
       </w:tcPr>
     </w:tblStylePr>
   </w:style>
-  <w:style w:type="table" w:styleId="896">
+  <w:style w:type="table" w:styleId="900">
     <w:name w:val="Grid Table 4 - Accent 6"/>
     <w:uiPriority w:val="59"/>
     <w:pPr>
@@ -21512,7 +21560,7 @@
       </w:tcPr>
     </w:tblStylePr>
   </w:style>
-  <w:style w:type="table" w:styleId="897">
+  <w:style w:type="table" w:styleId="901">
     <w:name w:val="Grid Table 5 Dark"/>
     <w:uiPriority w:val="99"/>
     <w:pPr>
@@ -21739,7 +21787,7 @@
       </w:tcPr>
     </w:tblStylePr>
   </w:style>
-  <w:style w:type="table" w:styleId="898">
+  <w:style w:type="table" w:styleId="902">
     <w:name w:val="Grid Table 5 Dark- Accent 1"/>
     <w:uiPriority w:val="99"/>
     <w:pPr>
@@ -21966,7 +22014,7 @@
       </w:tcPr>
     </w:tblStylePr>
   </w:style>
-  <w:style w:type="table" w:styleId="899">
+  <w:style w:type="table" w:styleId="903">
     <w:name w:val="Grid Table 5 Dark - Accent 2"/>
     <w:uiPriority w:val="99"/>
     <w:pPr>
@@ -22193,7 +22241,7 @@
       </w:tcPr>
     </w:tblStylePr>
   </w:style>
-  <w:style w:type="table" w:styleId="900">
+  <w:style w:type="table" w:styleId="904">
     <w:name w:val="Grid Table 5 Dark - Accent 3"/>
     <w:uiPriority w:val="99"/>
     <w:pPr>
@@ -22420,7 +22468,7 @@
       </w:tcPr>
     </w:tblStylePr>
   </w:style>
-  <w:style w:type="table" w:styleId="901">
+  <w:style w:type="table" w:styleId="905">
     <w:name w:val="Grid Table 5 Dark- Accent 4"/>
     <w:uiPriority w:val="99"/>
     <w:pPr>
@@ -22647,7 +22695,7 @@
       </w:tcPr>
     </w:tblStylePr>
   </w:style>
-  <w:style w:type="table" w:styleId="902">
+  <w:style w:type="table" w:styleId="906">
     <w:name w:val="Grid Table 5 Dark - Accent 5"/>
     <w:uiPriority w:val="99"/>
     <w:pPr>
@@ -22874,7 +22922,7 @@
       </w:tcPr>
     </w:tblStylePr>
   </w:style>
-  <w:style w:type="table" w:styleId="903">
+  <w:style w:type="table" w:styleId="907">
     <w:name w:val="Grid Table 5 Dark - Accent 6"/>
     <w:uiPriority w:val="99"/>
     <w:pPr>
@@ -23101,7 +23149,7 @@
       </w:tcPr>
     </w:tblStylePr>
   </w:style>
-  <w:style w:type="table" w:styleId="904">
+  <w:style w:type="table" w:styleId="908">
     <w:name w:val="Grid Table 6 Colorful"/>
     <w:uiPriority w:val="99"/>
     <w:pPr>
@@ -23330,7 +23378,7 @@
       </w:tcPr>
     </w:tblStylePr>
   </w:style>
-  <w:style w:type="table" w:styleId="905">
+  <w:style w:type="table" w:styleId="909">
     <w:name w:val="Grid Table 6 Colorful - Accent 1"/>
     <w:uiPriority w:val="99"/>
     <w:pPr>
@@ -23559,7 +23607,7 @@
       </w:tcPr>
     </w:tblStylePr>
   </w:style>
-  <w:style w:type="table" w:styleId="906">
+  <w:style w:type="table" w:styleId="910">
     <w:name w:val="Grid Table 6 Colorful - Accent 2"/>
     <w:uiPriority w:val="99"/>
     <w:pPr>
@@ -23788,7 +23836,7 @@
       </w:tcPr>
     </w:tblStylePr>
   </w:style>
-  <w:style w:type="table" w:styleId="907">
+  <w:style w:type="table" w:styleId="911">
     <w:name w:val="Grid Table 6 Colorful - Accent 3"/>
     <w:uiPriority w:val="99"/>
     <w:pPr>
@@ -24017,7 +24065,7 @@
       </w:tcPr>
     </w:tblStylePr>
   </w:style>
-  <w:style w:type="table" w:styleId="908">
+  <w:style w:type="table" w:styleId="912">
     <w:name w:val="Grid Table 6 Colorful - Accent 4"/>
     <w:uiPriority w:val="99"/>
     <w:pPr>
@@ -24246,7 +24294,7 @@
       </w:tcPr>
     </w:tblStylePr>
   </w:style>
-  <w:style w:type="table" w:styleId="909">
+  <w:style w:type="table" w:styleId="913">
     <w:name w:val="Grid Table 6 Colorful - Accent 5"/>
     <w:uiPriority w:val="99"/>
     <w:pPr>
@@ -24475,7 +24523,7 @@
       </w:tcPr>
     </w:tblStylePr>
   </w:style>
-  <w:style w:type="table" w:styleId="910">
+  <w:style w:type="table" w:styleId="914">
     <w:name w:val="Grid Table 6 Colorful - Accent 6"/>
     <w:uiPriority w:val="99"/>
     <w:pPr>
@@ -24704,7 +24752,7 @@
       </w:tcPr>
     </w:tblStylePr>
   </w:style>
-  <w:style w:type="table" w:styleId="911">
+  <w:style w:type="table" w:styleId="915">
     <w:name w:val="Grid Table 7 Colorful"/>
     <w:uiPriority w:val="99"/>
     <w:pPr>
@@ -24957,7 +25005,7 @@
       </w:tcPr>
     </w:tblStylePr>
   </w:style>
-  <w:style w:type="table" w:styleId="912">
+  <w:style w:type="table" w:styleId="916">
     <w:name w:val="Grid Table 7 Colorful - Accent 1"/>
     <w:uiPriority w:val="99"/>
     <w:pPr>
@@ -25210,7 +25258,7 @@
       </w:tcPr>
     </w:tblStylePr>
   </w:style>
-  <w:style w:type="table" w:styleId="913">
+  <w:style w:type="table" w:styleId="917">
     <w:name w:val="Grid Table 7 Colorful - Accent 2"/>
     <w:uiPriority w:val="99"/>
     <w:pPr>
@@ -25463,7 +25511,7 @@
       </w:tcPr>
     </w:tblStylePr>
   </w:style>
-  <w:style w:type="table" w:styleId="914">
+  <w:style w:type="table" w:styleId="918">
     <w:name w:val="Grid Table 7 Colorful - Accent 3"/>
     <w:uiPriority w:val="99"/>
     <w:pPr>
@@ -25716,7 +25764,7 @@
       </w:tcPr>
     </w:tblStylePr>
   </w:style>
-  <w:style w:type="table" w:styleId="915">
+  <w:style w:type="table" w:styleId="919">
     <w:name w:val="Grid Table 7 Colorful - Accent 4"/>
     <w:uiPriority w:val="99"/>
     <w:pPr>
@@ -25969,7 +26017,7 @@
       </w:tcPr>
     </w:tblStylePr>
   </w:style>
-  <w:style w:type="table" w:styleId="916">
+  <w:style w:type="table" w:styleId="920">
     <w:name w:val="Grid Table 7 Colorful - Accent 5"/>
     <w:uiPriority w:val="99"/>
     <w:pPr>
@@ -26222,7 +26270,7 @@
       </w:tcPr>
     </w:tblStylePr>
   </w:style>
-  <w:style w:type="table" w:styleId="917">
+  <w:style w:type="table" w:styleId="921">
     <w:name w:val="Grid Table 7 Colorful - Accent 6"/>
     <w:uiPriority w:val="99"/>
     <w:pPr>
@@ -26475,7 +26523,7 @@
       </w:tcPr>
     </w:tblStylePr>
   </w:style>
-  <w:style w:type="table" w:styleId="918">
+  <w:style w:type="table" w:styleId="922">
     <w:name w:val="List Table 1 Light"/>
     <w:uiPriority w:val="99"/>
     <w:pPr>
@@ -26690,7 +26738,7 @@
       </w:tcPr>
     </w:tblStylePr>
   </w:style>
-  <w:style w:type="table" w:styleId="919">
+  <w:style w:type="table" w:styleId="923">
     <w:name w:val="List Table 1 Light - Accent 1"/>
     <w:uiPriority w:val="99"/>
     <w:pPr>
@@ -26905,7 +26953,7 @@
       </w:tcPr>
     </w:tblStylePr>
   </w:style>
-  <w:style w:type="table" w:styleId="920">
+  <w:style w:type="table" w:styleId="924">
     <w:name w:val="List Table 1 Light - Accent 2"/>
     <w:uiPriority w:val="99"/>
     <w:pPr>
@@ -27120,7 +27168,7 @@
       </w:tcPr>
     </w:tblStylePr>
   </w:style>
-  <w:style w:type="table" w:styleId="921">
+  <w:style w:type="table" w:styleId="925">
     <w:name w:val="List Table 1 Light - Accent 3"/>
     <w:uiPriority w:val="99"/>
     <w:pPr>
@@ -27335,7 +27383,7 @@
       </w:tcPr>
     </w:tblStylePr>
   </w:style>
-  <w:style w:type="table" w:styleId="922">
+  <w:style w:type="table" w:styleId="926">
     <w:name w:val="List Table 1 Light - Accent 4"/>
     <w:uiPriority w:val="99"/>
     <w:pPr>
@@ -27550,7 +27598,7 @@
       </w:tcPr>
     </w:tblStylePr>
   </w:style>
-  <w:style w:type="table" w:styleId="923">
+  <w:style w:type="table" w:styleId="927">
     <w:name w:val="List Table 1 Light - Accent 5"/>
     <w:uiPriority w:val="99"/>
     <w:pPr>
@@ -27765,7 +27813,7 @@
       </w:tcPr>
     </w:tblStylePr>
   </w:style>
-  <w:style w:type="table" w:styleId="924">
+  <w:style w:type="table" w:styleId="928">
     <w:name w:val="List Table 1 Light - Accent 6"/>
     <w:uiPriority w:val="99"/>
     <w:pPr>
@@ -27980,7 +28028,7 @@
       </w:tcPr>
     </w:tblStylePr>
   </w:style>
-  <w:style w:type="table" w:styleId="925">
+  <w:style w:type="table" w:styleId="929">
     <w:name w:val="List Table 2"/>
     <w:uiPriority w:val="99"/>
     <w:pPr>
@@ -28217,7 +28265,7 @@
       </w:tcPr>
     </w:tblStylePr>
   </w:style>
-  <w:style w:type="table" w:styleId="926">
+  <w:style w:type="table" w:styleId="930">
     <w:name w:val="List Table 2 - Accent 1"/>
     <w:uiPriority w:val="99"/>
     <w:pPr>
@@ -28454,7 +28502,7 @@
       </w:tcPr>
     </w:tblStylePr>
   </w:style>
-  <w:style w:type="table" w:styleId="927">
+  <w:style w:type="table" w:styleId="931">
     <w:name w:val="List Table 2 - Accent 2"/>
     <w:uiPriority w:val="99"/>
     <w:pPr>
@@ -28691,7 +28739,7 @@
       </w:tcPr>
     </w:tblStylePr>
   </w:style>
-  <w:style w:type="table" w:styleId="928">
+  <w:style w:type="table" w:styleId="932">
     <w:name w:val="List Table 2 - Accent 3"/>
     <w:uiPriority w:val="99"/>
     <w:pPr>
@@ -28928,7 +28976,7 @@
       </w:tcPr>
     </w:tblStylePr>
   </w:style>
-  <w:style w:type="table" w:styleId="929">
+  <w:style w:type="table" w:styleId="933">
     <w:name w:val="List Table 2 - Accent 4"/>
     <w:uiPriority w:val="99"/>
     <w:pPr>
@@ -29165,7 +29213,7 @@
       </w:tcPr>
     </w:tblStylePr>
   </w:style>
-  <w:style w:type="table" w:styleId="930">
+  <w:style w:type="table" w:styleId="934">
     <w:name w:val="List Table 2 - Accent 5"/>
     <w:uiPriority w:val="99"/>
     <w:pPr>
@@ -29402,7 +29450,7 @@
       </w:tcPr>
     </w:tblStylePr>
   </w:style>
-  <w:style w:type="table" w:styleId="931">
+  <w:style w:type="table" w:styleId="935">
     <w:name w:val="List Table 2 - Accent 6"/>
     <w:uiPriority w:val="99"/>
     <w:pPr>
@@ -29639,7 +29687,7 @@
       </w:tcPr>
     </w:tblStylePr>
   </w:style>
-  <w:style w:type="table" w:styleId="932">
+  <w:style w:type="table" w:styleId="936">
     <w:name w:val="List Table 3"/>
     <w:uiPriority w:val="99"/>
     <w:pPr>
@@ -29866,7 +29914,7 @@
       </w:tcPr>
     </w:tblStylePr>
   </w:style>
-  <w:style w:type="table" w:styleId="933">
+  <w:style w:type="table" w:styleId="937">
     <w:name w:val="List Table 3 - Accent 1"/>
     <w:uiPriority w:val="99"/>
     <w:pPr>
@@ -30093,7 +30141,7 @@
       </w:tcPr>
     </w:tblStylePr>
   </w:style>
-  <w:style w:type="table" w:styleId="934">
+  <w:style w:type="table" w:styleId="938">
     <w:name w:val="List Table 3 - Accent 2"/>
     <w:uiPriority w:val="99"/>
     <w:pPr>
@@ -30320,7 +30368,7 @@
       </w:tcPr>
     </w:tblStylePr>
   </w:style>
-  <w:style w:type="table" w:styleId="935">
+  <w:style w:type="table" w:styleId="939">
     <w:name w:val="List Table 3 - Accent 3"/>
     <w:uiPriority w:val="99"/>
     <w:pPr>
@@ -30547,7 +30595,7 @@
       </w:tcPr>
     </w:tblStylePr>
   </w:style>
-  <w:style w:type="table" w:styleId="936">
+  <w:style w:type="table" w:styleId="940">
     <w:name w:val="List Table 3 - Accent 4"/>
     <w:uiPriority w:val="99"/>
     <w:pPr>
@@ -30774,7 +30822,7 @@
       </w:tcPr>
     </w:tblStylePr>
   </w:style>
-  <w:style w:type="table" w:styleId="937">
+  <w:style w:type="table" w:styleId="941">
     <w:name w:val="List Table 3 - Accent 5"/>
     <w:uiPriority w:val="99"/>
     <w:pPr>
@@ -31001,7 +31049,7 @@
       </w:tcPr>
     </w:tblStylePr>
   </w:style>
-  <w:style w:type="table" w:styleId="938">
+  <w:style w:type="table" w:styleId="942">
     <w:name w:val="List Table 3 - Accent 6"/>
     <w:uiPriority w:val="99"/>
     <w:pPr>
@@ -31228,7 +31276,7 @@
       </w:tcPr>
     </w:tblStylePr>
   </w:style>
-  <w:style w:type="table" w:styleId="939">
+  <w:style w:type="table" w:styleId="943">
     <w:name w:val="List Table 4"/>
     <w:uiPriority w:val="99"/>
     <w:pPr>
@@ -31452,7 +31500,7 @@
       </w:tcPr>
     </w:tblStylePr>
   </w:style>
-  <w:style w:type="table" w:styleId="940">
+  <w:style w:type="table" w:styleId="944">
     <w:name w:val="List Table 4 - Accent 1"/>
     <w:uiPriority w:val="99"/>
     <w:pPr>
@@ -31676,7 +31724,7 @@
       </w:tcPr>
     </w:tblStylePr>
   </w:style>
-  <w:style w:type="table" w:styleId="941">
+  <w:style w:type="table" w:styleId="945">
     <w:name w:val="List Table 4 - Accent 2"/>
     <w:uiPriority w:val="99"/>
     <w:pPr>
@@ -31900,7 +31948,7 @@
       </w:tcPr>
     </w:tblStylePr>
   </w:style>
-  <w:style w:type="table" w:styleId="942">
+  <w:style w:type="table" w:styleId="946">
     <w:name w:val="List Table 4 - Accent 3"/>
     <w:uiPriority w:val="99"/>
     <w:pPr>
@@ -32124,7 +32172,7 @@
       </w:tcPr>
     </w:tblStylePr>
   </w:style>
-  <w:style w:type="table" w:styleId="943">
+  <w:style w:type="table" w:styleId="947">
     <w:name w:val="List Table 4 - Accent 4"/>
     <w:uiPriority w:val="99"/>
     <w:pPr>
@@ -32348,7 +32396,7 @@
       </w:tcPr>
     </w:tblStylePr>
   </w:style>
-  <w:style w:type="table" w:styleId="944">
+  <w:style w:type="table" w:styleId="948">
     <w:name w:val="List Table 4 - Accent 5"/>
     <w:uiPriority w:val="99"/>
     <w:pPr>
@@ -32572,7 +32620,7 @@
       </w:tcPr>
     </w:tblStylePr>
   </w:style>
-  <w:style w:type="table" w:styleId="945">
+  <w:style w:type="table" w:styleId="949">
     <w:name w:val="List Table 4 - Accent 6"/>
     <w:uiPriority w:val="99"/>
     <w:pPr>
@@ -32796,7 +32844,7 @@
       </w:tcPr>
     </w:tblStylePr>
   </w:style>
-  <w:style w:type="table" w:styleId="946">
+  <w:style w:type="table" w:styleId="950">
     <w:name w:val="List Table 5 Dark"/>
     <w:uiPriority w:val="99"/>
     <w:pPr>
@@ -33037,7 +33085,7 @@
       </w:tcPr>
     </w:tblStylePr>
   </w:style>
-  <w:style w:type="table" w:styleId="947">
+  <w:style w:type="table" w:styleId="951">
     <w:name w:val="List Table 5 Dark - Accent 1"/>
     <w:uiPriority w:val="99"/>
     <w:pPr>
@@ -33278,7 +33326,7 @@
       </w:tcPr>
     </w:tblStylePr>
   </w:style>
-  <w:style w:type="table" w:styleId="948">
+  <w:style w:type="table" w:styleId="952">
     <w:name w:val="List Table 5 Dark - Accent 2"/>
     <w:uiPriority w:val="99"/>
     <w:pPr>
@@ -33519,7 +33567,7 @@
       </w:tcPr>
     </w:tblStylePr>
   </w:style>
-  <w:style w:type="table" w:styleId="949">
+  <w:style w:type="table" w:styleId="953">
     <w:name w:val="List Table 5 Dark - Accent 3"/>
     <w:uiPriority w:val="99"/>
     <w:pPr>
@@ -33760,7 +33808,7 @@
       </w:tcPr>
     </w:tblStylePr>
   </w:style>
-  <w:style w:type="table" w:styleId="950">
+  <w:style w:type="table" w:styleId="954">
     <w:name w:val="List Table 5 Dark - Accent 4"/>
     <w:uiPriority w:val="99"/>
     <w:pPr>
@@ -34001,7 +34049,7 @@
       </w:tcPr>
     </w:tblStylePr>
   </w:style>
-  <w:style w:type="table" w:styleId="951">
+  <w:style w:type="table" w:styleId="955">
     <w:name w:val="List Table 5 Dark - Accent 5"/>
     <w:uiPriority w:val="99"/>
     <w:pPr>
@@ -34242,7 +34290,7 @@
       </w:tcPr>
     </w:tblStylePr>
   </w:style>
-  <w:style w:type="table" w:styleId="952">
+  <w:style w:type="table" w:styleId="956">
     <w:name w:val="List Table 5 Dark - Accent 6"/>
     <w:uiPriority w:val="99"/>
     <w:pPr>
@@ -34483,7 +34531,7 @@
       </w:tcPr>
     </w:tblStylePr>
   </w:style>
-  <w:style w:type="table" w:styleId="953">
+  <w:style w:type="table" w:styleId="957">
     <w:name w:val="List Table 6 Colorful"/>
     <w:uiPriority w:val="99"/>
     <w:pPr>
@@ -34705,7 +34753,7 @@
       </w:tcPr>
     </w:tblStylePr>
   </w:style>
-  <w:style w:type="table" w:styleId="954">
+  <w:style w:type="table" w:styleId="958">
     <w:name w:val="List Table 6 Colorful - Accent 1"/>
     <w:uiPriority w:val="99"/>
     <w:pPr>
@@ -34927,7 +34975,7 @@
       </w:tcPr>
     </w:tblStylePr>
   </w:style>
-  <w:style w:type="table" w:styleId="955">
+  <w:style w:type="table" w:styleId="959">
     <w:name w:val="List Table 6 Colorful - Accent 2"/>
     <w:uiPriority w:val="99"/>
     <w:pPr>
@@ -35149,7 +35197,7 @@
       </w:tcPr>
     </w:tblStylePr>
   </w:style>
-  <w:style w:type="table" w:styleId="956">
+  <w:style w:type="table" w:styleId="960">
     <w:name w:val="List Table 6 Colorful - Accent 3"/>
     <w:uiPriority w:val="99"/>
     <w:pPr>
@@ -35371,7 +35419,7 @@
       </w:tcPr>
     </w:tblStylePr>
   </w:style>
-  <w:style w:type="table" w:styleId="957">
+  <w:style w:type="table" w:styleId="961">
     <w:name w:val="List Table 6 Colorful - Accent 4"/>
     <w:uiPriority w:val="99"/>
     <w:pPr>
@@ -35593,7 +35641,7 @@
       </w:tcPr>
     </w:tblStylePr>
   </w:style>
-  <w:style w:type="table" w:styleId="958">
+  <w:style w:type="table" w:styleId="962">
     <w:name w:val="List Table 6 Colorful - Accent 5"/>
     <w:uiPriority w:val="99"/>
     <w:pPr>
@@ -35815,7 +35863,7 @@
       </w:tcPr>
     </w:tblStylePr>
   </w:style>
-  <w:style w:type="table" w:styleId="959">
+  <w:style w:type="table" w:styleId="963">
     <w:name w:val="List Table 6 Colorful - Accent 6"/>
     <w:uiPriority w:val="99"/>
     <w:pPr>
@@ -36037,7 +36085,7 @@
       </w:tcPr>
     </w:tblStylePr>
   </w:style>
-  <w:style w:type="table" w:styleId="960">
+  <w:style w:type="table" w:styleId="964">
     <w:name w:val="List Table 7 Colorful"/>
     <w:uiPriority w:val="99"/>
     <w:pPr>
@@ -36292,7 +36340,7 @@
       </w:tcPr>
     </w:tblStylePr>
   </w:style>
-  <w:style w:type="table" w:styleId="961">
+  <w:style w:type="table" w:styleId="965">
     <w:name w:val="List Table 7 Colorful - Accent 1"/>
     <w:uiPriority w:val="99"/>
     <w:pPr>
@@ -36547,7 +36595,7 @@
       </w:tcPr>
     </w:tblStylePr>
   </w:style>
-  <w:style w:type="table" w:styleId="962">
+  <w:style w:type="table" w:styleId="966">
     <w:name w:val="List Table 7 Colorful - Accent 2"/>
     <w:uiPriority w:val="99"/>
     <w:pPr>
@@ -36802,7 +36850,7 @@
       </w:tcPr>
     </w:tblStylePr>
   </w:style>
-  <w:style w:type="table" w:styleId="963">
+  <w:style w:type="table" w:styleId="967">
     <w:name w:val="List Table 7 Colorful - Accent 3"/>
     <w:uiPriority w:val="99"/>
     <w:pPr>
@@ -37057,7 +37105,7 @@
       </w:tcPr>
     </w:tblStylePr>
   </w:style>
-  <w:style w:type="table" w:styleId="964">
+  <w:style w:type="table" w:styleId="968">
     <w:name w:val="List Table 7 Colorful - Accent 4"/>
     <w:uiPriority w:val="99"/>
     <w:pPr>
@@ -37312,7 +37360,7 @@
       </w:tcPr>
     </w:tblStylePr>
   </w:style>
-  <w:style w:type="table" w:styleId="965">
+  <w:style w:type="table" w:styleId="969">
     <w:name w:val="List Table 7 Colorful - Accent 5"/>
     <w:uiPriority w:val="99"/>
     <w:pPr>
@@ -37567,7 +37615,7 @@
       </w:tcPr>
     </w:tblStylePr>
   </w:style>
-  <w:style w:type="table" w:styleId="966">
+  <w:style w:type="table" w:styleId="970">
     <w:name w:val="List Table 7 Colorful - Accent 6"/>
     <w:uiPriority w:val="99"/>
     <w:pPr>
@@ -37822,7 +37870,7 @@
       </w:tcPr>
     </w:tblStylePr>
   </w:style>
-  <w:style w:type="table" w:styleId="967">
+  <w:style w:type="table" w:styleId="971">
     <w:name w:val="Lined - Accent"/>
     <w:uiPriority w:val="99"/>
     <w:pPr>
@@ -38058,7 +38106,7 @@
       </w:tcPr>
     </w:tblStylePr>
   </w:style>
-  <w:style w:type="table" w:styleId="968">
+  <w:style w:type="table" w:styleId="972">
     <w:name w:val="Lined - Accent 1"/>
     <w:uiPriority w:val="99"/>
     <w:pPr>
@@ -38294,7 +38342,7 @@
       </w:tcPr>
     </w:tblStylePr>
   </w:style>
-  <w:style w:type="table" w:styleId="969">
+  <w:style w:type="table" w:styleId="973">
     <w:name w:val="Lined - Accent 2"/>
     <w:uiPriority w:val="99"/>
     <w:pPr>
@@ -38530,7 +38578,7 @@
       </w:tcPr>
     </w:tblStylePr>
   </w:style>
-  <w:style w:type="table" w:styleId="970">
+  <w:style w:type="table" w:styleId="974">
     <w:name w:val="Lined - Accent 3"/>
     <w:uiPriority w:val="99"/>
     <w:pPr>
@@ -38766,7 +38814,7 @@
       </w:tcPr>
     </w:tblStylePr>
   </w:style>
-  <w:style w:type="table" w:styleId="971">
+  <w:style w:type="table" w:styleId="975">
     <w:name w:val="Lined - Accent 4"/>
     <w:uiPriority w:val="99"/>
     <w:pPr>
@@ -39002,7 +39050,7 @@
       </w:tcPr>
     </w:tblStylePr>
   </w:style>
-  <w:style w:type="table" w:styleId="972">
+  <w:style w:type="table" w:styleId="976">
     <w:name w:val="Lined - Accent 5"/>
     <w:uiPriority w:val="99"/>
     <w:pPr>
@@ -39238,7 +39286,7 @@
       </w:tcPr>
     </w:tblStylePr>
   </w:style>
-  <w:style w:type="table" w:styleId="973">
+  <w:style w:type="table" w:styleId="977">
     <w:name w:val="Lined - Accent 6"/>
     <w:uiPriority w:val="99"/>
     <w:pPr>
@@ -39474,7 +39522,7 @@
       </w:tcPr>
     </w:tblStylePr>
   </w:style>
-  <w:style w:type="table" w:styleId="974">
+  <w:style w:type="table" w:styleId="978">
     <w:name w:val="Bordered &amp; Lined - Accent"/>
     <w:uiPriority w:val="99"/>
     <w:pPr>
@@ -39717,7 +39765,7 @@
       </w:tcPr>
     </w:tblStylePr>
   </w:style>
-  <w:style w:type="table" w:styleId="975">
+  <w:style w:type="table" w:styleId="979">
     <w:name w:val="Bordered &amp; Lined - Accent 1"/>
     <w:uiPriority w:val="99"/>
     <w:pPr>
@@ -39960,7 +40008,7 @@
       </w:tcPr>
     </w:tblStylePr>
   </w:style>
-  <w:style w:type="table" w:styleId="976">
+  <w:style w:type="table" w:styleId="980">
     <w:name w:val="Bordered &amp; Lined - Accent 2"/>
     <w:uiPriority w:val="99"/>
     <w:pPr>
@@ -40203,7 +40251,7 @@
       </w:tcPr>
     </w:tblStylePr>
   </w:style>
-  <w:style w:type="table" w:styleId="977">
+  <w:style w:type="table" w:styleId="981">
     <w:name w:val="Bordered &amp; Lined - Accent 3"/>
     <w:uiPriority w:val="99"/>
     <w:pPr>
@@ -40446,7 +40494,7 @@
       </w:tcPr>
     </w:tblStylePr>
   </w:style>
-  <w:style w:type="table" w:styleId="978">
+  <w:style w:type="table" w:styleId="982">
     <w:name w:val="Bordered &amp; Lined - Accent 4"/>
     <w:uiPriority w:val="99"/>
     <w:pPr>
@@ -40689,7 +40737,7 @@
       </w:tcPr>
     </w:tblStylePr>
   </w:style>
-  <w:style w:type="table" w:styleId="979">
+  <w:style w:type="table" w:styleId="983">
     <w:name w:val="Bordered &amp; Lined - Accent 5"/>
     <w:uiPriority w:val="99"/>
     <w:pPr>
@@ -40932,7 +40980,7 @@
       </w:tcPr>
     </w:tblStylePr>
   </w:style>
-  <w:style w:type="table" w:styleId="980">
+  <w:style w:type="table" w:styleId="984">
     <w:name w:val="Bordered &amp; Lined - Accent 6"/>
     <w:uiPriority w:val="99"/>
     <w:pPr>
@@ -41175,7 +41223,7 @@
       </w:tcPr>
     </w:tblStylePr>
   </w:style>
-  <w:style w:type="table" w:styleId="981">
+  <w:style w:type="table" w:styleId="985">
     <w:name w:val="Bordered"/>
     <w:uiPriority w:val="99"/>
     <w:pPr>
@@ -41405,7 +41453,7 @@
       </w:tcPr>
     </w:tblStylePr>
   </w:style>
-  <w:style w:type="table" w:styleId="982">
+  <w:style w:type="table" w:styleId="986">
     <w:name w:val="Bordered - Accent 1"/>
     <w:uiPriority w:val="99"/>
     <w:pPr>
@@ -41635,7 +41683,7 @@
       </w:tcPr>
     </w:tblStylePr>
   </w:style>
-  <w:style w:type="table" w:styleId="983">
+  <w:style w:type="table" w:styleId="987">
     <w:name w:val="Bordered - Accent 2"/>
     <w:uiPriority w:val="99"/>
     <w:pPr>
@@ -41865,7 +41913,7 @@
       </w:tcPr>
     </w:tblStylePr>
   </w:style>
-  <w:style w:type="table" w:styleId="984">
+  <w:style w:type="table" w:styleId="988">
     <w:name w:val="Bordered - Accent 3"/>
     <w:uiPriority w:val="99"/>
     <w:pPr>
@@ -42095,7 +42143,7 @@
       </w:tcPr>
     </w:tblStylePr>
   </w:style>
-  <w:style w:type="table" w:styleId="985">
+  <w:style w:type="table" w:styleId="989">
     <w:name w:val="Bordered - Accent 4"/>
     <w:uiPriority w:val="99"/>
     <w:pPr>
@@ -42325,7 +42373,7 @@
       </w:tcPr>
     </w:tblStylePr>
   </w:style>
-  <w:style w:type="table" w:styleId="986">
+  <w:style w:type="table" w:styleId="990">
     <w:name w:val="Bordered - Accent 5"/>
     <w:uiPriority w:val="99"/>
     <w:pPr>
@@ -42555,7 +42603,7 @@
       </w:tcPr>
     </w:tblStylePr>
   </w:style>
-  <w:style w:type="table" w:styleId="987">
+  <w:style w:type="table" w:styleId="991">
     <w:name w:val="Bordered - Accent 6"/>
     <w:uiPriority w:val="99"/>
     <w:pPr>
@@ -42785,7 +42833,7 @@
       </w:tcPr>
     </w:tblStylePr>
   </w:style>
-  <w:style w:type="character" w:styleId="988">
+  <w:style w:type="character" w:styleId="992">
     <w:name w:val="Hyperlink"/>
     <w:uiPriority w:val="99"/>
     <w:unhideWhenUsed/>
@@ -42799,10 +42847,10 @@
       <w:u w:val="single"/>
     </w:rPr>
   </w:style>
-  <w:style w:type="paragraph" w:styleId="989">
+  <w:style w:type="paragraph" w:styleId="993">
     <w:name w:val="footnote text"/>
-    <w:basedOn w:val="828"/>
-    <w:link w:val="990"/>
+    <w:basedOn w:val="832"/>
+    <w:link w:val="994"/>
     <w:uiPriority w:val="99"/>
     <w:semiHidden/>
     <w:unhideWhenUsed/>
@@ -42815,9 +42863,9 @@
       <w:sz w:val="18"/>
     </w:rPr>
   </w:style>
-  <w:style w:type="character" w:styleId="990">
+  <w:style w:type="character" w:styleId="994">
     <w:name w:val="Footnote Text Char"/>
-    <w:link w:val="989"/>
+    <w:link w:val="993"/>
     <w:uiPriority w:val="99"/>
     <w:pPr>
       <w:pBdr/>
@@ -42828,7 +42876,7 @@
       <w:sz w:val="18"/>
     </w:rPr>
   </w:style>
-  <w:style w:type="character" w:styleId="991">
+  <w:style w:type="character" w:styleId="995">
     <w:name w:val="footnote reference"/>
     <w:uiPriority w:val="99"/>
     <w:unhideWhenUsed/>
@@ -42841,10 +42889,10 @@
       <w:vertAlign w:val="superscript"/>
     </w:rPr>
   </w:style>
-  <w:style w:type="paragraph" w:styleId="992">
+  <w:style w:type="paragraph" w:styleId="996">
     <w:name w:val="endnote text"/>
-    <w:basedOn w:val="828"/>
-    <w:link w:val="993"/>
+    <w:basedOn w:val="832"/>
+    <w:link w:val="997"/>
     <w:uiPriority w:val="99"/>
     <w:semiHidden/>
     <w:unhideWhenUsed/>
@@ -42857,9 +42905,9 @@
       <w:sz w:val="20"/>
     </w:rPr>
   </w:style>
-  <w:style w:type="character" w:styleId="993">
+  <w:style w:type="character" w:styleId="997">
     <w:name w:val="Endnote Text Char"/>
-    <w:link w:val="992"/>
+    <w:link w:val="996"/>
     <w:uiPriority w:val="99"/>
     <w:pPr>
       <w:pBdr/>
@@ -42870,7 +42918,7 @@
       <w:sz w:val="20"/>
     </w:rPr>
   </w:style>
-  <w:style w:type="character" w:styleId="994">
+  <w:style w:type="character" w:styleId="998">
     <w:name w:val="endnote reference"/>
     <w:uiPriority w:val="99"/>
     <w:semiHidden/>
@@ -42884,10 +42932,10 @@
       <w:vertAlign w:val="superscript"/>
     </w:rPr>
   </w:style>
-  <w:style w:type="paragraph" w:styleId="995">
+  <w:style w:type="paragraph" w:styleId="999">
     <w:name w:val="toc 1"/>
-    <w:basedOn w:val="828"/>
-    <w:next w:val="828"/>
+    <w:basedOn w:val="832"/>
+    <w:next w:val="832"/>
     <w:uiPriority w:val="39"/>
     <w:unhideWhenUsed/>
     <w:pPr>
@@ -42896,10 +42944,10 @@
       <w:ind w:right="0" w:firstLine="0" w:left="0"/>
     </w:pPr>
   </w:style>
-  <w:style w:type="paragraph" w:styleId="996">
+  <w:style w:type="paragraph" w:styleId="1000">
     <w:name w:val="toc 2"/>
-    <w:basedOn w:val="828"/>
-    <w:next w:val="828"/>
+    <w:basedOn w:val="832"/>
+    <w:next w:val="832"/>
     <w:uiPriority w:val="39"/>
     <w:unhideWhenUsed/>
     <w:pPr>
@@ -42908,10 +42956,10 @@
       <w:ind w:right="0" w:firstLine="0" w:left="283"/>
     </w:pPr>
   </w:style>
-  <w:style w:type="paragraph" w:styleId="997">
+  <w:style w:type="paragraph" w:styleId="1001">
     <w:name w:val="toc 3"/>
-    <w:basedOn w:val="828"/>
-    <w:next w:val="828"/>
+    <w:basedOn w:val="832"/>
+    <w:next w:val="832"/>
     <w:uiPriority w:val="39"/>
     <w:unhideWhenUsed/>
     <w:pPr>
@@ -42920,10 +42968,10 @@
       <w:ind w:right="0" w:firstLine="0" w:left="567"/>
     </w:pPr>
   </w:style>
-  <w:style w:type="paragraph" w:styleId="998">
+  <w:style w:type="paragraph" w:styleId="1002">
     <w:name w:val="toc 4"/>
-    <w:basedOn w:val="828"/>
-    <w:next w:val="828"/>
+    <w:basedOn w:val="832"/>
+    <w:next w:val="832"/>
     <w:uiPriority w:val="39"/>
     <w:unhideWhenUsed/>
     <w:pPr>
@@ -42932,10 +42980,10 @@
       <w:ind w:right="0" w:firstLine="0" w:left="850"/>
     </w:pPr>
   </w:style>
-  <w:style w:type="paragraph" w:styleId="999">
+  <w:style w:type="paragraph" w:styleId="1003">
     <w:name w:val="toc 5"/>
-    <w:basedOn w:val="828"/>
-    <w:next w:val="828"/>
+    <w:basedOn w:val="832"/>
+    <w:next w:val="832"/>
     <w:uiPriority w:val="39"/>
     <w:unhideWhenUsed/>
     <w:pPr>
@@ -42944,10 +42992,10 @@
       <w:ind w:right="0" w:firstLine="0" w:left="1134"/>
     </w:pPr>
   </w:style>
-  <w:style w:type="paragraph" w:styleId="1000">
+  <w:style w:type="paragraph" w:styleId="1004">
     <w:name w:val="toc 6"/>
-    <w:basedOn w:val="828"/>
-    <w:next w:val="828"/>
+    <w:basedOn w:val="832"/>
+    <w:next w:val="832"/>
     <w:uiPriority w:val="39"/>
     <w:unhideWhenUsed/>
     <w:pPr>
@@ -42956,10 +43004,10 @@
       <w:ind w:right="0" w:firstLine="0" w:left="1417"/>
     </w:pPr>
   </w:style>
-  <w:style w:type="paragraph" w:styleId="1001">
+  <w:style w:type="paragraph" w:styleId="1005">
     <w:name w:val="toc 7"/>
-    <w:basedOn w:val="828"/>
-    <w:next w:val="828"/>
+    <w:basedOn w:val="832"/>
+    <w:next w:val="832"/>
     <w:uiPriority w:val="39"/>
     <w:unhideWhenUsed/>
     <w:pPr>
@@ -42968,10 +43016,10 @@
       <w:ind w:right="0" w:firstLine="0" w:left="1701"/>
     </w:pPr>
   </w:style>
-  <w:style w:type="paragraph" w:styleId="1002">
+  <w:style w:type="paragraph" w:styleId="1006">
     <w:name w:val="toc 8"/>
-    <w:basedOn w:val="828"/>
-    <w:next w:val="828"/>
+    <w:basedOn w:val="832"/>
+    <w:next w:val="832"/>
     <w:uiPriority w:val="39"/>
     <w:unhideWhenUsed/>
     <w:pPr>
@@ -42980,10 +43028,10 @@
       <w:ind w:right="0" w:firstLine="0" w:left="1984"/>
     </w:pPr>
   </w:style>
-  <w:style w:type="paragraph" w:styleId="1003">
+  <w:style w:type="paragraph" w:styleId="1007">
     <w:name w:val="toc 9"/>
-    <w:basedOn w:val="828"/>
-    <w:next w:val="828"/>
+    <w:basedOn w:val="832"/>
+    <w:next w:val="832"/>
     <w:uiPriority w:val="39"/>
     <w:unhideWhenUsed/>
     <w:pPr>
@@ -42992,7 +43040,7 @@
       <w:ind w:right="0" w:firstLine="0" w:left="2268"/>
     </w:pPr>
   </w:style>
-  <w:style w:type="paragraph" w:styleId="1004">
+  <w:style w:type="paragraph" w:styleId="1008">
     <w:name w:val="TOC Heading"/>
     <w:uiPriority w:val="39"/>
     <w:unhideWhenUsed/>
@@ -43002,10 +43050,10 @@
       <w:ind/>
     </w:pPr>
   </w:style>
-  <w:style w:type="paragraph" w:styleId="1005">
+  <w:style w:type="paragraph" w:styleId="1009">
     <w:name w:val="table of figures"/>
-    <w:basedOn w:val="828"/>
-    <w:next w:val="828"/>
+    <w:basedOn w:val="832"/>
+    <w:next w:val="832"/>
     <w:uiPriority w:val="99"/>
     <w:unhideWhenUsed/>
     <w:pPr>
@@ -43014,7 +43062,7 @@
       <w:ind/>
     </w:pPr>
   </w:style>
-  <w:style w:type="paragraph" w:styleId="1006">
+  <w:style w:type="paragraph" w:styleId="1010">
     <w:name w:val="DStyle_paragraph"/>
     <w:pPr>
       <w:widowControl w:val="true"/>
@@ -43030,9 +43078,9 @@
       <w:lang w:val="en-US" w:eastAsia="zh-CN" w:bidi="hi-IN"/>
     </w:rPr>
   </w:style>
-  <w:style w:type="paragraph" w:styleId="1007" w:customStyle="1">
+  <w:style w:type="paragraph" w:styleId="1011" w:customStyle="1">
     <w:name w:val="Standard"/>
-    <w:basedOn w:val="1006"/>
+    <w:basedOn w:val="1010"/>
     <w:pPr>
       <w:keepNext w:val="false"/>
       <w:keepLines w:val="true"/>
@@ -43055,10 +43103,10 @@
       <w:szCs w:val="20"/>
     </w:rPr>
   </w:style>
-  <w:style w:type="paragraph" w:styleId="1008" w:customStyle="1">
+  <w:style w:type="paragraph" w:styleId="1012" w:customStyle="1">
     <w:name w:val="Heading"/>
-    <w:basedOn w:val="1007"/>
-    <w:next w:val="1009"/>
+    <w:basedOn w:val="1011"/>
+    <w:next w:val="1013"/>
     <w:pPr>
       <w:keepNext w:val="true"/>
       <w:pBdr/>
@@ -43071,9 +43119,9 @@
       <w:szCs w:val="28"/>
     </w:rPr>
   </w:style>
-  <w:style w:type="paragraph" w:styleId="1009" w:customStyle="1">
+  <w:style w:type="paragraph" w:styleId="1013" w:customStyle="1">
     <w:name w:val="Text body"/>
-    <w:basedOn w:val="1007"/>
+    <w:basedOn w:val="1011"/>
     <w:qFormat/>
     <w:pPr>
       <w:pBdr/>
@@ -43081,9 +43129,9 @@
       <w:ind/>
     </w:pPr>
   </w:style>
-  <w:style w:type="paragraph" w:styleId="1010" w:customStyle="1">
+  <w:style w:type="paragraph" w:styleId="1014" w:customStyle="1">
     <w:name w:val="List"/>
-    <w:basedOn w:val="1009"/>
+    <w:basedOn w:val="1013"/>
     <w:pPr>
       <w:pBdr/>
       <w:spacing/>
@@ -43093,9 +43141,9 @@
       <w:rFonts w:cs="FreeSans"/>
     </w:rPr>
   </w:style>
-  <w:style w:type="paragraph" w:styleId="1011" w:customStyle="1">
+  <w:style w:type="paragraph" w:styleId="1015" w:customStyle="1">
     <w:name w:val="Caption"/>
-    <w:basedOn w:val="1007"/>
+    <w:basedOn w:val="1011"/>
     <w:pPr>
       <w:pBdr/>
       <w:spacing w:after="120" w:before="120"/>
@@ -43109,9 +43157,9 @@
       <w:szCs w:val="24"/>
     </w:rPr>
   </w:style>
-  <w:style w:type="paragraph" w:styleId="1012" w:customStyle="1">
+  <w:style w:type="paragraph" w:styleId="1016" w:customStyle="1">
     <w:name w:val="Index"/>
-    <w:basedOn w:val="1007"/>
+    <w:basedOn w:val="1011"/>
     <w:pPr>
       <w:pBdr/>
       <w:spacing/>
@@ -43121,10 +43169,10 @@
       <w:rFonts w:cs="FreeSans"/>
     </w:rPr>
   </w:style>
-  <w:style w:type="paragraph" w:styleId="1013" w:customStyle="1">
+  <w:style w:type="paragraph" w:styleId="1017" w:customStyle="1">
     <w:name w:val="Horizontal Line"/>
-    <w:basedOn w:val="1007"/>
-    <w:next w:val="1009"/>
+    <w:basedOn w:val="1011"/>
+    <w:next w:val="1013"/>
     <w:qFormat/>
     <w:pPr>
       <w:pBdr>
@@ -43141,9 +43189,9 @@
       <w:szCs w:val="12"/>
     </w:rPr>
   </w:style>
-  <w:style w:type="character" w:styleId="1014" w:customStyle="1">
+  <w:style w:type="character" w:styleId="1018" w:customStyle="1">
     <w:name w:val="Internet link"/>
-    <w:basedOn w:val="1006"/>
+    <w:basedOn w:val="1010"/>
     <w:qFormat/>
     <w:pPr>
       <w:pBdr/>
@@ -43155,9 +43203,9 @@
       <w:u w:val="single"/>
     </w:rPr>
   </w:style>
-  <w:style w:type="character" w:styleId="1015" w:customStyle="1">
+  <w:style w:type="character" w:styleId="1019" w:customStyle="1">
     <w:name w:val="Visited Internet Link"/>
-    <w:basedOn w:val="1006"/>
+    <w:basedOn w:val="1010"/>
     <w:qFormat/>
     <w:pPr>
       <w:pBdr/>
@@ -43169,9 +43217,9 @@
       <w:u w:val="single"/>
     </w:rPr>
   </w:style>
-  <w:style w:type="character" w:styleId="1016" w:customStyle="1">
+  <w:style w:type="character" w:styleId="1020" w:customStyle="1">
     <w:name w:val="ListLabel 1"/>
-    <w:basedOn w:val="1006"/>
+    <w:basedOn w:val="1010"/>
     <w:qFormat/>
     <w:pPr>
       <w:pBdr/>
@@ -43182,61 +43230,9 @@
       <w:rFonts w:cs="Symbol"/>
     </w:rPr>
   </w:style>
-  <w:style w:type="character" w:styleId="1017" w:customStyle="1">
+  <w:style w:type="character" w:styleId="1021" w:customStyle="1">
     <w:name w:val="ListLabel 2"/>
-    <w:basedOn w:val="1006"/>
-    <w:qFormat/>
-    <w:pPr>
-      <w:pBdr/>
-      <w:spacing/>
-      <w:ind/>
-    </w:pPr>
-    <w:rPr>
-      <w:rFonts w:cs="OpenSymbol"/>
-    </w:rPr>
-  </w:style>
-  <w:style w:type="character" w:styleId="1018" w:customStyle="1">
-    <w:name w:val="ListLabel 3"/>
-    <w:basedOn w:val="1006"/>
-    <w:qFormat/>
-    <w:pPr>
-      <w:pBdr/>
-      <w:spacing/>
-      <w:ind/>
-    </w:pPr>
-    <w:rPr>
-      <w:rFonts w:cs="OpenSymbol"/>
-    </w:rPr>
-  </w:style>
-  <w:style w:type="character" w:styleId="1019" w:customStyle="1">
-    <w:name w:val="ListLabel 4"/>
-    <w:basedOn w:val="1006"/>
-    <w:qFormat/>
-    <w:pPr>
-      <w:pBdr/>
-      <w:spacing/>
-      <w:ind/>
-    </w:pPr>
-    <w:rPr>
-      <w:rFonts w:cs="Symbol"/>
-    </w:rPr>
-  </w:style>
-  <w:style w:type="character" w:styleId="1020" w:customStyle="1">
-    <w:name w:val="ListLabel 5"/>
-    <w:basedOn w:val="1006"/>
-    <w:qFormat/>
-    <w:pPr>
-      <w:pBdr/>
-      <w:spacing/>
-      <w:ind/>
-    </w:pPr>
-    <w:rPr>
-      <w:rFonts w:cs="OpenSymbol"/>
-    </w:rPr>
-  </w:style>
-  <w:style w:type="character" w:styleId="1021" w:customStyle="1">
-    <w:name w:val="ListLabel 6"/>
-    <w:basedOn w:val="1006"/>
+    <w:basedOn w:val="1010"/>
     <w:qFormat/>
     <w:pPr>
       <w:pBdr/>
@@ -43248,8 +43244,21 @@
     </w:rPr>
   </w:style>
   <w:style w:type="character" w:styleId="1022" w:customStyle="1">
-    <w:name w:val="ListLabel 7"/>
-    <w:basedOn w:val="1006"/>
+    <w:name w:val="ListLabel 3"/>
+    <w:basedOn w:val="1010"/>
+    <w:qFormat/>
+    <w:pPr>
+      <w:pBdr/>
+      <w:spacing/>
+      <w:ind/>
+    </w:pPr>
+    <w:rPr>
+      <w:rFonts w:cs="OpenSymbol"/>
+    </w:rPr>
+  </w:style>
+  <w:style w:type="character" w:styleId="1023" w:customStyle="1">
+    <w:name w:val="ListLabel 4"/>
+    <w:basedOn w:val="1010"/>
     <w:qFormat/>
     <w:pPr>
       <w:pBdr/>
@@ -43260,22 +43269,9 @@
       <w:rFonts w:cs="Symbol"/>
     </w:rPr>
   </w:style>
-  <w:style w:type="character" w:styleId="1023" w:customStyle="1">
-    <w:name w:val="ListLabel 8"/>
-    <w:basedOn w:val="1006"/>
-    <w:qFormat/>
-    <w:pPr>
-      <w:pBdr/>
-      <w:spacing/>
-      <w:ind/>
-    </w:pPr>
-    <w:rPr>
-      <w:rFonts w:cs="OpenSymbol"/>
-    </w:rPr>
-  </w:style>
   <w:style w:type="character" w:styleId="1024" w:customStyle="1">
-    <w:name w:val="ListLabel 9"/>
-    <w:basedOn w:val="1006"/>
+    <w:name w:val="ListLabel 5"/>
+    <w:basedOn w:val="1010"/>
     <w:qFormat/>
     <w:pPr>
       <w:pBdr/>
@@ -43287,8 +43283,60 @@
     </w:rPr>
   </w:style>
   <w:style w:type="character" w:styleId="1025" w:customStyle="1">
+    <w:name w:val="ListLabel 6"/>
+    <w:basedOn w:val="1010"/>
+    <w:qFormat/>
+    <w:pPr>
+      <w:pBdr/>
+      <w:spacing/>
+      <w:ind/>
+    </w:pPr>
+    <w:rPr>
+      <w:rFonts w:cs="OpenSymbol"/>
+    </w:rPr>
+  </w:style>
+  <w:style w:type="character" w:styleId="1026" w:customStyle="1">
+    <w:name w:val="ListLabel 7"/>
+    <w:basedOn w:val="1010"/>
+    <w:qFormat/>
+    <w:pPr>
+      <w:pBdr/>
+      <w:spacing/>
+      <w:ind/>
+    </w:pPr>
+    <w:rPr>
+      <w:rFonts w:cs="Symbol"/>
+    </w:rPr>
+  </w:style>
+  <w:style w:type="character" w:styleId="1027" w:customStyle="1">
+    <w:name w:val="ListLabel 8"/>
+    <w:basedOn w:val="1010"/>
+    <w:qFormat/>
+    <w:pPr>
+      <w:pBdr/>
+      <w:spacing/>
+      <w:ind/>
+    </w:pPr>
+    <w:rPr>
+      <w:rFonts w:cs="OpenSymbol"/>
+    </w:rPr>
+  </w:style>
+  <w:style w:type="character" w:styleId="1028" w:customStyle="1">
+    <w:name w:val="ListLabel 9"/>
+    <w:basedOn w:val="1010"/>
+    <w:qFormat/>
+    <w:pPr>
+      <w:pBdr/>
+      <w:spacing/>
+      <w:ind/>
+    </w:pPr>
+    <w:rPr>
+      <w:rFonts w:cs="OpenSymbol"/>
+    </w:rPr>
+  </w:style>
+  <w:style w:type="character" w:styleId="1029" w:customStyle="1">
     <w:name w:val="ListLabel 10"/>
-    <w:basedOn w:val="1006"/>
+    <w:basedOn w:val="1010"/>
     <w:qFormat/>
     <w:pPr>
       <w:pBdr/>
@@ -43301,61 +43349,9 @@
       <w:szCs w:val="20"/>
     </w:rPr>
   </w:style>
-  <w:style w:type="character" w:styleId="1026" w:customStyle="1">
+  <w:style w:type="character" w:styleId="1030" w:customStyle="1">
     <w:name w:val="ListLabel 11"/>
-    <w:basedOn w:val="1006"/>
-    <w:qFormat/>
-    <w:pPr>
-      <w:pBdr/>
-      <w:spacing/>
-      <w:ind/>
-    </w:pPr>
-    <w:rPr>
-      <w:rFonts w:cs="OpenSymbol"/>
-    </w:rPr>
-  </w:style>
-  <w:style w:type="character" w:styleId="1027" w:customStyle="1">
-    <w:name w:val="ListLabel 12"/>
-    <w:basedOn w:val="1006"/>
-    <w:qFormat/>
-    <w:pPr>
-      <w:pBdr/>
-      <w:spacing/>
-      <w:ind/>
-    </w:pPr>
-    <w:rPr>
-      <w:rFonts w:cs="OpenSymbol"/>
-    </w:rPr>
-  </w:style>
-  <w:style w:type="character" w:styleId="1028" w:customStyle="1">
-    <w:name w:val="ListLabel 13"/>
-    <w:basedOn w:val="1006"/>
-    <w:qFormat/>
-    <w:pPr>
-      <w:pBdr/>
-      <w:spacing/>
-      <w:ind/>
-    </w:pPr>
-    <w:rPr>
-      <w:rFonts w:cs="Symbol"/>
-    </w:rPr>
-  </w:style>
-  <w:style w:type="character" w:styleId="1029" w:customStyle="1">
-    <w:name w:val="ListLabel 14"/>
-    <w:basedOn w:val="1006"/>
-    <w:qFormat/>
-    <w:pPr>
-      <w:pBdr/>
-      <w:spacing/>
-      <w:ind/>
-    </w:pPr>
-    <w:rPr>
-      <w:rFonts w:cs="OpenSymbol"/>
-    </w:rPr>
-  </w:style>
-  <w:style w:type="character" w:styleId="1030" w:customStyle="1">
-    <w:name w:val="ListLabel 15"/>
-    <w:basedOn w:val="1006"/>
+    <w:basedOn w:val="1010"/>
     <w:qFormat/>
     <w:pPr>
       <w:pBdr/>
@@ -43367,8 +43363,21 @@
     </w:rPr>
   </w:style>
   <w:style w:type="character" w:styleId="1031" w:customStyle="1">
-    <w:name w:val="ListLabel 16"/>
-    <w:basedOn w:val="1006"/>
+    <w:name w:val="ListLabel 12"/>
+    <w:basedOn w:val="1010"/>
+    <w:qFormat/>
+    <w:pPr>
+      <w:pBdr/>
+      <w:spacing/>
+      <w:ind/>
+    </w:pPr>
+    <w:rPr>
+      <w:rFonts w:cs="OpenSymbol"/>
+    </w:rPr>
+  </w:style>
+  <w:style w:type="character" w:styleId="1032" w:customStyle="1">
+    <w:name w:val="ListLabel 13"/>
+    <w:basedOn w:val="1010"/>
     <w:qFormat/>
     <w:pPr>
       <w:pBdr/>
@@ -43379,22 +43388,9 @@
       <w:rFonts w:cs="Symbol"/>
     </w:rPr>
   </w:style>
-  <w:style w:type="character" w:styleId="1032" w:customStyle="1">
-    <w:name w:val="ListLabel 17"/>
-    <w:basedOn w:val="1006"/>
-    <w:qFormat/>
-    <w:pPr>
-      <w:pBdr/>
-      <w:spacing/>
-      <w:ind/>
-    </w:pPr>
-    <w:rPr>
-      <w:rFonts w:cs="OpenSymbol"/>
-    </w:rPr>
-  </w:style>
   <w:style w:type="character" w:styleId="1033" w:customStyle="1">
-    <w:name w:val="ListLabel 18"/>
-    <w:basedOn w:val="1006"/>
+    <w:name w:val="ListLabel 14"/>
+    <w:basedOn w:val="1010"/>
     <w:qFormat/>
     <w:pPr>
       <w:pBdr/>
@@ -43406,8 +43402,60 @@
     </w:rPr>
   </w:style>
   <w:style w:type="character" w:styleId="1034" w:customStyle="1">
+    <w:name w:val="ListLabel 15"/>
+    <w:basedOn w:val="1010"/>
+    <w:qFormat/>
+    <w:pPr>
+      <w:pBdr/>
+      <w:spacing/>
+      <w:ind/>
+    </w:pPr>
+    <w:rPr>
+      <w:rFonts w:cs="OpenSymbol"/>
+    </w:rPr>
+  </w:style>
+  <w:style w:type="character" w:styleId="1035" w:customStyle="1">
+    <w:name w:val="ListLabel 16"/>
+    <w:basedOn w:val="1010"/>
+    <w:qFormat/>
+    <w:pPr>
+      <w:pBdr/>
+      <w:spacing/>
+      <w:ind/>
+    </w:pPr>
+    <w:rPr>
+      <w:rFonts w:cs="Symbol"/>
+    </w:rPr>
+  </w:style>
+  <w:style w:type="character" w:styleId="1036" w:customStyle="1">
+    <w:name w:val="ListLabel 17"/>
+    <w:basedOn w:val="1010"/>
+    <w:qFormat/>
+    <w:pPr>
+      <w:pBdr/>
+      <w:spacing/>
+      <w:ind/>
+    </w:pPr>
+    <w:rPr>
+      <w:rFonts w:cs="OpenSymbol"/>
+    </w:rPr>
+  </w:style>
+  <w:style w:type="character" w:styleId="1037" w:customStyle="1">
+    <w:name w:val="ListLabel 18"/>
+    <w:basedOn w:val="1010"/>
+    <w:qFormat/>
+    <w:pPr>
+      <w:pBdr/>
+      <w:spacing/>
+      <w:ind/>
+    </w:pPr>
+    <w:rPr>
+      <w:rFonts w:cs="OpenSymbol"/>
+    </w:rPr>
+  </w:style>
+  <w:style w:type="character" w:styleId="1038" w:customStyle="1">
     <w:name w:val="Bullet Symbols"/>
-    <w:basedOn w:val="1006"/>
+    <w:basedOn w:val="1010"/>
     <w:qFormat/>
     <w:pPr>
       <w:pBdr/>
@@ -43418,7 +43466,7 @@
       <w:rFonts w:ascii="OpenSymbol" w:hAnsi="OpenSymbol" w:eastAsia="OpenSymbol" w:cs="OpenSymbol"/>
     </w:rPr>
   </w:style>
-  <w:style w:type="character" w:styleId="1035" w:default="1">
+  <w:style w:type="character" w:styleId="1039" w:default="1">
     <w:name w:val="Default Paragraph Font"/>
     <w:uiPriority w:val="1"/>
     <w:semiHidden/>
@@ -43429,7 +43477,7 @@
       <w:ind/>
     </w:pPr>
   </w:style>
-  <w:style w:type="numbering" w:styleId="1036" w:default="1">
+  <w:style w:type="numbering" w:styleId="1040" w:default="1">
     <w:name w:val="No List"/>
     <w:uiPriority w:val="99"/>
     <w:semiHidden/>
@@ -43440,7 +43488,7 @@
       <w:ind/>
     </w:pPr>
   </w:style>
-  <w:style w:type="table" w:styleId="1037" w:default="1">
+  <w:style w:type="table" w:styleId="1041" w:default="1">
     <w:name w:val="Normal Table"/>
     <w:uiPriority w:val="99"/>
     <w:semiHidden/>
